--- a/docs/qms/evidence-2026/QMS_Word/ISO9001_Clause_Mapping.docx
+++ b/docs/qms/evidence-2026/QMS_Word/ISO9001_Clause_Mapping.docx
@@ -17,20 +17,20 @@
     </w:p>
     <w:tbl>
       <w:tblPr>
-        <w:tblW w:w="9617" w:type="dxa"/>
+        <w:tblW w:w="5000" w:type="pct"/>
         <w:jc w:val="left"/>
-        <w:tblInd w:w="0" w:type="dxa"/>
+        <w:tblInd w:w="-7" w:type="dxa"/>
         <w:tblLayout w:type="fixed"/>
         <w:tblCellMar>
-          <w:top w:w="28" w:type="dxa"/>
-          <w:left w:w="28" w:type="dxa"/>
-          <w:bottom w:w="28" w:type="dxa"/>
-          <w:right w:w="28" w:type="dxa"/>
+          <w:top w:w="60" w:type="dxa"/>
+          <w:left w:w="60" w:type="dxa"/>
+          <w:bottom w:w="60" w:type="dxa"/>
+          <w:right w:w="60" w:type="dxa"/>
         </w:tblCellMar>
       </w:tblPr>
       <w:tblGrid>
-        <w:gridCol w:w="1156"/>
-        <w:gridCol w:w="8461"/>
+        <w:gridCol w:w="1397"/>
+        <w:gridCol w:w="9941"/>
       </w:tblGrid>
       <w:tr>
         <w:trPr>
@@ -38,44 +38,60 @@
         </w:trPr>
         <w:tc>
           <w:tcPr>
-            <w:tcW w:w="1156" w:type="dxa"/>
-            <w:tcBorders/>
+            <w:tcW w:w="1397" w:type="dxa"/>
+            <w:tcBorders>
+              <w:top w:val="single" w:sz="6" w:space="0" w:color="BFC7D5"/>
+              <w:left w:val="single" w:sz="6" w:space="0" w:color="BFC7D5"/>
+              <w:bottom w:val="single" w:sz="2" w:space="0" w:color="BFC7D5"/>
+              <w:right w:val="single" w:sz="6" w:space="0" w:color="BFC7D5"/>
+            </w:tcBorders>
+            <w:shd w:fill="1F3A5F" w:val="clear"/>
             <w:vAlign w:val="center"/>
           </w:tcPr>
           <w:p>
             <w:pPr>
               <w:pStyle w:val="TableHeading"/>
-              <w:suppressLineNumbers/>
-              <w:shd w:fill="1F3A5F" w:val="clear"/>
-              <w:bidi w:val="0"/>
-              <w:spacing w:before="0" w:after="283"/>
-              <w:jc w:val="center"/>
-              <w:rPr/>
-            </w:pPr>
-            <w:r>
-              <w:rPr/>
+              <w:bidi w:val="0"/>
+              <w:spacing w:before="0" w:after="283"/>
+              <w:jc w:val="left"/>
+              <w:rPr>
+                <w:color w:val="FFFFFF"/>
+              </w:rPr>
+            </w:pPr>
+            <w:r>
+              <w:rPr>
+                <w:color w:val="FFFFFF"/>
+              </w:rPr>
               <w:t>Field</w:t>
             </w:r>
           </w:p>
         </w:tc>
         <w:tc>
           <w:tcPr>
-            <w:tcW w:w="8461" w:type="dxa"/>
-            <w:tcBorders/>
+            <w:tcW w:w="9941" w:type="dxa"/>
+            <w:tcBorders>
+              <w:top w:val="single" w:sz="6" w:space="0" w:color="BFC7D5"/>
+              <w:left w:val="single" w:sz="2" w:space="0" w:color="BFC7D5"/>
+              <w:bottom w:val="single" w:sz="2" w:space="0" w:color="BFC7D5"/>
+              <w:right w:val="single" w:sz="6" w:space="0" w:color="BFC7D5"/>
+            </w:tcBorders>
+            <w:shd w:fill="1F3A5F" w:val="clear"/>
             <w:vAlign w:val="center"/>
           </w:tcPr>
           <w:p>
             <w:pPr>
               <w:pStyle w:val="TableHeading"/>
-              <w:suppressLineNumbers/>
-              <w:shd w:fill="1F3A5F" w:val="clear"/>
-              <w:bidi w:val="0"/>
-              <w:spacing w:before="0" w:after="283"/>
-              <w:jc w:val="center"/>
-              <w:rPr/>
-            </w:pPr>
-            <w:r>
-              <w:rPr/>
+              <w:bidi w:val="0"/>
+              <w:spacing w:before="0" w:after="283"/>
+              <w:jc w:val="left"/>
+              <w:rPr>
+                <w:color w:val="FFFFFF"/>
+              </w:rPr>
+            </w:pPr>
+            <w:r>
+              <w:rPr>
+                <w:color w:val="FFFFFF"/>
+              </w:rPr>
               <w:t>Value</w:t>
             </w:r>
           </w:p>
@@ -85,8 +101,12 @@
         <w:trPr/>
         <w:tc>
           <w:tcPr>
-            <w:tcW w:w="1156" w:type="dxa"/>
-            <w:tcBorders/>
+            <w:tcW w:w="1397" w:type="dxa"/>
+            <w:tcBorders>
+              <w:left w:val="single" w:sz="6" w:space="0" w:color="BFC7D5"/>
+              <w:bottom w:val="single" w:sz="2" w:space="0" w:color="BFC7D5"/>
+              <w:right w:val="single" w:sz="6" w:space="0" w:color="BFC7D5"/>
+            </w:tcBorders>
             <w:vAlign w:val="center"/>
           </w:tcPr>
           <w:p>
@@ -105,8 +125,12 @@
         </w:tc>
         <w:tc>
           <w:tcPr>
-            <w:tcW w:w="8461" w:type="dxa"/>
-            <w:tcBorders/>
+            <w:tcW w:w="9941" w:type="dxa"/>
+            <w:tcBorders>
+              <w:left w:val="single" w:sz="2" w:space="0" w:color="BFC7D5"/>
+              <w:bottom w:val="single" w:sz="2" w:space="0" w:color="BFC7D5"/>
+              <w:right w:val="single" w:sz="6" w:space="0" w:color="BFC7D5"/>
+            </w:tcBorders>
             <w:vAlign w:val="center"/>
           </w:tcPr>
           <w:p>
@@ -128,8 +152,12 @@
         <w:trPr/>
         <w:tc>
           <w:tcPr>
-            <w:tcW w:w="1156" w:type="dxa"/>
-            <w:tcBorders/>
+            <w:tcW w:w="1397" w:type="dxa"/>
+            <w:tcBorders>
+              <w:left w:val="single" w:sz="6" w:space="0" w:color="BFC7D5"/>
+              <w:bottom w:val="single" w:sz="2" w:space="0" w:color="BFC7D5"/>
+              <w:right w:val="single" w:sz="6" w:space="0" w:color="BFC7D5"/>
+            </w:tcBorders>
             <w:vAlign w:val="center"/>
           </w:tcPr>
           <w:p>
@@ -148,8 +176,12 @@
         </w:tc>
         <w:tc>
           <w:tcPr>
-            <w:tcW w:w="8461" w:type="dxa"/>
-            <w:tcBorders/>
+            <w:tcW w:w="9941" w:type="dxa"/>
+            <w:tcBorders>
+              <w:left w:val="single" w:sz="2" w:space="0" w:color="BFC7D5"/>
+              <w:bottom w:val="single" w:sz="2" w:space="0" w:color="BFC7D5"/>
+              <w:right w:val="single" w:sz="6" w:space="0" w:color="BFC7D5"/>
+            </w:tcBorders>
             <w:vAlign w:val="center"/>
           </w:tcPr>
           <w:p>
@@ -171,8 +203,12 @@
         <w:trPr/>
         <w:tc>
           <w:tcPr>
-            <w:tcW w:w="1156" w:type="dxa"/>
-            <w:tcBorders/>
+            <w:tcW w:w="1397" w:type="dxa"/>
+            <w:tcBorders>
+              <w:left w:val="single" w:sz="6" w:space="0" w:color="BFC7D5"/>
+              <w:bottom w:val="single" w:sz="2" w:space="0" w:color="BFC7D5"/>
+              <w:right w:val="single" w:sz="6" w:space="0" w:color="BFC7D5"/>
+            </w:tcBorders>
             <w:vAlign w:val="center"/>
           </w:tcPr>
           <w:p>
@@ -191,8 +227,12 @@
         </w:tc>
         <w:tc>
           <w:tcPr>
-            <w:tcW w:w="8461" w:type="dxa"/>
-            <w:tcBorders/>
+            <w:tcW w:w="9941" w:type="dxa"/>
+            <w:tcBorders>
+              <w:left w:val="single" w:sz="2" w:space="0" w:color="BFC7D5"/>
+              <w:bottom w:val="single" w:sz="2" w:space="0" w:color="BFC7D5"/>
+              <w:right w:val="single" w:sz="6" w:space="0" w:color="BFC7D5"/>
+            </w:tcBorders>
             <w:vAlign w:val="center"/>
           </w:tcPr>
           <w:p>
@@ -220,8 +260,12 @@
         <w:trPr/>
         <w:tc>
           <w:tcPr>
-            <w:tcW w:w="1156" w:type="dxa"/>
-            <w:tcBorders/>
+            <w:tcW w:w="1397" w:type="dxa"/>
+            <w:tcBorders>
+              <w:left w:val="single" w:sz="6" w:space="0" w:color="BFC7D5"/>
+              <w:bottom w:val="single" w:sz="2" w:space="0" w:color="BFC7D5"/>
+              <w:right w:val="single" w:sz="6" w:space="0" w:color="BFC7D5"/>
+            </w:tcBorders>
             <w:vAlign w:val="center"/>
           </w:tcPr>
           <w:p>
@@ -240,21 +284,25 @@
         </w:tc>
         <w:tc>
           <w:tcPr>
-            <w:tcW w:w="8461" w:type="dxa"/>
-            <w:tcBorders/>
-            <w:vAlign w:val="center"/>
-          </w:tcPr>
-          <w:p>
-            <w:pPr>
-              <w:pStyle w:val="TableContents"/>
-              <w:bidi w:val="0"/>
-              <w:spacing w:before="0" w:after="283"/>
-              <w:jc w:val="left"/>
-              <w:rPr/>
-            </w:pPr>
-            <w:r>
-              <w:rPr/>
-              <w:t>Managing Director</w:t>
+            <w:tcW w:w="9941" w:type="dxa"/>
+            <w:tcBorders>
+              <w:left w:val="single" w:sz="2" w:space="0" w:color="BFC7D5"/>
+              <w:bottom w:val="single" w:sz="2" w:space="0" w:color="BFC7D5"/>
+              <w:right w:val="single" w:sz="6" w:space="0" w:color="BFC7D5"/>
+            </w:tcBorders>
+            <w:vAlign w:val="center"/>
+          </w:tcPr>
+          <w:p>
+            <w:pPr>
+              <w:pStyle w:val="TableContents"/>
+              <w:bidi w:val="0"/>
+              <w:spacing w:before="0" w:after="283"/>
+              <w:jc w:val="left"/>
+              <w:rPr/>
+            </w:pPr>
+            <w:r>
+              <w:rPr/>
+              <w:t>Managing Director (Anita Johan)</w:t>
             </w:r>
           </w:p>
         </w:tc>
@@ -263,8 +311,12 @@
         <w:trPr/>
         <w:tc>
           <w:tcPr>
-            <w:tcW w:w="1156" w:type="dxa"/>
-            <w:tcBorders/>
+            <w:tcW w:w="1397" w:type="dxa"/>
+            <w:tcBorders>
+              <w:left w:val="single" w:sz="6" w:space="0" w:color="BFC7D5"/>
+              <w:bottom w:val="single" w:sz="6" w:space="0" w:color="BFC7D5"/>
+              <w:right w:val="single" w:sz="6" w:space="0" w:color="BFC7D5"/>
+            </w:tcBorders>
             <w:vAlign w:val="center"/>
           </w:tcPr>
           <w:p>
@@ -283,8 +335,12 @@
         </w:tc>
         <w:tc>
           <w:tcPr>
-            <w:tcW w:w="8461" w:type="dxa"/>
-            <w:tcBorders/>
+            <w:tcW w:w="9941" w:type="dxa"/>
+            <w:tcBorders>
+              <w:left w:val="single" w:sz="2" w:space="0" w:color="BFC7D5"/>
+              <w:bottom w:val="single" w:sz="6" w:space="0" w:color="BFC7D5"/>
+              <w:right w:val="single" w:sz="6" w:space="0" w:color="BFC7D5"/>
+            </w:tcBorders>
             <w:vAlign w:val="center"/>
           </w:tcPr>
           <w:p>
@@ -528,23 +584,23 @@
     </w:p>
     <w:tbl>
       <w:tblPr>
-        <w:tblW w:w="11339" w:type="dxa"/>
+        <w:tblW w:w="5000" w:type="pct"/>
         <w:jc w:val="left"/>
-        <w:tblInd w:w="0" w:type="dxa"/>
+        <w:tblInd w:w="-7" w:type="dxa"/>
         <w:tblLayout w:type="fixed"/>
         <w:tblCellMar>
-          <w:top w:w="28" w:type="dxa"/>
-          <w:left w:w="28" w:type="dxa"/>
-          <w:bottom w:w="28" w:type="dxa"/>
-          <w:right w:w="28" w:type="dxa"/>
+          <w:top w:w="60" w:type="dxa"/>
+          <w:left w:w="60" w:type="dxa"/>
+          <w:bottom w:w="60" w:type="dxa"/>
+          <w:right w:w="60" w:type="dxa"/>
         </w:tblCellMar>
       </w:tblPr>
       <w:tblGrid>
-        <w:gridCol w:w="706"/>
-        <w:gridCol w:w="2313"/>
-        <w:gridCol w:w="1317"/>
-        <w:gridCol w:w="6341"/>
-        <w:gridCol w:w="662"/>
+        <w:gridCol w:w="739"/>
+        <w:gridCol w:w="2321"/>
+        <w:gridCol w:w="1343"/>
+        <w:gridCol w:w="6268"/>
+        <w:gridCol w:w="668"/>
       </w:tblGrid>
       <w:tr>
         <w:trPr>
@@ -552,110 +608,150 @@
         </w:trPr>
         <w:tc>
           <w:tcPr>
-            <w:tcW w:w="706" w:type="dxa"/>
-            <w:tcBorders/>
+            <w:tcW w:w="739" w:type="dxa"/>
+            <w:tcBorders>
+              <w:top w:val="single" w:sz="6" w:space="0" w:color="BFC7D5"/>
+              <w:left w:val="single" w:sz="6" w:space="0" w:color="BFC7D5"/>
+              <w:bottom w:val="single" w:sz="2" w:space="0" w:color="BFC7D5"/>
+              <w:right w:val="single" w:sz="6" w:space="0" w:color="BFC7D5"/>
+            </w:tcBorders>
+            <w:shd w:fill="1F3A5F" w:val="clear"/>
             <w:vAlign w:val="center"/>
           </w:tcPr>
           <w:p>
             <w:pPr>
               <w:pStyle w:val="TableHeading"/>
-              <w:suppressLineNumbers/>
-              <w:shd w:fill="1F3A5F" w:val="clear"/>
-              <w:bidi w:val="0"/>
-              <w:spacing w:before="0" w:after="283"/>
-              <w:jc w:val="center"/>
-              <w:rPr/>
-            </w:pPr>
-            <w:r>
-              <w:rPr/>
+              <w:bidi w:val="0"/>
+              <w:spacing w:before="0" w:after="283"/>
+              <w:jc w:val="left"/>
+              <w:rPr>
+                <w:color w:val="FFFFFF"/>
+              </w:rPr>
+            </w:pPr>
+            <w:r>
+              <w:rPr>
+                <w:color w:val="FFFFFF"/>
+              </w:rPr>
               <w:t>Clause</w:t>
             </w:r>
           </w:p>
         </w:tc>
         <w:tc>
           <w:tcPr>
-            <w:tcW w:w="2313" w:type="dxa"/>
-            <w:tcBorders/>
+            <w:tcW w:w="2321" w:type="dxa"/>
+            <w:tcBorders>
+              <w:top w:val="single" w:sz="6" w:space="0" w:color="BFC7D5"/>
+              <w:left w:val="single" w:sz="2" w:space="0" w:color="BFC7D5"/>
+              <w:bottom w:val="single" w:sz="2" w:space="0" w:color="BFC7D5"/>
+              <w:right w:val="single" w:sz="6" w:space="0" w:color="BFC7D5"/>
+            </w:tcBorders>
+            <w:shd w:fill="1F3A5F" w:val="clear"/>
             <w:vAlign w:val="center"/>
           </w:tcPr>
           <w:p>
             <w:pPr>
               <w:pStyle w:val="TableHeading"/>
-              <w:suppressLineNumbers/>
-              <w:shd w:fill="1F3A5F" w:val="clear"/>
-              <w:bidi w:val="0"/>
-              <w:spacing w:before="0" w:after="283"/>
-              <w:jc w:val="center"/>
-              <w:rPr/>
-            </w:pPr>
-            <w:r>
-              <w:rPr/>
+              <w:bidi w:val="0"/>
+              <w:spacing w:before="0" w:after="283"/>
+              <w:jc w:val="left"/>
+              <w:rPr>
+                <w:color w:val="FFFFFF"/>
+              </w:rPr>
+            </w:pPr>
+            <w:r>
+              <w:rPr>
+                <w:color w:val="FFFFFF"/>
+              </w:rPr>
               <w:t>Requirement</w:t>
             </w:r>
           </w:p>
         </w:tc>
         <w:tc>
           <w:tcPr>
-            <w:tcW w:w="1317" w:type="dxa"/>
-            <w:tcBorders/>
+            <w:tcW w:w="1343" w:type="dxa"/>
+            <w:tcBorders>
+              <w:top w:val="single" w:sz="6" w:space="0" w:color="BFC7D5"/>
+              <w:left w:val="single" w:sz="2" w:space="0" w:color="BFC7D5"/>
+              <w:bottom w:val="single" w:sz="2" w:space="0" w:color="BFC7D5"/>
+              <w:right w:val="single" w:sz="6" w:space="0" w:color="BFC7D5"/>
+            </w:tcBorders>
+            <w:shd w:fill="1F3A5F" w:val="clear"/>
             <w:vAlign w:val="center"/>
           </w:tcPr>
           <w:p>
             <w:pPr>
               <w:pStyle w:val="TableHeading"/>
-              <w:suppressLineNumbers/>
-              <w:shd w:fill="1F3A5F" w:val="clear"/>
-              <w:bidi w:val="0"/>
-              <w:spacing w:before="0" w:after="283"/>
-              <w:jc w:val="center"/>
-              <w:rPr/>
-            </w:pPr>
-            <w:r>
-              <w:rPr/>
+              <w:bidi w:val="0"/>
+              <w:spacing w:before="0" w:after="283"/>
+              <w:jc w:val="left"/>
+              <w:rPr>
+                <w:color w:val="FFFFFF"/>
+              </w:rPr>
+            </w:pPr>
+            <w:r>
+              <w:rPr>
+                <w:color w:val="FFFFFF"/>
+              </w:rPr>
               <w:t>QMS document</w:t>
             </w:r>
           </w:p>
         </w:tc>
         <w:tc>
           <w:tcPr>
-            <w:tcW w:w="6341" w:type="dxa"/>
-            <w:tcBorders/>
+            <w:tcW w:w="6268" w:type="dxa"/>
+            <w:tcBorders>
+              <w:top w:val="single" w:sz="6" w:space="0" w:color="BFC7D5"/>
+              <w:left w:val="single" w:sz="2" w:space="0" w:color="BFC7D5"/>
+              <w:bottom w:val="single" w:sz="2" w:space="0" w:color="BFC7D5"/>
+              <w:right w:val="single" w:sz="6" w:space="0" w:color="BFC7D5"/>
+            </w:tcBorders>
+            <w:shd w:fill="1F3A5F" w:val="clear"/>
             <w:vAlign w:val="center"/>
           </w:tcPr>
           <w:p>
             <w:pPr>
               <w:pStyle w:val="TableHeading"/>
-              <w:suppressLineNumbers/>
-              <w:shd w:fill="1F3A5F" w:val="clear"/>
-              <w:bidi w:val="0"/>
-              <w:spacing w:before="0" w:after="283"/>
-              <w:jc w:val="center"/>
-              <w:rPr/>
-            </w:pPr>
-            <w:r>
-              <w:rPr/>
+              <w:bidi w:val="0"/>
+              <w:spacing w:before="0" w:after="283"/>
+              <w:jc w:val="left"/>
+              <w:rPr>
+                <w:color w:val="FFFFFF"/>
+              </w:rPr>
+            </w:pPr>
+            <w:r>
+              <w:rPr>
+                <w:color w:val="FFFFFF"/>
+              </w:rPr>
               <w:t>Objective evidence in this repository</w:t>
             </w:r>
           </w:p>
         </w:tc>
         <w:tc>
           <w:tcPr>
-            <w:tcW w:w="662" w:type="dxa"/>
-            <w:tcBorders/>
+            <w:tcW w:w="668" w:type="dxa"/>
+            <w:tcBorders>
+              <w:top w:val="single" w:sz="6" w:space="0" w:color="BFC7D5"/>
+              <w:left w:val="single" w:sz="2" w:space="0" w:color="BFC7D5"/>
+              <w:bottom w:val="single" w:sz="2" w:space="0" w:color="BFC7D5"/>
+              <w:right w:val="single" w:sz="6" w:space="0" w:color="BFC7D5"/>
+            </w:tcBorders>
+            <w:shd w:fill="1F3A5F" w:val="clear"/>
             <w:vAlign w:val="center"/>
           </w:tcPr>
           <w:p>
             <w:pPr>
               <w:pStyle w:val="TableHeading"/>
-              <w:suppressLineNumbers/>
-              <w:shd w:fill="1F3A5F" w:val="clear"/>
-              <w:bidi w:val="0"/>
-              <w:spacing w:before="0" w:after="283"/>
-              <w:jc w:val="center"/>
-              <w:rPr/>
-            </w:pPr>
-            <w:r>
-              <w:rPr/>
+              <w:bidi w:val="0"/>
+              <w:spacing w:before="0" w:after="283"/>
+              <w:jc w:val="left"/>
+              <w:rPr>
+                <w:color w:val="FFFFFF"/>
+              </w:rPr>
+            </w:pPr>
+            <w:r>
+              <w:rPr>
+                <w:color w:val="FFFFFF"/>
+              </w:rPr>
               <w:t>State</w:t>
             </w:r>
           </w:p>
@@ -665,8 +761,12 @@
         <w:trPr/>
         <w:tc>
           <w:tcPr>
-            <w:tcW w:w="706" w:type="dxa"/>
-            <w:tcBorders/>
+            <w:tcW w:w="739" w:type="dxa"/>
+            <w:tcBorders>
+              <w:left w:val="single" w:sz="6" w:space="0" w:color="BFC7D5"/>
+              <w:bottom w:val="single" w:sz="2" w:space="0" w:color="BFC7D5"/>
+              <w:right w:val="single" w:sz="6" w:space="0" w:color="BFC7D5"/>
+            </w:tcBorders>
             <w:vAlign w:val="center"/>
           </w:tcPr>
           <w:p>
@@ -685,8 +785,12 @@
         </w:tc>
         <w:tc>
           <w:tcPr>
-            <w:tcW w:w="2313" w:type="dxa"/>
-            <w:tcBorders/>
+            <w:tcW w:w="2321" w:type="dxa"/>
+            <w:tcBorders>
+              <w:left w:val="single" w:sz="2" w:space="0" w:color="BFC7D5"/>
+              <w:bottom w:val="single" w:sz="2" w:space="0" w:color="BFC7D5"/>
+              <w:right w:val="single" w:sz="6" w:space="0" w:color="BFC7D5"/>
+            </w:tcBorders>
             <w:vAlign w:val="center"/>
           </w:tcPr>
           <w:p>
@@ -705,8 +809,12 @@
         </w:tc>
         <w:tc>
           <w:tcPr>
-            <w:tcW w:w="1317" w:type="dxa"/>
-            <w:tcBorders/>
+            <w:tcW w:w="1343" w:type="dxa"/>
+            <w:tcBorders>
+              <w:left w:val="single" w:sz="2" w:space="0" w:color="BFC7D5"/>
+              <w:bottom w:val="single" w:sz="2" w:space="0" w:color="BFC7D5"/>
+              <w:right w:val="single" w:sz="6" w:space="0" w:color="BFC7D5"/>
+            </w:tcBorders>
             <w:vAlign w:val="center"/>
           </w:tcPr>
           <w:p>
@@ -725,8 +833,12 @@
         </w:tc>
         <w:tc>
           <w:tcPr>
-            <w:tcW w:w="6341" w:type="dxa"/>
-            <w:tcBorders/>
+            <w:tcW w:w="6268" w:type="dxa"/>
+            <w:tcBorders>
+              <w:left w:val="single" w:sz="2" w:space="0" w:color="BFC7D5"/>
+              <w:bottom w:val="single" w:sz="2" w:space="0" w:color="BFC7D5"/>
+              <w:right w:val="single" w:sz="6" w:space="0" w:color="BFC7D5"/>
+            </w:tcBorders>
             <w:vAlign w:val="center"/>
           </w:tcPr>
           <w:p>
@@ -801,8 +913,12 @@
         </w:tc>
         <w:tc>
           <w:tcPr>
-            <w:tcW w:w="662" w:type="dxa"/>
-            <w:tcBorders/>
+            <w:tcW w:w="668" w:type="dxa"/>
+            <w:tcBorders>
+              <w:left w:val="single" w:sz="2" w:space="0" w:color="BFC7D5"/>
+              <w:bottom w:val="single" w:sz="2" w:space="0" w:color="BFC7D5"/>
+              <w:right w:val="single" w:sz="6" w:space="0" w:color="BFC7D5"/>
+            </w:tcBorders>
             <w:vAlign w:val="center"/>
           </w:tcPr>
           <w:p>
@@ -824,8 +940,12 @@
         <w:trPr/>
         <w:tc>
           <w:tcPr>
-            <w:tcW w:w="706" w:type="dxa"/>
-            <w:tcBorders/>
+            <w:tcW w:w="739" w:type="dxa"/>
+            <w:tcBorders>
+              <w:left w:val="single" w:sz="6" w:space="0" w:color="BFC7D5"/>
+              <w:bottom w:val="single" w:sz="2" w:space="0" w:color="BFC7D5"/>
+              <w:right w:val="single" w:sz="6" w:space="0" w:color="BFC7D5"/>
+            </w:tcBorders>
             <w:vAlign w:val="center"/>
           </w:tcPr>
           <w:p>
@@ -844,8 +964,12 @@
         </w:tc>
         <w:tc>
           <w:tcPr>
-            <w:tcW w:w="2313" w:type="dxa"/>
-            <w:tcBorders/>
+            <w:tcW w:w="2321" w:type="dxa"/>
+            <w:tcBorders>
+              <w:left w:val="single" w:sz="2" w:space="0" w:color="BFC7D5"/>
+              <w:bottom w:val="single" w:sz="2" w:space="0" w:color="BFC7D5"/>
+              <w:right w:val="single" w:sz="6" w:space="0" w:color="BFC7D5"/>
+            </w:tcBorders>
             <w:vAlign w:val="center"/>
           </w:tcPr>
           <w:p>
@@ -864,8 +988,12 @@
         </w:tc>
         <w:tc>
           <w:tcPr>
-            <w:tcW w:w="1317" w:type="dxa"/>
-            <w:tcBorders/>
+            <w:tcW w:w="1343" w:type="dxa"/>
+            <w:tcBorders>
+              <w:left w:val="single" w:sz="2" w:space="0" w:color="BFC7D5"/>
+              <w:bottom w:val="single" w:sz="2" w:space="0" w:color="BFC7D5"/>
+              <w:right w:val="single" w:sz="6" w:space="0" w:color="BFC7D5"/>
+            </w:tcBorders>
             <w:vAlign w:val="center"/>
           </w:tcPr>
           <w:p>
@@ -884,8 +1012,12 @@
         </w:tc>
         <w:tc>
           <w:tcPr>
-            <w:tcW w:w="6341" w:type="dxa"/>
-            <w:tcBorders/>
+            <w:tcW w:w="6268" w:type="dxa"/>
+            <w:tcBorders>
+              <w:left w:val="single" w:sz="2" w:space="0" w:color="BFC7D5"/>
+              <w:bottom w:val="single" w:sz="2" w:space="0" w:color="BFC7D5"/>
+              <w:right w:val="single" w:sz="6" w:space="0" w:color="BFC7D5"/>
+            </w:tcBorders>
             <w:vAlign w:val="center"/>
           </w:tcPr>
           <w:p>
@@ -920,8 +1052,12 @@
         </w:tc>
         <w:tc>
           <w:tcPr>
-            <w:tcW w:w="662" w:type="dxa"/>
-            <w:tcBorders/>
+            <w:tcW w:w="668" w:type="dxa"/>
+            <w:tcBorders>
+              <w:left w:val="single" w:sz="2" w:space="0" w:color="BFC7D5"/>
+              <w:bottom w:val="single" w:sz="2" w:space="0" w:color="BFC7D5"/>
+              <w:right w:val="single" w:sz="6" w:space="0" w:color="BFC7D5"/>
+            </w:tcBorders>
             <w:vAlign w:val="center"/>
           </w:tcPr>
           <w:p>
@@ -943,8 +1079,12 @@
         <w:trPr/>
         <w:tc>
           <w:tcPr>
-            <w:tcW w:w="706" w:type="dxa"/>
-            <w:tcBorders/>
+            <w:tcW w:w="739" w:type="dxa"/>
+            <w:tcBorders>
+              <w:left w:val="single" w:sz="6" w:space="0" w:color="BFC7D5"/>
+              <w:bottom w:val="single" w:sz="2" w:space="0" w:color="BFC7D5"/>
+              <w:right w:val="single" w:sz="6" w:space="0" w:color="BFC7D5"/>
+            </w:tcBorders>
             <w:vAlign w:val="center"/>
           </w:tcPr>
           <w:p>
@@ -963,8 +1103,12 @@
         </w:tc>
         <w:tc>
           <w:tcPr>
-            <w:tcW w:w="2313" w:type="dxa"/>
-            <w:tcBorders/>
+            <w:tcW w:w="2321" w:type="dxa"/>
+            <w:tcBorders>
+              <w:left w:val="single" w:sz="2" w:space="0" w:color="BFC7D5"/>
+              <w:bottom w:val="single" w:sz="2" w:space="0" w:color="BFC7D5"/>
+              <w:right w:val="single" w:sz="6" w:space="0" w:color="BFC7D5"/>
+            </w:tcBorders>
             <w:vAlign w:val="center"/>
           </w:tcPr>
           <w:p>
@@ -983,8 +1127,12 @@
         </w:tc>
         <w:tc>
           <w:tcPr>
-            <w:tcW w:w="1317" w:type="dxa"/>
-            <w:tcBorders/>
+            <w:tcW w:w="1343" w:type="dxa"/>
+            <w:tcBorders>
+              <w:left w:val="single" w:sz="2" w:space="0" w:color="BFC7D5"/>
+              <w:bottom w:val="single" w:sz="2" w:space="0" w:color="BFC7D5"/>
+              <w:right w:val="single" w:sz="6" w:space="0" w:color="BFC7D5"/>
+            </w:tcBorders>
             <w:vAlign w:val="center"/>
           </w:tcPr>
           <w:p>
@@ -1003,8 +1151,12 @@
         </w:tc>
         <w:tc>
           <w:tcPr>
-            <w:tcW w:w="6341" w:type="dxa"/>
-            <w:tcBorders/>
+            <w:tcW w:w="6268" w:type="dxa"/>
+            <w:tcBorders>
+              <w:left w:val="single" w:sz="2" w:space="0" w:color="BFC7D5"/>
+              <w:bottom w:val="single" w:sz="2" w:space="0" w:color="BFC7D5"/>
+              <w:right w:val="single" w:sz="6" w:space="0" w:color="BFC7D5"/>
+            </w:tcBorders>
             <w:vAlign w:val="center"/>
           </w:tcPr>
           <w:p>
@@ -1023,8 +1175,12 @@
         </w:tc>
         <w:tc>
           <w:tcPr>
-            <w:tcW w:w="662" w:type="dxa"/>
-            <w:tcBorders/>
+            <w:tcW w:w="668" w:type="dxa"/>
+            <w:tcBorders>
+              <w:left w:val="single" w:sz="2" w:space="0" w:color="BFC7D5"/>
+              <w:bottom w:val="single" w:sz="2" w:space="0" w:color="BFC7D5"/>
+              <w:right w:val="single" w:sz="6" w:space="0" w:color="BFC7D5"/>
+            </w:tcBorders>
             <w:vAlign w:val="center"/>
           </w:tcPr>
           <w:p>
@@ -1046,8 +1202,12 @@
         <w:trPr/>
         <w:tc>
           <w:tcPr>
-            <w:tcW w:w="706" w:type="dxa"/>
-            <w:tcBorders/>
+            <w:tcW w:w="739" w:type="dxa"/>
+            <w:tcBorders>
+              <w:left w:val="single" w:sz="6" w:space="0" w:color="BFC7D5"/>
+              <w:bottom w:val="single" w:sz="6" w:space="0" w:color="BFC7D5"/>
+              <w:right w:val="single" w:sz="6" w:space="0" w:color="BFC7D5"/>
+            </w:tcBorders>
             <w:vAlign w:val="center"/>
           </w:tcPr>
           <w:p>
@@ -1066,8 +1226,12 @@
         </w:tc>
         <w:tc>
           <w:tcPr>
-            <w:tcW w:w="2313" w:type="dxa"/>
-            <w:tcBorders/>
+            <w:tcW w:w="2321" w:type="dxa"/>
+            <w:tcBorders>
+              <w:left w:val="single" w:sz="2" w:space="0" w:color="BFC7D5"/>
+              <w:bottom w:val="single" w:sz="6" w:space="0" w:color="BFC7D5"/>
+              <w:right w:val="single" w:sz="6" w:space="0" w:color="BFC7D5"/>
+            </w:tcBorders>
             <w:vAlign w:val="center"/>
           </w:tcPr>
           <w:p>
@@ -1086,8 +1250,12 @@
         </w:tc>
         <w:tc>
           <w:tcPr>
-            <w:tcW w:w="1317" w:type="dxa"/>
-            <w:tcBorders/>
+            <w:tcW w:w="1343" w:type="dxa"/>
+            <w:tcBorders>
+              <w:left w:val="single" w:sz="2" w:space="0" w:color="BFC7D5"/>
+              <w:bottom w:val="single" w:sz="6" w:space="0" w:color="BFC7D5"/>
+              <w:right w:val="single" w:sz="6" w:space="0" w:color="BFC7D5"/>
+            </w:tcBorders>
             <w:vAlign w:val="center"/>
           </w:tcPr>
           <w:p>
@@ -1106,8 +1274,12 @@
         </w:tc>
         <w:tc>
           <w:tcPr>
-            <w:tcW w:w="6341" w:type="dxa"/>
-            <w:tcBorders/>
+            <w:tcW w:w="6268" w:type="dxa"/>
+            <w:tcBorders>
+              <w:left w:val="single" w:sz="2" w:space="0" w:color="BFC7D5"/>
+              <w:bottom w:val="single" w:sz="6" w:space="0" w:color="BFC7D5"/>
+              <w:right w:val="single" w:sz="6" w:space="0" w:color="BFC7D5"/>
+            </w:tcBorders>
             <w:vAlign w:val="center"/>
           </w:tcPr>
           <w:p>
@@ -1126,8 +1298,12 @@
         </w:tc>
         <w:tc>
           <w:tcPr>
-            <w:tcW w:w="662" w:type="dxa"/>
-            <w:tcBorders/>
+            <w:tcW w:w="668" w:type="dxa"/>
+            <w:tcBorders>
+              <w:left w:val="single" w:sz="2" w:space="0" w:color="BFC7D5"/>
+              <w:bottom w:val="single" w:sz="6" w:space="0" w:color="BFC7D5"/>
+              <w:right w:val="single" w:sz="6" w:space="0" w:color="BFC7D5"/>
+            </w:tcBorders>
             <w:vAlign w:val="center"/>
           </w:tcPr>
           <w:p>
@@ -1160,23 +1336,23 @@
     </w:p>
     <w:tbl>
       <w:tblPr>
-        <w:tblW w:w="11339" w:type="dxa"/>
+        <w:tblW w:w="5000" w:type="pct"/>
         <w:jc w:val="left"/>
-        <w:tblInd w:w="0" w:type="dxa"/>
+        <w:tblInd w:w="-7" w:type="dxa"/>
         <w:tblLayout w:type="fixed"/>
         <w:tblCellMar>
-          <w:top w:w="28" w:type="dxa"/>
-          <w:left w:w="28" w:type="dxa"/>
-          <w:bottom w:w="28" w:type="dxa"/>
-          <w:right w:w="28" w:type="dxa"/>
+          <w:top w:w="60" w:type="dxa"/>
+          <w:left w:w="60" w:type="dxa"/>
+          <w:bottom w:w="60" w:type="dxa"/>
+          <w:right w:w="60" w:type="dxa"/>
         </w:tblCellMar>
       </w:tblPr>
       <w:tblGrid>
-        <w:gridCol w:w="706"/>
-        <w:gridCol w:w="1910"/>
-        <w:gridCol w:w="1233"/>
-        <w:gridCol w:w="6827"/>
-        <w:gridCol w:w="663"/>
+        <w:gridCol w:w="739"/>
+        <w:gridCol w:w="1932"/>
+        <w:gridCol w:w="1262"/>
+        <w:gridCol w:w="6738"/>
+        <w:gridCol w:w="668"/>
       </w:tblGrid>
       <w:tr>
         <w:trPr>
@@ -1184,110 +1360,150 @@
         </w:trPr>
         <w:tc>
           <w:tcPr>
-            <w:tcW w:w="706" w:type="dxa"/>
-            <w:tcBorders/>
+            <w:tcW w:w="739" w:type="dxa"/>
+            <w:tcBorders>
+              <w:top w:val="single" w:sz="6" w:space="0" w:color="BFC7D5"/>
+              <w:left w:val="single" w:sz="6" w:space="0" w:color="BFC7D5"/>
+              <w:bottom w:val="single" w:sz="2" w:space="0" w:color="BFC7D5"/>
+              <w:right w:val="single" w:sz="6" w:space="0" w:color="BFC7D5"/>
+            </w:tcBorders>
+            <w:shd w:fill="1F3A5F" w:val="clear"/>
             <w:vAlign w:val="center"/>
           </w:tcPr>
           <w:p>
             <w:pPr>
               <w:pStyle w:val="TableHeading"/>
-              <w:suppressLineNumbers/>
-              <w:shd w:fill="1F3A5F" w:val="clear"/>
-              <w:bidi w:val="0"/>
-              <w:spacing w:before="0" w:after="283"/>
-              <w:jc w:val="center"/>
-              <w:rPr/>
-            </w:pPr>
-            <w:r>
-              <w:rPr/>
+              <w:bidi w:val="0"/>
+              <w:spacing w:before="0" w:after="283"/>
+              <w:jc w:val="left"/>
+              <w:rPr>
+                <w:color w:val="FFFFFF"/>
+              </w:rPr>
+            </w:pPr>
+            <w:r>
+              <w:rPr>
+                <w:color w:val="FFFFFF"/>
+              </w:rPr>
               <w:t>Clause</w:t>
             </w:r>
           </w:p>
         </w:tc>
         <w:tc>
           <w:tcPr>
-            <w:tcW w:w="1910" w:type="dxa"/>
-            <w:tcBorders/>
+            <w:tcW w:w="1932" w:type="dxa"/>
+            <w:tcBorders>
+              <w:top w:val="single" w:sz="6" w:space="0" w:color="BFC7D5"/>
+              <w:left w:val="single" w:sz="2" w:space="0" w:color="BFC7D5"/>
+              <w:bottom w:val="single" w:sz="2" w:space="0" w:color="BFC7D5"/>
+              <w:right w:val="single" w:sz="6" w:space="0" w:color="BFC7D5"/>
+            </w:tcBorders>
+            <w:shd w:fill="1F3A5F" w:val="clear"/>
             <w:vAlign w:val="center"/>
           </w:tcPr>
           <w:p>
             <w:pPr>
               <w:pStyle w:val="TableHeading"/>
-              <w:suppressLineNumbers/>
-              <w:shd w:fill="1F3A5F" w:val="clear"/>
-              <w:bidi w:val="0"/>
-              <w:spacing w:before="0" w:after="283"/>
-              <w:jc w:val="center"/>
-              <w:rPr/>
-            </w:pPr>
-            <w:r>
-              <w:rPr/>
+              <w:bidi w:val="0"/>
+              <w:spacing w:before="0" w:after="283"/>
+              <w:jc w:val="left"/>
+              <w:rPr>
+                <w:color w:val="FFFFFF"/>
+              </w:rPr>
+            </w:pPr>
+            <w:r>
+              <w:rPr>
+                <w:color w:val="FFFFFF"/>
+              </w:rPr>
               <w:t>Requirement</w:t>
             </w:r>
           </w:p>
         </w:tc>
         <w:tc>
           <w:tcPr>
-            <w:tcW w:w="1233" w:type="dxa"/>
-            <w:tcBorders/>
+            <w:tcW w:w="1262" w:type="dxa"/>
+            <w:tcBorders>
+              <w:top w:val="single" w:sz="6" w:space="0" w:color="BFC7D5"/>
+              <w:left w:val="single" w:sz="2" w:space="0" w:color="BFC7D5"/>
+              <w:bottom w:val="single" w:sz="2" w:space="0" w:color="BFC7D5"/>
+              <w:right w:val="single" w:sz="6" w:space="0" w:color="BFC7D5"/>
+            </w:tcBorders>
+            <w:shd w:fill="1F3A5F" w:val="clear"/>
             <w:vAlign w:val="center"/>
           </w:tcPr>
           <w:p>
             <w:pPr>
               <w:pStyle w:val="TableHeading"/>
-              <w:suppressLineNumbers/>
-              <w:shd w:fill="1F3A5F" w:val="clear"/>
-              <w:bidi w:val="0"/>
-              <w:spacing w:before="0" w:after="283"/>
-              <w:jc w:val="center"/>
-              <w:rPr/>
-            </w:pPr>
-            <w:r>
-              <w:rPr/>
+              <w:bidi w:val="0"/>
+              <w:spacing w:before="0" w:after="283"/>
+              <w:jc w:val="left"/>
+              <w:rPr>
+                <w:color w:val="FFFFFF"/>
+              </w:rPr>
+            </w:pPr>
+            <w:r>
+              <w:rPr>
+                <w:color w:val="FFFFFF"/>
+              </w:rPr>
               <w:t>QMS document</w:t>
             </w:r>
           </w:p>
         </w:tc>
         <w:tc>
           <w:tcPr>
-            <w:tcW w:w="6827" w:type="dxa"/>
-            <w:tcBorders/>
+            <w:tcW w:w="6738" w:type="dxa"/>
+            <w:tcBorders>
+              <w:top w:val="single" w:sz="6" w:space="0" w:color="BFC7D5"/>
+              <w:left w:val="single" w:sz="2" w:space="0" w:color="BFC7D5"/>
+              <w:bottom w:val="single" w:sz="2" w:space="0" w:color="BFC7D5"/>
+              <w:right w:val="single" w:sz="6" w:space="0" w:color="BFC7D5"/>
+            </w:tcBorders>
+            <w:shd w:fill="1F3A5F" w:val="clear"/>
             <w:vAlign w:val="center"/>
           </w:tcPr>
           <w:p>
             <w:pPr>
               <w:pStyle w:val="TableHeading"/>
-              <w:suppressLineNumbers/>
-              <w:shd w:fill="1F3A5F" w:val="clear"/>
-              <w:bidi w:val="0"/>
-              <w:spacing w:before="0" w:after="283"/>
-              <w:jc w:val="center"/>
-              <w:rPr/>
-            </w:pPr>
-            <w:r>
-              <w:rPr/>
+              <w:bidi w:val="0"/>
+              <w:spacing w:before="0" w:after="283"/>
+              <w:jc w:val="left"/>
+              <w:rPr>
+                <w:color w:val="FFFFFF"/>
+              </w:rPr>
+            </w:pPr>
+            <w:r>
+              <w:rPr>
+                <w:color w:val="FFFFFF"/>
+              </w:rPr>
               <w:t>Objective evidence</w:t>
             </w:r>
           </w:p>
         </w:tc>
         <w:tc>
           <w:tcPr>
-            <w:tcW w:w="663" w:type="dxa"/>
-            <w:tcBorders/>
+            <w:tcW w:w="668" w:type="dxa"/>
+            <w:tcBorders>
+              <w:top w:val="single" w:sz="6" w:space="0" w:color="BFC7D5"/>
+              <w:left w:val="single" w:sz="2" w:space="0" w:color="BFC7D5"/>
+              <w:bottom w:val="single" w:sz="2" w:space="0" w:color="BFC7D5"/>
+              <w:right w:val="single" w:sz="6" w:space="0" w:color="BFC7D5"/>
+            </w:tcBorders>
+            <w:shd w:fill="1F3A5F" w:val="clear"/>
             <w:vAlign w:val="center"/>
           </w:tcPr>
           <w:p>
             <w:pPr>
               <w:pStyle w:val="TableHeading"/>
-              <w:suppressLineNumbers/>
-              <w:shd w:fill="1F3A5F" w:val="clear"/>
-              <w:bidi w:val="0"/>
-              <w:spacing w:before="0" w:after="283"/>
-              <w:jc w:val="center"/>
-              <w:rPr/>
-            </w:pPr>
-            <w:r>
-              <w:rPr/>
+              <w:bidi w:val="0"/>
+              <w:spacing w:before="0" w:after="283"/>
+              <w:jc w:val="left"/>
+              <w:rPr>
+                <w:color w:val="FFFFFF"/>
+              </w:rPr>
+            </w:pPr>
+            <w:r>
+              <w:rPr>
+                <w:color w:val="FFFFFF"/>
+              </w:rPr>
               <w:t>State</w:t>
             </w:r>
           </w:p>
@@ -1297,8 +1513,12 @@
         <w:trPr/>
         <w:tc>
           <w:tcPr>
-            <w:tcW w:w="706" w:type="dxa"/>
-            <w:tcBorders/>
+            <w:tcW w:w="739" w:type="dxa"/>
+            <w:tcBorders>
+              <w:left w:val="single" w:sz="6" w:space="0" w:color="BFC7D5"/>
+              <w:bottom w:val="single" w:sz="2" w:space="0" w:color="BFC7D5"/>
+              <w:right w:val="single" w:sz="6" w:space="0" w:color="BFC7D5"/>
+            </w:tcBorders>
             <w:vAlign w:val="center"/>
           </w:tcPr>
           <w:p>
@@ -1317,8 +1537,12 @@
         </w:tc>
         <w:tc>
           <w:tcPr>
-            <w:tcW w:w="1910" w:type="dxa"/>
-            <w:tcBorders/>
+            <w:tcW w:w="1932" w:type="dxa"/>
+            <w:tcBorders>
+              <w:left w:val="single" w:sz="2" w:space="0" w:color="BFC7D5"/>
+              <w:bottom w:val="single" w:sz="2" w:space="0" w:color="BFC7D5"/>
+              <w:right w:val="single" w:sz="6" w:space="0" w:color="BFC7D5"/>
+            </w:tcBorders>
             <w:vAlign w:val="center"/>
           </w:tcPr>
           <w:p>
@@ -1337,8 +1561,12 @@
         </w:tc>
         <w:tc>
           <w:tcPr>
-            <w:tcW w:w="1233" w:type="dxa"/>
-            <w:tcBorders/>
+            <w:tcW w:w="1262" w:type="dxa"/>
+            <w:tcBorders>
+              <w:left w:val="single" w:sz="2" w:space="0" w:color="BFC7D5"/>
+              <w:bottom w:val="single" w:sz="2" w:space="0" w:color="BFC7D5"/>
+              <w:right w:val="single" w:sz="6" w:space="0" w:color="BFC7D5"/>
+            </w:tcBorders>
             <w:vAlign w:val="center"/>
           </w:tcPr>
           <w:p>
@@ -1357,8 +1585,12 @@
         </w:tc>
         <w:tc>
           <w:tcPr>
-            <w:tcW w:w="6827" w:type="dxa"/>
-            <w:tcBorders/>
+            <w:tcW w:w="6738" w:type="dxa"/>
+            <w:tcBorders>
+              <w:left w:val="single" w:sz="2" w:space="0" w:color="BFC7D5"/>
+              <w:bottom w:val="single" w:sz="2" w:space="0" w:color="BFC7D5"/>
+              <w:right w:val="single" w:sz="6" w:space="0" w:color="BFC7D5"/>
+            </w:tcBorders>
             <w:vAlign w:val="center"/>
           </w:tcPr>
           <w:p>
@@ -1377,8 +1609,12 @@
         </w:tc>
         <w:tc>
           <w:tcPr>
-            <w:tcW w:w="663" w:type="dxa"/>
-            <w:tcBorders/>
+            <w:tcW w:w="668" w:type="dxa"/>
+            <w:tcBorders>
+              <w:left w:val="single" w:sz="2" w:space="0" w:color="BFC7D5"/>
+              <w:bottom w:val="single" w:sz="2" w:space="0" w:color="BFC7D5"/>
+              <w:right w:val="single" w:sz="6" w:space="0" w:color="BFC7D5"/>
+            </w:tcBorders>
             <w:vAlign w:val="center"/>
           </w:tcPr>
           <w:p>
@@ -1400,8 +1636,12 @@
         <w:trPr/>
         <w:tc>
           <w:tcPr>
-            <w:tcW w:w="706" w:type="dxa"/>
-            <w:tcBorders/>
+            <w:tcW w:w="739" w:type="dxa"/>
+            <w:tcBorders>
+              <w:left w:val="single" w:sz="6" w:space="0" w:color="BFC7D5"/>
+              <w:bottom w:val="single" w:sz="2" w:space="0" w:color="BFC7D5"/>
+              <w:right w:val="single" w:sz="6" w:space="0" w:color="BFC7D5"/>
+            </w:tcBorders>
             <w:vAlign w:val="center"/>
           </w:tcPr>
           <w:p>
@@ -1420,8 +1660,12 @@
         </w:tc>
         <w:tc>
           <w:tcPr>
-            <w:tcW w:w="1910" w:type="dxa"/>
-            <w:tcBorders/>
+            <w:tcW w:w="1932" w:type="dxa"/>
+            <w:tcBorders>
+              <w:left w:val="single" w:sz="2" w:space="0" w:color="BFC7D5"/>
+              <w:bottom w:val="single" w:sz="2" w:space="0" w:color="BFC7D5"/>
+              <w:right w:val="single" w:sz="6" w:space="0" w:color="BFC7D5"/>
+            </w:tcBorders>
             <w:vAlign w:val="center"/>
           </w:tcPr>
           <w:p>
@@ -1440,8 +1684,12 @@
         </w:tc>
         <w:tc>
           <w:tcPr>
-            <w:tcW w:w="1233" w:type="dxa"/>
-            <w:tcBorders/>
+            <w:tcW w:w="1262" w:type="dxa"/>
+            <w:tcBorders>
+              <w:left w:val="single" w:sz="2" w:space="0" w:color="BFC7D5"/>
+              <w:bottom w:val="single" w:sz="2" w:space="0" w:color="BFC7D5"/>
+              <w:right w:val="single" w:sz="6" w:space="0" w:color="BFC7D5"/>
+            </w:tcBorders>
             <w:vAlign w:val="center"/>
           </w:tcPr>
           <w:p>
@@ -1460,8 +1708,12 @@
         </w:tc>
         <w:tc>
           <w:tcPr>
-            <w:tcW w:w="6827" w:type="dxa"/>
-            <w:tcBorders/>
+            <w:tcW w:w="6738" w:type="dxa"/>
+            <w:tcBorders>
+              <w:left w:val="single" w:sz="2" w:space="0" w:color="BFC7D5"/>
+              <w:bottom w:val="single" w:sz="2" w:space="0" w:color="BFC7D5"/>
+              <w:right w:val="single" w:sz="6" w:space="0" w:color="BFC7D5"/>
+            </w:tcBorders>
             <w:vAlign w:val="center"/>
           </w:tcPr>
           <w:p>
@@ -1496,8 +1748,12 @@
         </w:tc>
         <w:tc>
           <w:tcPr>
-            <w:tcW w:w="663" w:type="dxa"/>
-            <w:tcBorders/>
+            <w:tcW w:w="668" w:type="dxa"/>
+            <w:tcBorders>
+              <w:left w:val="single" w:sz="2" w:space="0" w:color="BFC7D5"/>
+              <w:bottom w:val="single" w:sz="2" w:space="0" w:color="BFC7D5"/>
+              <w:right w:val="single" w:sz="6" w:space="0" w:color="BFC7D5"/>
+            </w:tcBorders>
             <w:vAlign w:val="center"/>
           </w:tcPr>
           <w:p>
@@ -1519,8 +1775,12 @@
         <w:trPr/>
         <w:tc>
           <w:tcPr>
-            <w:tcW w:w="706" w:type="dxa"/>
-            <w:tcBorders/>
+            <w:tcW w:w="739" w:type="dxa"/>
+            <w:tcBorders>
+              <w:left w:val="single" w:sz="6" w:space="0" w:color="BFC7D5"/>
+              <w:bottom w:val="single" w:sz="2" w:space="0" w:color="BFC7D5"/>
+              <w:right w:val="single" w:sz="6" w:space="0" w:color="BFC7D5"/>
+            </w:tcBorders>
             <w:vAlign w:val="center"/>
           </w:tcPr>
           <w:p>
@@ -1539,8 +1799,12 @@
         </w:tc>
         <w:tc>
           <w:tcPr>
-            <w:tcW w:w="1910" w:type="dxa"/>
-            <w:tcBorders/>
+            <w:tcW w:w="1932" w:type="dxa"/>
+            <w:tcBorders>
+              <w:left w:val="single" w:sz="2" w:space="0" w:color="BFC7D5"/>
+              <w:bottom w:val="single" w:sz="2" w:space="0" w:color="BFC7D5"/>
+              <w:right w:val="single" w:sz="6" w:space="0" w:color="BFC7D5"/>
+            </w:tcBorders>
             <w:vAlign w:val="center"/>
           </w:tcPr>
           <w:p>
@@ -1559,8 +1823,12 @@
         </w:tc>
         <w:tc>
           <w:tcPr>
-            <w:tcW w:w="1233" w:type="dxa"/>
-            <w:tcBorders/>
+            <w:tcW w:w="1262" w:type="dxa"/>
+            <w:tcBorders>
+              <w:left w:val="single" w:sz="2" w:space="0" w:color="BFC7D5"/>
+              <w:bottom w:val="single" w:sz="2" w:space="0" w:color="BFC7D5"/>
+              <w:right w:val="single" w:sz="6" w:space="0" w:color="BFC7D5"/>
+            </w:tcBorders>
             <w:vAlign w:val="center"/>
           </w:tcPr>
           <w:p>
@@ -1579,8 +1847,12 @@
         </w:tc>
         <w:tc>
           <w:tcPr>
-            <w:tcW w:w="6827" w:type="dxa"/>
-            <w:tcBorders/>
+            <w:tcW w:w="6738" w:type="dxa"/>
+            <w:tcBorders>
+              <w:left w:val="single" w:sz="2" w:space="0" w:color="BFC7D5"/>
+              <w:bottom w:val="single" w:sz="2" w:space="0" w:color="BFC7D5"/>
+              <w:right w:val="single" w:sz="6" w:space="0" w:color="BFC7D5"/>
+            </w:tcBorders>
             <w:vAlign w:val="center"/>
           </w:tcPr>
           <w:p>
@@ -1605,8 +1877,12 @@
         </w:tc>
         <w:tc>
           <w:tcPr>
-            <w:tcW w:w="663" w:type="dxa"/>
-            <w:tcBorders/>
+            <w:tcW w:w="668" w:type="dxa"/>
+            <w:tcBorders>
+              <w:left w:val="single" w:sz="2" w:space="0" w:color="BFC7D5"/>
+              <w:bottom w:val="single" w:sz="2" w:space="0" w:color="BFC7D5"/>
+              <w:right w:val="single" w:sz="6" w:space="0" w:color="BFC7D5"/>
+            </w:tcBorders>
             <w:vAlign w:val="center"/>
           </w:tcPr>
           <w:p>
@@ -1628,8 +1904,12 @@
         <w:trPr/>
         <w:tc>
           <w:tcPr>
-            <w:tcW w:w="706" w:type="dxa"/>
-            <w:tcBorders/>
+            <w:tcW w:w="739" w:type="dxa"/>
+            <w:tcBorders>
+              <w:left w:val="single" w:sz="6" w:space="0" w:color="BFC7D5"/>
+              <w:bottom w:val="single" w:sz="2" w:space="0" w:color="BFC7D5"/>
+              <w:right w:val="single" w:sz="6" w:space="0" w:color="BFC7D5"/>
+            </w:tcBorders>
             <w:vAlign w:val="center"/>
           </w:tcPr>
           <w:p>
@@ -1648,8 +1928,12 @@
         </w:tc>
         <w:tc>
           <w:tcPr>
-            <w:tcW w:w="1910" w:type="dxa"/>
-            <w:tcBorders/>
+            <w:tcW w:w="1932" w:type="dxa"/>
+            <w:tcBorders>
+              <w:left w:val="single" w:sz="2" w:space="0" w:color="BFC7D5"/>
+              <w:bottom w:val="single" w:sz="2" w:space="0" w:color="BFC7D5"/>
+              <w:right w:val="single" w:sz="6" w:space="0" w:color="BFC7D5"/>
+            </w:tcBorders>
             <w:vAlign w:val="center"/>
           </w:tcPr>
           <w:p>
@@ -1668,8 +1952,12 @@
         </w:tc>
         <w:tc>
           <w:tcPr>
-            <w:tcW w:w="1233" w:type="dxa"/>
-            <w:tcBorders/>
+            <w:tcW w:w="1262" w:type="dxa"/>
+            <w:tcBorders>
+              <w:left w:val="single" w:sz="2" w:space="0" w:color="BFC7D5"/>
+              <w:bottom w:val="single" w:sz="2" w:space="0" w:color="BFC7D5"/>
+              <w:right w:val="single" w:sz="6" w:space="0" w:color="BFC7D5"/>
+            </w:tcBorders>
             <w:vAlign w:val="center"/>
           </w:tcPr>
           <w:p>
@@ -1688,8 +1976,12 @@
         </w:tc>
         <w:tc>
           <w:tcPr>
-            <w:tcW w:w="6827" w:type="dxa"/>
-            <w:tcBorders/>
+            <w:tcW w:w="6738" w:type="dxa"/>
+            <w:tcBorders>
+              <w:left w:val="single" w:sz="2" w:space="0" w:color="BFC7D5"/>
+              <w:bottom w:val="single" w:sz="2" w:space="0" w:color="BFC7D5"/>
+              <w:right w:val="single" w:sz="6" w:space="0" w:color="BFC7D5"/>
+            </w:tcBorders>
             <w:vAlign w:val="center"/>
           </w:tcPr>
           <w:p>
@@ -1708,8 +2000,12 @@
         </w:tc>
         <w:tc>
           <w:tcPr>
-            <w:tcW w:w="663" w:type="dxa"/>
-            <w:tcBorders/>
+            <w:tcW w:w="668" w:type="dxa"/>
+            <w:tcBorders>
+              <w:left w:val="single" w:sz="2" w:space="0" w:color="BFC7D5"/>
+              <w:bottom w:val="single" w:sz="2" w:space="0" w:color="BFC7D5"/>
+              <w:right w:val="single" w:sz="6" w:space="0" w:color="BFC7D5"/>
+            </w:tcBorders>
             <w:vAlign w:val="center"/>
           </w:tcPr>
           <w:p>
@@ -1731,8 +2027,12 @@
         <w:trPr/>
         <w:tc>
           <w:tcPr>
-            <w:tcW w:w="706" w:type="dxa"/>
-            <w:tcBorders/>
+            <w:tcW w:w="739" w:type="dxa"/>
+            <w:tcBorders>
+              <w:left w:val="single" w:sz="6" w:space="0" w:color="BFC7D5"/>
+              <w:bottom w:val="single" w:sz="6" w:space="0" w:color="BFC7D5"/>
+              <w:right w:val="single" w:sz="6" w:space="0" w:color="BFC7D5"/>
+            </w:tcBorders>
             <w:vAlign w:val="center"/>
           </w:tcPr>
           <w:p>
@@ -1751,8 +2051,12 @@
         </w:tc>
         <w:tc>
           <w:tcPr>
-            <w:tcW w:w="1910" w:type="dxa"/>
-            <w:tcBorders/>
+            <w:tcW w:w="1932" w:type="dxa"/>
+            <w:tcBorders>
+              <w:left w:val="single" w:sz="2" w:space="0" w:color="BFC7D5"/>
+              <w:bottom w:val="single" w:sz="6" w:space="0" w:color="BFC7D5"/>
+              <w:right w:val="single" w:sz="6" w:space="0" w:color="BFC7D5"/>
+            </w:tcBorders>
             <w:vAlign w:val="center"/>
           </w:tcPr>
           <w:p>
@@ -1771,8 +2075,12 @@
         </w:tc>
         <w:tc>
           <w:tcPr>
-            <w:tcW w:w="1233" w:type="dxa"/>
-            <w:tcBorders/>
+            <w:tcW w:w="1262" w:type="dxa"/>
+            <w:tcBorders>
+              <w:left w:val="single" w:sz="2" w:space="0" w:color="BFC7D5"/>
+              <w:bottom w:val="single" w:sz="6" w:space="0" w:color="BFC7D5"/>
+              <w:right w:val="single" w:sz="6" w:space="0" w:color="BFC7D5"/>
+            </w:tcBorders>
             <w:vAlign w:val="center"/>
           </w:tcPr>
           <w:p>
@@ -1791,8 +2099,12 @@
         </w:tc>
         <w:tc>
           <w:tcPr>
-            <w:tcW w:w="6827" w:type="dxa"/>
-            <w:tcBorders/>
+            <w:tcW w:w="6738" w:type="dxa"/>
+            <w:tcBorders>
+              <w:left w:val="single" w:sz="2" w:space="0" w:color="BFC7D5"/>
+              <w:bottom w:val="single" w:sz="6" w:space="0" w:color="BFC7D5"/>
+              <w:right w:val="single" w:sz="6" w:space="0" w:color="BFC7D5"/>
+            </w:tcBorders>
             <w:vAlign w:val="center"/>
           </w:tcPr>
           <w:p>
@@ -1811,8 +2123,12 @@
         </w:tc>
         <w:tc>
           <w:tcPr>
-            <w:tcW w:w="663" w:type="dxa"/>
-            <w:tcBorders/>
+            <w:tcW w:w="668" w:type="dxa"/>
+            <w:tcBorders>
+              <w:left w:val="single" w:sz="2" w:space="0" w:color="BFC7D5"/>
+              <w:bottom w:val="single" w:sz="6" w:space="0" w:color="BFC7D5"/>
+              <w:right w:val="single" w:sz="6" w:space="0" w:color="BFC7D5"/>
+            </w:tcBorders>
             <w:vAlign w:val="center"/>
           </w:tcPr>
           <w:p>
@@ -1845,23 +2161,23 @@
     </w:p>
     <w:tbl>
       <w:tblPr>
-        <w:tblW w:w="11339" w:type="dxa"/>
+        <w:tblW w:w="5000" w:type="pct"/>
         <w:jc w:val="left"/>
-        <w:tblInd w:w="0" w:type="dxa"/>
+        <w:tblInd w:w="-7" w:type="dxa"/>
         <w:tblLayout w:type="fixed"/>
         <w:tblCellMar>
-          <w:top w:w="28" w:type="dxa"/>
-          <w:left w:w="28" w:type="dxa"/>
-          <w:bottom w:w="28" w:type="dxa"/>
-          <w:right w:w="28" w:type="dxa"/>
+          <w:top w:w="60" w:type="dxa"/>
+          <w:left w:w="60" w:type="dxa"/>
+          <w:bottom w:w="60" w:type="dxa"/>
+          <w:right w:w="60" w:type="dxa"/>
         </w:tblCellMar>
       </w:tblPr>
       <w:tblGrid>
-        <w:gridCol w:w="831"/>
-        <w:gridCol w:w="2365"/>
-        <w:gridCol w:w="1276"/>
-        <w:gridCol w:w="6204"/>
-        <w:gridCol w:w="663"/>
+        <w:gridCol w:w="861"/>
+        <w:gridCol w:w="2375"/>
+        <w:gridCol w:w="1304"/>
+        <w:gridCol w:w="6130"/>
+        <w:gridCol w:w="669"/>
       </w:tblGrid>
       <w:tr>
         <w:trPr>
@@ -1869,110 +2185,150 @@
         </w:trPr>
         <w:tc>
           <w:tcPr>
-            <w:tcW w:w="831" w:type="dxa"/>
-            <w:tcBorders/>
+            <w:tcW w:w="861" w:type="dxa"/>
+            <w:tcBorders>
+              <w:top w:val="single" w:sz="6" w:space="0" w:color="BFC7D5"/>
+              <w:left w:val="single" w:sz="6" w:space="0" w:color="BFC7D5"/>
+              <w:bottom w:val="single" w:sz="2" w:space="0" w:color="BFC7D5"/>
+              <w:right w:val="single" w:sz="6" w:space="0" w:color="BFC7D5"/>
+            </w:tcBorders>
+            <w:shd w:fill="1F3A5F" w:val="clear"/>
             <w:vAlign w:val="center"/>
           </w:tcPr>
           <w:p>
             <w:pPr>
               <w:pStyle w:val="TableHeading"/>
-              <w:suppressLineNumbers/>
-              <w:shd w:fill="1F3A5F" w:val="clear"/>
-              <w:bidi w:val="0"/>
-              <w:spacing w:before="0" w:after="283"/>
-              <w:jc w:val="center"/>
-              <w:rPr/>
-            </w:pPr>
-            <w:r>
-              <w:rPr/>
+              <w:bidi w:val="0"/>
+              <w:spacing w:before="0" w:after="283"/>
+              <w:jc w:val="left"/>
+              <w:rPr>
+                <w:color w:val="FFFFFF"/>
+              </w:rPr>
+            </w:pPr>
+            <w:r>
+              <w:rPr>
+                <w:color w:val="FFFFFF"/>
+              </w:rPr>
               <w:t>Clause</w:t>
             </w:r>
           </w:p>
         </w:tc>
         <w:tc>
           <w:tcPr>
-            <w:tcW w:w="2365" w:type="dxa"/>
-            <w:tcBorders/>
+            <w:tcW w:w="2375" w:type="dxa"/>
+            <w:tcBorders>
+              <w:top w:val="single" w:sz="6" w:space="0" w:color="BFC7D5"/>
+              <w:left w:val="single" w:sz="2" w:space="0" w:color="BFC7D5"/>
+              <w:bottom w:val="single" w:sz="2" w:space="0" w:color="BFC7D5"/>
+              <w:right w:val="single" w:sz="6" w:space="0" w:color="BFC7D5"/>
+            </w:tcBorders>
+            <w:shd w:fill="1F3A5F" w:val="clear"/>
             <w:vAlign w:val="center"/>
           </w:tcPr>
           <w:p>
             <w:pPr>
               <w:pStyle w:val="TableHeading"/>
-              <w:suppressLineNumbers/>
-              <w:shd w:fill="1F3A5F" w:val="clear"/>
-              <w:bidi w:val="0"/>
-              <w:spacing w:before="0" w:after="283"/>
-              <w:jc w:val="center"/>
-              <w:rPr/>
-            </w:pPr>
-            <w:r>
-              <w:rPr/>
+              <w:bidi w:val="0"/>
+              <w:spacing w:before="0" w:after="283"/>
+              <w:jc w:val="left"/>
+              <w:rPr>
+                <w:color w:val="FFFFFF"/>
+              </w:rPr>
+            </w:pPr>
+            <w:r>
+              <w:rPr>
+                <w:color w:val="FFFFFF"/>
+              </w:rPr>
               <w:t>Requirement</w:t>
             </w:r>
           </w:p>
         </w:tc>
         <w:tc>
           <w:tcPr>
-            <w:tcW w:w="1276" w:type="dxa"/>
-            <w:tcBorders/>
+            <w:tcW w:w="1304" w:type="dxa"/>
+            <w:tcBorders>
+              <w:top w:val="single" w:sz="6" w:space="0" w:color="BFC7D5"/>
+              <w:left w:val="single" w:sz="2" w:space="0" w:color="BFC7D5"/>
+              <w:bottom w:val="single" w:sz="2" w:space="0" w:color="BFC7D5"/>
+              <w:right w:val="single" w:sz="6" w:space="0" w:color="BFC7D5"/>
+            </w:tcBorders>
+            <w:shd w:fill="1F3A5F" w:val="clear"/>
             <w:vAlign w:val="center"/>
           </w:tcPr>
           <w:p>
             <w:pPr>
               <w:pStyle w:val="TableHeading"/>
-              <w:suppressLineNumbers/>
-              <w:shd w:fill="1F3A5F" w:val="clear"/>
-              <w:bidi w:val="0"/>
-              <w:spacing w:before="0" w:after="283"/>
-              <w:jc w:val="center"/>
-              <w:rPr/>
-            </w:pPr>
-            <w:r>
-              <w:rPr/>
+              <w:bidi w:val="0"/>
+              <w:spacing w:before="0" w:after="283"/>
+              <w:jc w:val="left"/>
+              <w:rPr>
+                <w:color w:val="FFFFFF"/>
+              </w:rPr>
+            </w:pPr>
+            <w:r>
+              <w:rPr>
+                <w:color w:val="FFFFFF"/>
+              </w:rPr>
               <w:t>QMS document</w:t>
             </w:r>
           </w:p>
         </w:tc>
         <w:tc>
           <w:tcPr>
-            <w:tcW w:w="6204" w:type="dxa"/>
-            <w:tcBorders/>
+            <w:tcW w:w="6130" w:type="dxa"/>
+            <w:tcBorders>
+              <w:top w:val="single" w:sz="6" w:space="0" w:color="BFC7D5"/>
+              <w:left w:val="single" w:sz="2" w:space="0" w:color="BFC7D5"/>
+              <w:bottom w:val="single" w:sz="2" w:space="0" w:color="BFC7D5"/>
+              <w:right w:val="single" w:sz="6" w:space="0" w:color="BFC7D5"/>
+            </w:tcBorders>
+            <w:shd w:fill="1F3A5F" w:val="clear"/>
             <w:vAlign w:val="center"/>
           </w:tcPr>
           <w:p>
             <w:pPr>
               <w:pStyle w:val="TableHeading"/>
-              <w:suppressLineNumbers/>
-              <w:shd w:fill="1F3A5F" w:val="clear"/>
-              <w:bidi w:val="0"/>
-              <w:spacing w:before="0" w:after="283"/>
-              <w:jc w:val="center"/>
-              <w:rPr/>
-            </w:pPr>
-            <w:r>
-              <w:rPr/>
+              <w:bidi w:val="0"/>
+              <w:spacing w:before="0" w:after="283"/>
+              <w:jc w:val="left"/>
+              <w:rPr>
+                <w:color w:val="FFFFFF"/>
+              </w:rPr>
+            </w:pPr>
+            <w:r>
+              <w:rPr>
+                <w:color w:val="FFFFFF"/>
+              </w:rPr>
               <w:t>Objective evidence</w:t>
             </w:r>
           </w:p>
         </w:tc>
         <w:tc>
           <w:tcPr>
-            <w:tcW w:w="663" w:type="dxa"/>
-            <w:tcBorders/>
+            <w:tcW w:w="669" w:type="dxa"/>
+            <w:tcBorders>
+              <w:top w:val="single" w:sz="6" w:space="0" w:color="BFC7D5"/>
+              <w:left w:val="single" w:sz="2" w:space="0" w:color="BFC7D5"/>
+              <w:bottom w:val="single" w:sz="2" w:space="0" w:color="BFC7D5"/>
+              <w:right w:val="single" w:sz="6" w:space="0" w:color="BFC7D5"/>
+            </w:tcBorders>
+            <w:shd w:fill="1F3A5F" w:val="clear"/>
             <w:vAlign w:val="center"/>
           </w:tcPr>
           <w:p>
             <w:pPr>
               <w:pStyle w:val="TableHeading"/>
-              <w:suppressLineNumbers/>
-              <w:shd w:fill="1F3A5F" w:val="clear"/>
-              <w:bidi w:val="0"/>
-              <w:spacing w:before="0" w:after="283"/>
-              <w:jc w:val="center"/>
-              <w:rPr/>
-            </w:pPr>
-            <w:r>
-              <w:rPr/>
+              <w:bidi w:val="0"/>
+              <w:spacing w:before="0" w:after="283"/>
+              <w:jc w:val="left"/>
+              <w:rPr>
+                <w:color w:val="FFFFFF"/>
+              </w:rPr>
+            </w:pPr>
+            <w:r>
+              <w:rPr>
+                <w:color w:val="FFFFFF"/>
+              </w:rPr>
               <w:t>State</w:t>
             </w:r>
           </w:p>
@@ -1982,8 +2338,12 @@
         <w:trPr/>
         <w:tc>
           <w:tcPr>
-            <w:tcW w:w="831" w:type="dxa"/>
-            <w:tcBorders/>
+            <w:tcW w:w="861" w:type="dxa"/>
+            <w:tcBorders>
+              <w:left w:val="single" w:sz="6" w:space="0" w:color="BFC7D5"/>
+              <w:bottom w:val="single" w:sz="2" w:space="0" w:color="BFC7D5"/>
+              <w:right w:val="single" w:sz="6" w:space="0" w:color="BFC7D5"/>
+            </w:tcBorders>
             <w:vAlign w:val="center"/>
           </w:tcPr>
           <w:p>
@@ -2002,8 +2362,12 @@
         </w:tc>
         <w:tc>
           <w:tcPr>
-            <w:tcW w:w="2365" w:type="dxa"/>
-            <w:tcBorders/>
+            <w:tcW w:w="2375" w:type="dxa"/>
+            <w:tcBorders>
+              <w:left w:val="single" w:sz="2" w:space="0" w:color="BFC7D5"/>
+              <w:bottom w:val="single" w:sz="2" w:space="0" w:color="BFC7D5"/>
+              <w:right w:val="single" w:sz="6" w:space="0" w:color="BFC7D5"/>
+            </w:tcBorders>
             <w:vAlign w:val="center"/>
           </w:tcPr>
           <w:p>
@@ -2022,8 +2386,12 @@
         </w:tc>
         <w:tc>
           <w:tcPr>
-            <w:tcW w:w="1276" w:type="dxa"/>
-            <w:tcBorders/>
+            <w:tcW w:w="1304" w:type="dxa"/>
+            <w:tcBorders>
+              <w:left w:val="single" w:sz="2" w:space="0" w:color="BFC7D5"/>
+              <w:bottom w:val="single" w:sz="2" w:space="0" w:color="BFC7D5"/>
+              <w:right w:val="single" w:sz="6" w:space="0" w:color="BFC7D5"/>
+            </w:tcBorders>
             <w:vAlign w:val="center"/>
           </w:tcPr>
           <w:p>
@@ -2048,8 +2416,12 @@
         </w:tc>
         <w:tc>
           <w:tcPr>
-            <w:tcW w:w="6204" w:type="dxa"/>
-            <w:tcBorders/>
+            <w:tcW w:w="6130" w:type="dxa"/>
+            <w:tcBorders>
+              <w:left w:val="single" w:sz="2" w:space="0" w:color="BFC7D5"/>
+              <w:bottom w:val="single" w:sz="2" w:space="0" w:color="BFC7D5"/>
+              <w:right w:val="single" w:sz="6" w:space="0" w:color="BFC7D5"/>
+            </w:tcBorders>
             <w:vAlign w:val="center"/>
           </w:tcPr>
           <w:p>
@@ -2090,8 +2462,12 @@
         </w:tc>
         <w:tc>
           <w:tcPr>
-            <w:tcW w:w="663" w:type="dxa"/>
-            <w:tcBorders/>
+            <w:tcW w:w="669" w:type="dxa"/>
+            <w:tcBorders>
+              <w:left w:val="single" w:sz="2" w:space="0" w:color="BFC7D5"/>
+              <w:bottom w:val="single" w:sz="2" w:space="0" w:color="BFC7D5"/>
+              <w:right w:val="single" w:sz="6" w:space="0" w:color="BFC7D5"/>
+            </w:tcBorders>
             <w:vAlign w:val="center"/>
           </w:tcPr>
           <w:p>
@@ -2113,8 +2489,12 @@
         <w:trPr/>
         <w:tc>
           <w:tcPr>
-            <w:tcW w:w="831" w:type="dxa"/>
-            <w:tcBorders/>
+            <w:tcW w:w="861" w:type="dxa"/>
+            <w:tcBorders>
+              <w:left w:val="single" w:sz="6" w:space="0" w:color="BFC7D5"/>
+              <w:bottom w:val="single" w:sz="2" w:space="0" w:color="BFC7D5"/>
+              <w:right w:val="single" w:sz="6" w:space="0" w:color="BFC7D5"/>
+            </w:tcBorders>
             <w:vAlign w:val="center"/>
           </w:tcPr>
           <w:p>
@@ -2133,8 +2513,12 @@
         </w:tc>
         <w:tc>
           <w:tcPr>
-            <w:tcW w:w="2365" w:type="dxa"/>
-            <w:tcBorders/>
+            <w:tcW w:w="2375" w:type="dxa"/>
+            <w:tcBorders>
+              <w:left w:val="single" w:sz="2" w:space="0" w:color="BFC7D5"/>
+              <w:bottom w:val="single" w:sz="2" w:space="0" w:color="BFC7D5"/>
+              <w:right w:val="single" w:sz="6" w:space="0" w:color="BFC7D5"/>
+            </w:tcBorders>
             <w:vAlign w:val="center"/>
           </w:tcPr>
           <w:p>
@@ -2153,8 +2537,12 @@
         </w:tc>
         <w:tc>
           <w:tcPr>
-            <w:tcW w:w="1276" w:type="dxa"/>
-            <w:tcBorders/>
+            <w:tcW w:w="1304" w:type="dxa"/>
+            <w:tcBorders>
+              <w:left w:val="single" w:sz="2" w:space="0" w:color="BFC7D5"/>
+              <w:bottom w:val="single" w:sz="2" w:space="0" w:color="BFC7D5"/>
+              <w:right w:val="single" w:sz="6" w:space="0" w:color="BFC7D5"/>
+            </w:tcBorders>
             <w:vAlign w:val="center"/>
           </w:tcPr>
           <w:p>
@@ -2173,8 +2561,12 @@
         </w:tc>
         <w:tc>
           <w:tcPr>
-            <w:tcW w:w="6204" w:type="dxa"/>
-            <w:tcBorders/>
+            <w:tcW w:w="6130" w:type="dxa"/>
+            <w:tcBorders>
+              <w:left w:val="single" w:sz="2" w:space="0" w:color="BFC7D5"/>
+              <w:bottom w:val="single" w:sz="2" w:space="0" w:color="BFC7D5"/>
+              <w:right w:val="single" w:sz="6" w:space="0" w:color="BFC7D5"/>
+            </w:tcBorders>
             <w:vAlign w:val="center"/>
           </w:tcPr>
           <w:p>
@@ -2193,8 +2585,12 @@
         </w:tc>
         <w:tc>
           <w:tcPr>
-            <w:tcW w:w="663" w:type="dxa"/>
-            <w:tcBorders/>
+            <w:tcW w:w="669" w:type="dxa"/>
+            <w:tcBorders>
+              <w:left w:val="single" w:sz="2" w:space="0" w:color="BFC7D5"/>
+              <w:bottom w:val="single" w:sz="2" w:space="0" w:color="BFC7D5"/>
+              <w:right w:val="single" w:sz="6" w:space="0" w:color="BFC7D5"/>
+            </w:tcBorders>
             <w:vAlign w:val="center"/>
           </w:tcPr>
           <w:p>
@@ -2216,8 +2612,12 @@
         <w:trPr/>
         <w:tc>
           <w:tcPr>
-            <w:tcW w:w="831" w:type="dxa"/>
-            <w:tcBorders/>
+            <w:tcW w:w="861" w:type="dxa"/>
+            <w:tcBorders>
+              <w:left w:val="single" w:sz="6" w:space="0" w:color="BFC7D5"/>
+              <w:bottom w:val="single" w:sz="6" w:space="0" w:color="BFC7D5"/>
+              <w:right w:val="single" w:sz="6" w:space="0" w:color="BFC7D5"/>
+            </w:tcBorders>
             <w:vAlign w:val="center"/>
           </w:tcPr>
           <w:p>
@@ -2236,8 +2636,12 @@
         </w:tc>
         <w:tc>
           <w:tcPr>
-            <w:tcW w:w="2365" w:type="dxa"/>
-            <w:tcBorders/>
+            <w:tcW w:w="2375" w:type="dxa"/>
+            <w:tcBorders>
+              <w:left w:val="single" w:sz="2" w:space="0" w:color="BFC7D5"/>
+              <w:bottom w:val="single" w:sz="6" w:space="0" w:color="BFC7D5"/>
+              <w:right w:val="single" w:sz="6" w:space="0" w:color="BFC7D5"/>
+            </w:tcBorders>
             <w:vAlign w:val="center"/>
           </w:tcPr>
           <w:p>
@@ -2256,8 +2660,12 @@
         </w:tc>
         <w:tc>
           <w:tcPr>
-            <w:tcW w:w="1276" w:type="dxa"/>
-            <w:tcBorders/>
+            <w:tcW w:w="1304" w:type="dxa"/>
+            <w:tcBorders>
+              <w:left w:val="single" w:sz="2" w:space="0" w:color="BFC7D5"/>
+              <w:bottom w:val="single" w:sz="6" w:space="0" w:color="BFC7D5"/>
+              <w:right w:val="single" w:sz="6" w:space="0" w:color="BFC7D5"/>
+            </w:tcBorders>
             <w:vAlign w:val="center"/>
           </w:tcPr>
           <w:p>
@@ -2276,8 +2684,12 @@
         </w:tc>
         <w:tc>
           <w:tcPr>
-            <w:tcW w:w="6204" w:type="dxa"/>
-            <w:tcBorders/>
+            <w:tcW w:w="6130" w:type="dxa"/>
+            <w:tcBorders>
+              <w:left w:val="single" w:sz="2" w:space="0" w:color="BFC7D5"/>
+              <w:bottom w:val="single" w:sz="6" w:space="0" w:color="BFC7D5"/>
+              <w:right w:val="single" w:sz="6" w:space="0" w:color="BFC7D5"/>
+            </w:tcBorders>
             <w:vAlign w:val="center"/>
           </w:tcPr>
           <w:p>
@@ -2296,8 +2708,12 @@
         </w:tc>
         <w:tc>
           <w:tcPr>
-            <w:tcW w:w="663" w:type="dxa"/>
-            <w:tcBorders/>
+            <w:tcW w:w="669" w:type="dxa"/>
+            <w:tcBorders>
+              <w:left w:val="single" w:sz="2" w:space="0" w:color="BFC7D5"/>
+              <w:bottom w:val="single" w:sz="6" w:space="0" w:color="BFC7D5"/>
+              <w:right w:val="single" w:sz="6" w:space="0" w:color="BFC7D5"/>
+            </w:tcBorders>
             <w:vAlign w:val="center"/>
           </w:tcPr>
           <w:p>
@@ -2330,23 +2746,23 @@
     </w:p>
     <w:tbl>
       <w:tblPr>
-        <w:tblW w:w="11339" w:type="dxa"/>
+        <w:tblW w:w="5000" w:type="pct"/>
         <w:jc w:val="left"/>
-        <w:tblInd w:w="0" w:type="dxa"/>
+        <w:tblInd w:w="-7" w:type="dxa"/>
         <w:tblLayout w:type="fixed"/>
         <w:tblCellMar>
-          <w:top w:w="28" w:type="dxa"/>
-          <w:left w:w="28" w:type="dxa"/>
-          <w:bottom w:w="28" w:type="dxa"/>
-          <w:right w:w="28" w:type="dxa"/>
+          <w:top w:w="60" w:type="dxa"/>
+          <w:left w:w="60" w:type="dxa"/>
+          <w:bottom w:w="60" w:type="dxa"/>
+          <w:right w:w="60" w:type="dxa"/>
         </w:tblCellMar>
       </w:tblPr>
       <w:tblGrid>
-        <w:gridCol w:w="910"/>
-        <w:gridCol w:w="2050"/>
-        <w:gridCol w:w="1142"/>
-        <w:gridCol w:w="6154"/>
-        <w:gridCol w:w="1083"/>
+        <w:gridCol w:w="938"/>
+        <w:gridCol w:w="2065"/>
+        <w:gridCol w:w="1172"/>
+        <w:gridCol w:w="6074"/>
+        <w:gridCol w:w="1090"/>
       </w:tblGrid>
       <w:tr>
         <w:trPr>
@@ -2354,110 +2770,150 @@
         </w:trPr>
         <w:tc>
           <w:tcPr>
-            <w:tcW w:w="910" w:type="dxa"/>
-            <w:tcBorders/>
+            <w:tcW w:w="938" w:type="dxa"/>
+            <w:tcBorders>
+              <w:top w:val="single" w:sz="6" w:space="0" w:color="BFC7D5"/>
+              <w:left w:val="single" w:sz="6" w:space="0" w:color="BFC7D5"/>
+              <w:bottom w:val="single" w:sz="2" w:space="0" w:color="BFC7D5"/>
+              <w:right w:val="single" w:sz="6" w:space="0" w:color="BFC7D5"/>
+            </w:tcBorders>
+            <w:shd w:fill="1F3A5F" w:val="clear"/>
             <w:vAlign w:val="center"/>
           </w:tcPr>
           <w:p>
             <w:pPr>
               <w:pStyle w:val="TableHeading"/>
-              <w:suppressLineNumbers/>
-              <w:shd w:fill="1F3A5F" w:val="clear"/>
-              <w:bidi w:val="0"/>
-              <w:spacing w:before="0" w:after="283"/>
-              <w:jc w:val="center"/>
-              <w:rPr/>
-            </w:pPr>
-            <w:r>
-              <w:rPr/>
+              <w:bidi w:val="0"/>
+              <w:spacing w:before="0" w:after="283"/>
+              <w:jc w:val="left"/>
+              <w:rPr>
+                <w:color w:val="FFFFFF"/>
+              </w:rPr>
+            </w:pPr>
+            <w:r>
+              <w:rPr>
+                <w:color w:val="FFFFFF"/>
+              </w:rPr>
               <w:t>Clause</w:t>
             </w:r>
           </w:p>
         </w:tc>
         <w:tc>
           <w:tcPr>
-            <w:tcW w:w="2050" w:type="dxa"/>
-            <w:tcBorders/>
+            <w:tcW w:w="2065" w:type="dxa"/>
+            <w:tcBorders>
+              <w:top w:val="single" w:sz="6" w:space="0" w:color="BFC7D5"/>
+              <w:left w:val="single" w:sz="2" w:space="0" w:color="BFC7D5"/>
+              <w:bottom w:val="single" w:sz="2" w:space="0" w:color="BFC7D5"/>
+              <w:right w:val="single" w:sz="6" w:space="0" w:color="BFC7D5"/>
+            </w:tcBorders>
+            <w:shd w:fill="1F3A5F" w:val="clear"/>
             <w:vAlign w:val="center"/>
           </w:tcPr>
           <w:p>
             <w:pPr>
               <w:pStyle w:val="TableHeading"/>
-              <w:suppressLineNumbers/>
-              <w:shd w:fill="1F3A5F" w:val="clear"/>
-              <w:bidi w:val="0"/>
-              <w:spacing w:before="0" w:after="283"/>
-              <w:jc w:val="center"/>
-              <w:rPr/>
-            </w:pPr>
-            <w:r>
-              <w:rPr/>
+              <w:bidi w:val="0"/>
+              <w:spacing w:before="0" w:after="283"/>
+              <w:jc w:val="left"/>
+              <w:rPr>
+                <w:color w:val="FFFFFF"/>
+              </w:rPr>
+            </w:pPr>
+            <w:r>
+              <w:rPr>
+                <w:color w:val="FFFFFF"/>
+              </w:rPr>
               <w:t>Requirement</w:t>
             </w:r>
           </w:p>
         </w:tc>
         <w:tc>
           <w:tcPr>
-            <w:tcW w:w="1142" w:type="dxa"/>
-            <w:tcBorders/>
+            <w:tcW w:w="1172" w:type="dxa"/>
+            <w:tcBorders>
+              <w:top w:val="single" w:sz="6" w:space="0" w:color="BFC7D5"/>
+              <w:left w:val="single" w:sz="2" w:space="0" w:color="BFC7D5"/>
+              <w:bottom w:val="single" w:sz="2" w:space="0" w:color="BFC7D5"/>
+              <w:right w:val="single" w:sz="6" w:space="0" w:color="BFC7D5"/>
+            </w:tcBorders>
+            <w:shd w:fill="1F3A5F" w:val="clear"/>
             <w:vAlign w:val="center"/>
           </w:tcPr>
           <w:p>
             <w:pPr>
               <w:pStyle w:val="TableHeading"/>
-              <w:suppressLineNumbers/>
-              <w:shd w:fill="1F3A5F" w:val="clear"/>
-              <w:bidi w:val="0"/>
-              <w:spacing w:before="0" w:after="283"/>
-              <w:jc w:val="center"/>
-              <w:rPr/>
-            </w:pPr>
-            <w:r>
-              <w:rPr/>
+              <w:bidi w:val="0"/>
+              <w:spacing w:before="0" w:after="283"/>
+              <w:jc w:val="left"/>
+              <w:rPr>
+                <w:color w:val="FFFFFF"/>
+              </w:rPr>
+            </w:pPr>
+            <w:r>
+              <w:rPr>
+                <w:color w:val="FFFFFF"/>
+              </w:rPr>
               <w:t>QMS document</w:t>
             </w:r>
           </w:p>
         </w:tc>
         <w:tc>
           <w:tcPr>
-            <w:tcW w:w="6154" w:type="dxa"/>
-            <w:tcBorders/>
+            <w:tcW w:w="6074" w:type="dxa"/>
+            <w:tcBorders>
+              <w:top w:val="single" w:sz="6" w:space="0" w:color="BFC7D5"/>
+              <w:left w:val="single" w:sz="2" w:space="0" w:color="BFC7D5"/>
+              <w:bottom w:val="single" w:sz="2" w:space="0" w:color="BFC7D5"/>
+              <w:right w:val="single" w:sz="6" w:space="0" w:color="BFC7D5"/>
+            </w:tcBorders>
+            <w:shd w:fill="1F3A5F" w:val="clear"/>
             <w:vAlign w:val="center"/>
           </w:tcPr>
           <w:p>
             <w:pPr>
               <w:pStyle w:val="TableHeading"/>
-              <w:suppressLineNumbers/>
-              <w:shd w:fill="1F3A5F" w:val="clear"/>
-              <w:bidi w:val="0"/>
-              <w:spacing w:before="0" w:after="283"/>
-              <w:jc w:val="center"/>
-              <w:rPr/>
-            </w:pPr>
-            <w:r>
-              <w:rPr/>
+              <w:bidi w:val="0"/>
+              <w:spacing w:before="0" w:after="283"/>
+              <w:jc w:val="left"/>
+              <w:rPr>
+                <w:color w:val="FFFFFF"/>
+              </w:rPr>
+            </w:pPr>
+            <w:r>
+              <w:rPr>
+                <w:color w:val="FFFFFF"/>
+              </w:rPr>
               <w:t>Objective evidence</w:t>
             </w:r>
           </w:p>
         </w:tc>
         <w:tc>
           <w:tcPr>
-            <w:tcW w:w="1083" w:type="dxa"/>
-            <w:tcBorders/>
+            <w:tcW w:w="1090" w:type="dxa"/>
+            <w:tcBorders>
+              <w:top w:val="single" w:sz="6" w:space="0" w:color="BFC7D5"/>
+              <w:left w:val="single" w:sz="2" w:space="0" w:color="BFC7D5"/>
+              <w:bottom w:val="single" w:sz="2" w:space="0" w:color="BFC7D5"/>
+              <w:right w:val="single" w:sz="6" w:space="0" w:color="BFC7D5"/>
+            </w:tcBorders>
+            <w:shd w:fill="1F3A5F" w:val="clear"/>
             <w:vAlign w:val="center"/>
           </w:tcPr>
           <w:p>
             <w:pPr>
               <w:pStyle w:val="TableHeading"/>
-              <w:suppressLineNumbers/>
-              <w:shd w:fill="1F3A5F" w:val="clear"/>
-              <w:bidi w:val="0"/>
-              <w:spacing w:before="0" w:after="283"/>
-              <w:jc w:val="center"/>
-              <w:rPr/>
-            </w:pPr>
-            <w:r>
-              <w:rPr/>
+              <w:bidi w:val="0"/>
+              <w:spacing w:before="0" w:after="283"/>
+              <w:jc w:val="left"/>
+              <w:rPr>
+                <w:color w:val="FFFFFF"/>
+              </w:rPr>
+            </w:pPr>
+            <w:r>
+              <w:rPr>
+                <w:color w:val="FFFFFF"/>
+              </w:rPr>
               <w:t>State</w:t>
             </w:r>
           </w:p>
@@ -2467,8 +2923,12 @@
         <w:trPr/>
         <w:tc>
           <w:tcPr>
-            <w:tcW w:w="910" w:type="dxa"/>
-            <w:tcBorders/>
+            <w:tcW w:w="938" w:type="dxa"/>
+            <w:tcBorders>
+              <w:left w:val="single" w:sz="6" w:space="0" w:color="BFC7D5"/>
+              <w:bottom w:val="single" w:sz="2" w:space="0" w:color="BFC7D5"/>
+              <w:right w:val="single" w:sz="6" w:space="0" w:color="BFC7D5"/>
+            </w:tcBorders>
             <w:vAlign w:val="center"/>
           </w:tcPr>
           <w:p>
@@ -2487,8 +2947,12 @@
         </w:tc>
         <w:tc>
           <w:tcPr>
-            <w:tcW w:w="2050" w:type="dxa"/>
-            <w:tcBorders/>
+            <w:tcW w:w="2065" w:type="dxa"/>
+            <w:tcBorders>
+              <w:left w:val="single" w:sz="2" w:space="0" w:color="BFC7D5"/>
+              <w:bottom w:val="single" w:sz="2" w:space="0" w:color="BFC7D5"/>
+              <w:right w:val="single" w:sz="6" w:space="0" w:color="BFC7D5"/>
+            </w:tcBorders>
             <w:vAlign w:val="center"/>
           </w:tcPr>
           <w:p>
@@ -2507,8 +2971,12 @@
         </w:tc>
         <w:tc>
           <w:tcPr>
-            <w:tcW w:w="1142" w:type="dxa"/>
-            <w:tcBorders/>
+            <w:tcW w:w="1172" w:type="dxa"/>
+            <w:tcBorders>
+              <w:left w:val="single" w:sz="2" w:space="0" w:color="BFC7D5"/>
+              <w:bottom w:val="single" w:sz="2" w:space="0" w:color="BFC7D5"/>
+              <w:right w:val="single" w:sz="6" w:space="0" w:color="BFC7D5"/>
+            </w:tcBorders>
             <w:vAlign w:val="center"/>
           </w:tcPr>
           <w:p>
@@ -2527,8 +2995,12 @@
         </w:tc>
         <w:tc>
           <w:tcPr>
-            <w:tcW w:w="6154" w:type="dxa"/>
-            <w:tcBorders/>
+            <w:tcW w:w="6074" w:type="dxa"/>
+            <w:tcBorders>
+              <w:left w:val="single" w:sz="2" w:space="0" w:color="BFC7D5"/>
+              <w:bottom w:val="single" w:sz="2" w:space="0" w:color="BFC7D5"/>
+              <w:right w:val="single" w:sz="6" w:space="0" w:color="BFC7D5"/>
+            </w:tcBorders>
             <w:vAlign w:val="center"/>
           </w:tcPr>
           <w:p>
@@ -2547,8 +3019,12 @@
         </w:tc>
         <w:tc>
           <w:tcPr>
-            <w:tcW w:w="1083" w:type="dxa"/>
-            <w:tcBorders/>
+            <w:tcW w:w="1090" w:type="dxa"/>
+            <w:tcBorders>
+              <w:left w:val="single" w:sz="2" w:space="0" w:color="BFC7D5"/>
+              <w:bottom w:val="single" w:sz="2" w:space="0" w:color="BFC7D5"/>
+              <w:right w:val="single" w:sz="6" w:space="0" w:color="BFC7D5"/>
+            </w:tcBorders>
             <w:vAlign w:val="center"/>
           </w:tcPr>
           <w:p>
@@ -2570,8 +3046,12 @@
         <w:trPr/>
         <w:tc>
           <w:tcPr>
-            <w:tcW w:w="910" w:type="dxa"/>
-            <w:tcBorders/>
+            <w:tcW w:w="938" w:type="dxa"/>
+            <w:tcBorders>
+              <w:left w:val="single" w:sz="6" w:space="0" w:color="BFC7D5"/>
+              <w:bottom w:val="single" w:sz="2" w:space="0" w:color="BFC7D5"/>
+              <w:right w:val="single" w:sz="6" w:space="0" w:color="BFC7D5"/>
+            </w:tcBorders>
             <w:vAlign w:val="center"/>
           </w:tcPr>
           <w:p>
@@ -2590,8 +3070,12 @@
         </w:tc>
         <w:tc>
           <w:tcPr>
-            <w:tcW w:w="2050" w:type="dxa"/>
-            <w:tcBorders/>
+            <w:tcW w:w="2065" w:type="dxa"/>
+            <w:tcBorders>
+              <w:left w:val="single" w:sz="2" w:space="0" w:color="BFC7D5"/>
+              <w:bottom w:val="single" w:sz="2" w:space="0" w:color="BFC7D5"/>
+              <w:right w:val="single" w:sz="6" w:space="0" w:color="BFC7D5"/>
+            </w:tcBorders>
             <w:vAlign w:val="center"/>
           </w:tcPr>
           <w:p>
@@ -2610,8 +3094,12 @@
         </w:tc>
         <w:tc>
           <w:tcPr>
-            <w:tcW w:w="1142" w:type="dxa"/>
-            <w:tcBorders/>
+            <w:tcW w:w="1172" w:type="dxa"/>
+            <w:tcBorders>
+              <w:left w:val="single" w:sz="2" w:space="0" w:color="BFC7D5"/>
+              <w:bottom w:val="single" w:sz="2" w:space="0" w:color="BFC7D5"/>
+              <w:right w:val="single" w:sz="6" w:space="0" w:color="BFC7D5"/>
+            </w:tcBorders>
             <w:vAlign w:val="center"/>
           </w:tcPr>
           <w:p>
@@ -2630,8 +3118,12 @@
         </w:tc>
         <w:tc>
           <w:tcPr>
-            <w:tcW w:w="6154" w:type="dxa"/>
-            <w:tcBorders/>
+            <w:tcW w:w="6074" w:type="dxa"/>
+            <w:tcBorders>
+              <w:left w:val="single" w:sz="2" w:space="0" w:color="BFC7D5"/>
+              <w:bottom w:val="single" w:sz="2" w:space="0" w:color="BFC7D5"/>
+              <w:right w:val="single" w:sz="6" w:space="0" w:color="BFC7D5"/>
+            </w:tcBorders>
             <w:vAlign w:val="center"/>
           </w:tcPr>
           <w:p>
@@ -2676,8 +3168,12 @@
         </w:tc>
         <w:tc>
           <w:tcPr>
-            <w:tcW w:w="1083" w:type="dxa"/>
-            <w:tcBorders/>
+            <w:tcW w:w="1090" w:type="dxa"/>
+            <w:tcBorders>
+              <w:left w:val="single" w:sz="2" w:space="0" w:color="BFC7D5"/>
+              <w:bottom w:val="single" w:sz="2" w:space="0" w:color="BFC7D5"/>
+              <w:right w:val="single" w:sz="6" w:space="0" w:color="BFC7D5"/>
+            </w:tcBorders>
             <w:vAlign w:val="center"/>
           </w:tcPr>
           <w:p>
@@ -2699,8 +3195,12 @@
         <w:trPr/>
         <w:tc>
           <w:tcPr>
-            <w:tcW w:w="910" w:type="dxa"/>
-            <w:tcBorders/>
+            <w:tcW w:w="938" w:type="dxa"/>
+            <w:tcBorders>
+              <w:left w:val="single" w:sz="6" w:space="0" w:color="BFC7D5"/>
+              <w:bottom w:val="single" w:sz="2" w:space="0" w:color="BFC7D5"/>
+              <w:right w:val="single" w:sz="6" w:space="0" w:color="BFC7D5"/>
+            </w:tcBorders>
             <w:vAlign w:val="center"/>
           </w:tcPr>
           <w:p>
@@ -2719,8 +3219,12 @@
         </w:tc>
         <w:tc>
           <w:tcPr>
-            <w:tcW w:w="2050" w:type="dxa"/>
-            <w:tcBorders/>
+            <w:tcW w:w="2065" w:type="dxa"/>
+            <w:tcBorders>
+              <w:left w:val="single" w:sz="2" w:space="0" w:color="BFC7D5"/>
+              <w:bottom w:val="single" w:sz="2" w:space="0" w:color="BFC7D5"/>
+              <w:right w:val="single" w:sz="6" w:space="0" w:color="BFC7D5"/>
+            </w:tcBorders>
             <w:vAlign w:val="center"/>
           </w:tcPr>
           <w:p>
@@ -2739,8 +3243,12 @@
         </w:tc>
         <w:tc>
           <w:tcPr>
-            <w:tcW w:w="1142" w:type="dxa"/>
-            <w:tcBorders/>
+            <w:tcW w:w="1172" w:type="dxa"/>
+            <w:tcBorders>
+              <w:left w:val="single" w:sz="2" w:space="0" w:color="BFC7D5"/>
+              <w:bottom w:val="single" w:sz="2" w:space="0" w:color="BFC7D5"/>
+              <w:right w:val="single" w:sz="6" w:space="0" w:color="BFC7D5"/>
+            </w:tcBorders>
             <w:vAlign w:val="center"/>
           </w:tcPr>
           <w:p>
@@ -2759,8 +3267,12 @@
         </w:tc>
         <w:tc>
           <w:tcPr>
-            <w:tcW w:w="6154" w:type="dxa"/>
-            <w:tcBorders/>
+            <w:tcW w:w="6074" w:type="dxa"/>
+            <w:tcBorders>
+              <w:left w:val="single" w:sz="2" w:space="0" w:color="BFC7D5"/>
+              <w:bottom w:val="single" w:sz="2" w:space="0" w:color="BFC7D5"/>
+              <w:right w:val="single" w:sz="6" w:space="0" w:color="BFC7D5"/>
+            </w:tcBorders>
             <w:vAlign w:val="center"/>
           </w:tcPr>
           <w:p>
@@ -2785,8 +3297,12 @@
         </w:tc>
         <w:tc>
           <w:tcPr>
-            <w:tcW w:w="1083" w:type="dxa"/>
-            <w:tcBorders/>
+            <w:tcW w:w="1090" w:type="dxa"/>
+            <w:tcBorders>
+              <w:left w:val="single" w:sz="2" w:space="0" w:color="BFC7D5"/>
+              <w:bottom w:val="single" w:sz="2" w:space="0" w:color="BFC7D5"/>
+              <w:right w:val="single" w:sz="6" w:space="0" w:color="BFC7D5"/>
+            </w:tcBorders>
             <w:vAlign w:val="center"/>
           </w:tcPr>
           <w:p>
@@ -2808,8 +3324,12 @@
         <w:trPr/>
         <w:tc>
           <w:tcPr>
-            <w:tcW w:w="910" w:type="dxa"/>
-            <w:tcBorders/>
+            <w:tcW w:w="938" w:type="dxa"/>
+            <w:tcBorders>
+              <w:left w:val="single" w:sz="6" w:space="0" w:color="BFC7D5"/>
+              <w:bottom w:val="single" w:sz="2" w:space="0" w:color="BFC7D5"/>
+              <w:right w:val="single" w:sz="6" w:space="0" w:color="BFC7D5"/>
+            </w:tcBorders>
             <w:vAlign w:val="center"/>
           </w:tcPr>
           <w:p>
@@ -2828,8 +3348,12 @@
         </w:tc>
         <w:tc>
           <w:tcPr>
-            <w:tcW w:w="2050" w:type="dxa"/>
-            <w:tcBorders/>
+            <w:tcW w:w="2065" w:type="dxa"/>
+            <w:tcBorders>
+              <w:left w:val="single" w:sz="2" w:space="0" w:color="BFC7D5"/>
+              <w:bottom w:val="single" w:sz="2" w:space="0" w:color="BFC7D5"/>
+              <w:right w:val="single" w:sz="6" w:space="0" w:color="BFC7D5"/>
+            </w:tcBorders>
             <w:vAlign w:val="center"/>
           </w:tcPr>
           <w:p>
@@ -2848,8 +3372,12 @@
         </w:tc>
         <w:tc>
           <w:tcPr>
-            <w:tcW w:w="1142" w:type="dxa"/>
-            <w:tcBorders/>
+            <w:tcW w:w="1172" w:type="dxa"/>
+            <w:tcBorders>
+              <w:left w:val="single" w:sz="2" w:space="0" w:color="BFC7D5"/>
+              <w:bottom w:val="single" w:sz="2" w:space="0" w:color="BFC7D5"/>
+              <w:right w:val="single" w:sz="6" w:space="0" w:color="BFC7D5"/>
+            </w:tcBorders>
             <w:vAlign w:val="center"/>
           </w:tcPr>
           <w:p>
@@ -2868,8 +3396,12 @@
         </w:tc>
         <w:tc>
           <w:tcPr>
-            <w:tcW w:w="6154" w:type="dxa"/>
-            <w:tcBorders/>
+            <w:tcW w:w="6074" w:type="dxa"/>
+            <w:tcBorders>
+              <w:left w:val="single" w:sz="2" w:space="0" w:color="BFC7D5"/>
+              <w:bottom w:val="single" w:sz="2" w:space="0" w:color="BFC7D5"/>
+              <w:right w:val="single" w:sz="6" w:space="0" w:color="BFC7D5"/>
+            </w:tcBorders>
             <w:vAlign w:val="center"/>
           </w:tcPr>
           <w:p>
@@ -2934,8 +3466,12 @@
         </w:tc>
         <w:tc>
           <w:tcPr>
-            <w:tcW w:w="1083" w:type="dxa"/>
-            <w:tcBorders/>
+            <w:tcW w:w="1090" w:type="dxa"/>
+            <w:tcBorders>
+              <w:left w:val="single" w:sz="2" w:space="0" w:color="BFC7D5"/>
+              <w:bottom w:val="single" w:sz="2" w:space="0" w:color="BFC7D5"/>
+              <w:right w:val="single" w:sz="6" w:space="0" w:color="BFC7D5"/>
+            </w:tcBorders>
             <w:vAlign w:val="center"/>
           </w:tcPr>
           <w:p>
@@ -2957,8 +3493,12 @@
         <w:trPr/>
         <w:tc>
           <w:tcPr>
-            <w:tcW w:w="910" w:type="dxa"/>
-            <w:tcBorders/>
+            <w:tcW w:w="938" w:type="dxa"/>
+            <w:tcBorders>
+              <w:left w:val="single" w:sz="6" w:space="0" w:color="BFC7D5"/>
+              <w:bottom w:val="single" w:sz="2" w:space="0" w:color="BFC7D5"/>
+              <w:right w:val="single" w:sz="6" w:space="0" w:color="BFC7D5"/>
+            </w:tcBorders>
             <w:vAlign w:val="center"/>
           </w:tcPr>
           <w:p>
@@ -2977,8 +3517,12 @@
         </w:tc>
         <w:tc>
           <w:tcPr>
-            <w:tcW w:w="2050" w:type="dxa"/>
-            <w:tcBorders/>
+            <w:tcW w:w="2065" w:type="dxa"/>
+            <w:tcBorders>
+              <w:left w:val="single" w:sz="2" w:space="0" w:color="BFC7D5"/>
+              <w:bottom w:val="single" w:sz="2" w:space="0" w:color="BFC7D5"/>
+              <w:right w:val="single" w:sz="6" w:space="0" w:color="BFC7D5"/>
+            </w:tcBorders>
             <w:vAlign w:val="center"/>
           </w:tcPr>
           <w:p>
@@ -2997,8 +3541,12 @@
         </w:tc>
         <w:tc>
           <w:tcPr>
-            <w:tcW w:w="1142" w:type="dxa"/>
-            <w:tcBorders/>
+            <w:tcW w:w="1172" w:type="dxa"/>
+            <w:tcBorders>
+              <w:left w:val="single" w:sz="2" w:space="0" w:color="BFC7D5"/>
+              <w:bottom w:val="single" w:sz="2" w:space="0" w:color="BFC7D5"/>
+              <w:right w:val="single" w:sz="6" w:space="0" w:color="BFC7D5"/>
+            </w:tcBorders>
             <w:vAlign w:val="center"/>
           </w:tcPr>
           <w:p>
@@ -3017,8 +3565,12 @@
         </w:tc>
         <w:tc>
           <w:tcPr>
-            <w:tcW w:w="6154" w:type="dxa"/>
-            <w:tcBorders/>
+            <w:tcW w:w="6074" w:type="dxa"/>
+            <w:tcBorders>
+              <w:left w:val="single" w:sz="2" w:space="0" w:color="BFC7D5"/>
+              <w:bottom w:val="single" w:sz="2" w:space="0" w:color="BFC7D5"/>
+              <w:right w:val="single" w:sz="6" w:space="0" w:color="BFC7D5"/>
+            </w:tcBorders>
             <w:vAlign w:val="center"/>
           </w:tcPr>
           <w:p>
@@ -3037,8 +3589,12 @@
         </w:tc>
         <w:tc>
           <w:tcPr>
-            <w:tcW w:w="1083" w:type="dxa"/>
-            <w:tcBorders/>
+            <w:tcW w:w="1090" w:type="dxa"/>
+            <w:tcBorders>
+              <w:left w:val="single" w:sz="2" w:space="0" w:color="BFC7D5"/>
+              <w:bottom w:val="single" w:sz="2" w:space="0" w:color="BFC7D5"/>
+              <w:right w:val="single" w:sz="6" w:space="0" w:color="BFC7D5"/>
+            </w:tcBorders>
             <w:vAlign w:val="center"/>
           </w:tcPr>
           <w:p>
@@ -3060,8 +3616,12 @@
         <w:trPr/>
         <w:tc>
           <w:tcPr>
-            <w:tcW w:w="910" w:type="dxa"/>
-            <w:tcBorders/>
+            <w:tcW w:w="938" w:type="dxa"/>
+            <w:tcBorders>
+              <w:left w:val="single" w:sz="6" w:space="0" w:color="BFC7D5"/>
+              <w:bottom w:val="single" w:sz="2" w:space="0" w:color="BFC7D5"/>
+              <w:right w:val="single" w:sz="6" w:space="0" w:color="BFC7D5"/>
+            </w:tcBorders>
             <w:vAlign w:val="center"/>
           </w:tcPr>
           <w:p>
@@ -3080,8 +3640,12 @@
         </w:tc>
         <w:tc>
           <w:tcPr>
-            <w:tcW w:w="2050" w:type="dxa"/>
-            <w:tcBorders/>
+            <w:tcW w:w="2065" w:type="dxa"/>
+            <w:tcBorders>
+              <w:left w:val="single" w:sz="2" w:space="0" w:color="BFC7D5"/>
+              <w:bottom w:val="single" w:sz="2" w:space="0" w:color="BFC7D5"/>
+              <w:right w:val="single" w:sz="6" w:space="0" w:color="BFC7D5"/>
+            </w:tcBorders>
             <w:vAlign w:val="center"/>
           </w:tcPr>
           <w:p>
@@ -3100,8 +3664,12 @@
         </w:tc>
         <w:tc>
           <w:tcPr>
-            <w:tcW w:w="1142" w:type="dxa"/>
-            <w:tcBorders/>
+            <w:tcW w:w="1172" w:type="dxa"/>
+            <w:tcBorders>
+              <w:left w:val="single" w:sz="2" w:space="0" w:color="BFC7D5"/>
+              <w:bottom w:val="single" w:sz="2" w:space="0" w:color="BFC7D5"/>
+              <w:right w:val="single" w:sz="6" w:space="0" w:color="BFC7D5"/>
+            </w:tcBorders>
             <w:vAlign w:val="center"/>
           </w:tcPr>
           <w:p>
@@ -3120,8 +3688,12 @@
         </w:tc>
         <w:tc>
           <w:tcPr>
-            <w:tcW w:w="6154" w:type="dxa"/>
-            <w:tcBorders/>
+            <w:tcW w:w="6074" w:type="dxa"/>
+            <w:tcBorders>
+              <w:left w:val="single" w:sz="2" w:space="0" w:color="BFC7D5"/>
+              <w:bottom w:val="single" w:sz="2" w:space="0" w:color="BFC7D5"/>
+              <w:right w:val="single" w:sz="6" w:space="0" w:color="BFC7D5"/>
+            </w:tcBorders>
             <w:vAlign w:val="center"/>
           </w:tcPr>
           <w:p>
@@ -3156,8 +3728,12 @@
         </w:tc>
         <w:tc>
           <w:tcPr>
-            <w:tcW w:w="1083" w:type="dxa"/>
-            <w:tcBorders/>
+            <w:tcW w:w="1090" w:type="dxa"/>
+            <w:tcBorders>
+              <w:left w:val="single" w:sz="2" w:space="0" w:color="BFC7D5"/>
+              <w:bottom w:val="single" w:sz="2" w:space="0" w:color="BFC7D5"/>
+              <w:right w:val="single" w:sz="6" w:space="0" w:color="BFC7D5"/>
+            </w:tcBorders>
             <w:vAlign w:val="center"/>
           </w:tcPr>
           <w:p>
@@ -3179,8 +3755,12 @@
         <w:trPr/>
         <w:tc>
           <w:tcPr>
-            <w:tcW w:w="910" w:type="dxa"/>
-            <w:tcBorders/>
+            <w:tcW w:w="938" w:type="dxa"/>
+            <w:tcBorders>
+              <w:left w:val="single" w:sz="6" w:space="0" w:color="BFC7D5"/>
+              <w:bottom w:val="single" w:sz="2" w:space="0" w:color="BFC7D5"/>
+              <w:right w:val="single" w:sz="6" w:space="0" w:color="BFC7D5"/>
+            </w:tcBorders>
             <w:vAlign w:val="center"/>
           </w:tcPr>
           <w:p>
@@ -3199,8 +3779,12 @@
         </w:tc>
         <w:tc>
           <w:tcPr>
-            <w:tcW w:w="2050" w:type="dxa"/>
-            <w:tcBorders/>
+            <w:tcW w:w="2065" w:type="dxa"/>
+            <w:tcBorders>
+              <w:left w:val="single" w:sz="2" w:space="0" w:color="BFC7D5"/>
+              <w:bottom w:val="single" w:sz="2" w:space="0" w:color="BFC7D5"/>
+              <w:right w:val="single" w:sz="6" w:space="0" w:color="BFC7D5"/>
+            </w:tcBorders>
             <w:vAlign w:val="center"/>
           </w:tcPr>
           <w:p>
@@ -3219,8 +3803,12 @@
         </w:tc>
         <w:tc>
           <w:tcPr>
-            <w:tcW w:w="1142" w:type="dxa"/>
-            <w:tcBorders/>
+            <w:tcW w:w="1172" w:type="dxa"/>
+            <w:tcBorders>
+              <w:left w:val="single" w:sz="2" w:space="0" w:color="BFC7D5"/>
+              <w:bottom w:val="single" w:sz="2" w:space="0" w:color="BFC7D5"/>
+              <w:right w:val="single" w:sz="6" w:space="0" w:color="BFC7D5"/>
+            </w:tcBorders>
             <w:vAlign w:val="center"/>
           </w:tcPr>
           <w:p>
@@ -3245,8 +3833,12 @@
         </w:tc>
         <w:tc>
           <w:tcPr>
-            <w:tcW w:w="6154" w:type="dxa"/>
-            <w:tcBorders/>
+            <w:tcW w:w="6074" w:type="dxa"/>
+            <w:tcBorders>
+              <w:left w:val="single" w:sz="2" w:space="0" w:color="BFC7D5"/>
+              <w:bottom w:val="single" w:sz="2" w:space="0" w:color="BFC7D5"/>
+              <w:right w:val="single" w:sz="6" w:space="0" w:color="BFC7D5"/>
+            </w:tcBorders>
             <w:vAlign w:val="center"/>
           </w:tcPr>
           <w:p>
@@ -3265,8 +3857,12 @@
         </w:tc>
         <w:tc>
           <w:tcPr>
-            <w:tcW w:w="1083" w:type="dxa"/>
-            <w:tcBorders/>
+            <w:tcW w:w="1090" w:type="dxa"/>
+            <w:tcBorders>
+              <w:left w:val="single" w:sz="2" w:space="0" w:color="BFC7D5"/>
+              <w:bottom w:val="single" w:sz="2" w:space="0" w:color="BFC7D5"/>
+              <w:right w:val="single" w:sz="6" w:space="0" w:color="BFC7D5"/>
+            </w:tcBorders>
             <w:vAlign w:val="center"/>
           </w:tcPr>
           <w:p>
@@ -3288,8 +3884,12 @@
         <w:trPr/>
         <w:tc>
           <w:tcPr>
-            <w:tcW w:w="910" w:type="dxa"/>
-            <w:tcBorders/>
+            <w:tcW w:w="938" w:type="dxa"/>
+            <w:tcBorders>
+              <w:left w:val="single" w:sz="6" w:space="0" w:color="BFC7D5"/>
+              <w:bottom w:val="single" w:sz="2" w:space="0" w:color="BFC7D5"/>
+              <w:right w:val="single" w:sz="6" w:space="0" w:color="BFC7D5"/>
+            </w:tcBorders>
             <w:vAlign w:val="center"/>
           </w:tcPr>
           <w:p>
@@ -3308,8 +3908,12 @@
         </w:tc>
         <w:tc>
           <w:tcPr>
-            <w:tcW w:w="2050" w:type="dxa"/>
-            <w:tcBorders/>
+            <w:tcW w:w="2065" w:type="dxa"/>
+            <w:tcBorders>
+              <w:left w:val="single" w:sz="2" w:space="0" w:color="BFC7D5"/>
+              <w:bottom w:val="single" w:sz="2" w:space="0" w:color="BFC7D5"/>
+              <w:right w:val="single" w:sz="6" w:space="0" w:color="BFC7D5"/>
+            </w:tcBorders>
             <w:vAlign w:val="center"/>
           </w:tcPr>
           <w:p>
@@ -3328,8 +3932,12 @@
         </w:tc>
         <w:tc>
           <w:tcPr>
-            <w:tcW w:w="1142" w:type="dxa"/>
-            <w:tcBorders/>
+            <w:tcW w:w="1172" w:type="dxa"/>
+            <w:tcBorders>
+              <w:left w:val="single" w:sz="2" w:space="0" w:color="BFC7D5"/>
+              <w:bottom w:val="single" w:sz="2" w:space="0" w:color="BFC7D5"/>
+              <w:right w:val="single" w:sz="6" w:space="0" w:color="BFC7D5"/>
+            </w:tcBorders>
             <w:vAlign w:val="center"/>
           </w:tcPr>
           <w:p>
@@ -3348,8 +3956,12 @@
         </w:tc>
         <w:tc>
           <w:tcPr>
-            <w:tcW w:w="6154" w:type="dxa"/>
-            <w:tcBorders/>
+            <w:tcW w:w="6074" w:type="dxa"/>
+            <w:tcBorders>
+              <w:left w:val="single" w:sz="2" w:space="0" w:color="BFC7D5"/>
+              <w:bottom w:val="single" w:sz="2" w:space="0" w:color="BFC7D5"/>
+              <w:right w:val="single" w:sz="6" w:space="0" w:color="BFC7D5"/>
+            </w:tcBorders>
             <w:vAlign w:val="center"/>
           </w:tcPr>
           <w:p>
@@ -3368,8 +3980,12 @@
         </w:tc>
         <w:tc>
           <w:tcPr>
-            <w:tcW w:w="1083" w:type="dxa"/>
-            <w:tcBorders/>
+            <w:tcW w:w="1090" w:type="dxa"/>
+            <w:tcBorders>
+              <w:left w:val="single" w:sz="2" w:space="0" w:color="BFC7D5"/>
+              <w:bottom w:val="single" w:sz="2" w:space="0" w:color="BFC7D5"/>
+              <w:right w:val="single" w:sz="6" w:space="0" w:color="BFC7D5"/>
+            </w:tcBorders>
             <w:vAlign w:val="center"/>
           </w:tcPr>
           <w:p>
@@ -3391,8 +4007,12 @@
         <w:trPr/>
         <w:tc>
           <w:tcPr>
-            <w:tcW w:w="910" w:type="dxa"/>
-            <w:tcBorders/>
+            <w:tcW w:w="938" w:type="dxa"/>
+            <w:tcBorders>
+              <w:left w:val="single" w:sz="6" w:space="0" w:color="BFC7D5"/>
+              <w:bottom w:val="single" w:sz="2" w:space="0" w:color="BFC7D5"/>
+              <w:right w:val="single" w:sz="6" w:space="0" w:color="BFC7D5"/>
+            </w:tcBorders>
             <w:vAlign w:val="center"/>
           </w:tcPr>
           <w:p>
@@ -3411,8 +4031,12 @@
         </w:tc>
         <w:tc>
           <w:tcPr>
-            <w:tcW w:w="2050" w:type="dxa"/>
-            <w:tcBorders/>
+            <w:tcW w:w="2065" w:type="dxa"/>
+            <w:tcBorders>
+              <w:left w:val="single" w:sz="2" w:space="0" w:color="BFC7D5"/>
+              <w:bottom w:val="single" w:sz="2" w:space="0" w:color="BFC7D5"/>
+              <w:right w:val="single" w:sz="6" w:space="0" w:color="BFC7D5"/>
+            </w:tcBorders>
             <w:vAlign w:val="center"/>
           </w:tcPr>
           <w:p>
@@ -3431,8 +4055,12 @@
         </w:tc>
         <w:tc>
           <w:tcPr>
-            <w:tcW w:w="1142" w:type="dxa"/>
-            <w:tcBorders/>
+            <w:tcW w:w="1172" w:type="dxa"/>
+            <w:tcBorders>
+              <w:left w:val="single" w:sz="2" w:space="0" w:color="BFC7D5"/>
+              <w:bottom w:val="single" w:sz="2" w:space="0" w:color="BFC7D5"/>
+              <w:right w:val="single" w:sz="6" w:space="0" w:color="BFC7D5"/>
+            </w:tcBorders>
             <w:vAlign w:val="center"/>
           </w:tcPr>
           <w:p>
@@ -3451,8 +4079,12 @@
         </w:tc>
         <w:tc>
           <w:tcPr>
-            <w:tcW w:w="6154" w:type="dxa"/>
-            <w:tcBorders/>
+            <w:tcW w:w="6074" w:type="dxa"/>
+            <w:tcBorders>
+              <w:left w:val="single" w:sz="2" w:space="0" w:color="BFC7D5"/>
+              <w:bottom w:val="single" w:sz="2" w:space="0" w:color="BFC7D5"/>
+              <w:right w:val="single" w:sz="6" w:space="0" w:color="BFC7D5"/>
+            </w:tcBorders>
             <w:vAlign w:val="center"/>
           </w:tcPr>
           <w:p>
@@ -3471,8 +4103,12 @@
         </w:tc>
         <w:tc>
           <w:tcPr>
-            <w:tcW w:w="1083" w:type="dxa"/>
-            <w:tcBorders/>
+            <w:tcW w:w="1090" w:type="dxa"/>
+            <w:tcBorders>
+              <w:left w:val="single" w:sz="2" w:space="0" w:color="BFC7D5"/>
+              <w:bottom w:val="single" w:sz="2" w:space="0" w:color="BFC7D5"/>
+              <w:right w:val="single" w:sz="6" w:space="0" w:color="BFC7D5"/>
+            </w:tcBorders>
             <w:vAlign w:val="center"/>
           </w:tcPr>
           <w:p>
@@ -3494,8 +4130,12 @@
         <w:trPr/>
         <w:tc>
           <w:tcPr>
-            <w:tcW w:w="910" w:type="dxa"/>
-            <w:tcBorders/>
+            <w:tcW w:w="938" w:type="dxa"/>
+            <w:tcBorders>
+              <w:left w:val="single" w:sz="6" w:space="0" w:color="BFC7D5"/>
+              <w:bottom w:val="single" w:sz="2" w:space="0" w:color="BFC7D5"/>
+              <w:right w:val="single" w:sz="6" w:space="0" w:color="BFC7D5"/>
+            </w:tcBorders>
             <w:vAlign w:val="center"/>
           </w:tcPr>
           <w:p>
@@ -3514,8 +4154,12 @@
         </w:tc>
         <w:tc>
           <w:tcPr>
-            <w:tcW w:w="2050" w:type="dxa"/>
-            <w:tcBorders/>
+            <w:tcW w:w="2065" w:type="dxa"/>
+            <w:tcBorders>
+              <w:left w:val="single" w:sz="2" w:space="0" w:color="BFC7D5"/>
+              <w:bottom w:val="single" w:sz="2" w:space="0" w:color="BFC7D5"/>
+              <w:right w:val="single" w:sz="6" w:space="0" w:color="BFC7D5"/>
+            </w:tcBorders>
             <w:vAlign w:val="center"/>
           </w:tcPr>
           <w:p>
@@ -3534,8 +4178,12 @@
         </w:tc>
         <w:tc>
           <w:tcPr>
-            <w:tcW w:w="1142" w:type="dxa"/>
-            <w:tcBorders/>
+            <w:tcW w:w="1172" w:type="dxa"/>
+            <w:tcBorders>
+              <w:left w:val="single" w:sz="2" w:space="0" w:color="BFC7D5"/>
+              <w:bottom w:val="single" w:sz="2" w:space="0" w:color="BFC7D5"/>
+              <w:right w:val="single" w:sz="6" w:space="0" w:color="BFC7D5"/>
+            </w:tcBorders>
             <w:vAlign w:val="center"/>
           </w:tcPr>
           <w:p>
@@ -3554,8 +4202,12 @@
         </w:tc>
         <w:tc>
           <w:tcPr>
-            <w:tcW w:w="6154" w:type="dxa"/>
-            <w:tcBorders/>
+            <w:tcW w:w="6074" w:type="dxa"/>
+            <w:tcBorders>
+              <w:left w:val="single" w:sz="2" w:space="0" w:color="BFC7D5"/>
+              <w:bottom w:val="single" w:sz="2" w:space="0" w:color="BFC7D5"/>
+              <w:right w:val="single" w:sz="6" w:space="0" w:color="BFC7D5"/>
+            </w:tcBorders>
             <w:vAlign w:val="center"/>
           </w:tcPr>
           <w:p>
@@ -3584,8 +4236,12 @@
         </w:tc>
         <w:tc>
           <w:tcPr>
-            <w:tcW w:w="1083" w:type="dxa"/>
-            <w:tcBorders/>
+            <w:tcW w:w="1090" w:type="dxa"/>
+            <w:tcBorders>
+              <w:left w:val="single" w:sz="2" w:space="0" w:color="BFC7D5"/>
+              <w:bottom w:val="single" w:sz="2" w:space="0" w:color="BFC7D5"/>
+              <w:right w:val="single" w:sz="6" w:space="0" w:color="BFC7D5"/>
+            </w:tcBorders>
             <w:vAlign w:val="center"/>
           </w:tcPr>
           <w:p>
@@ -3607,8 +4263,12 @@
         <w:trPr/>
         <w:tc>
           <w:tcPr>
-            <w:tcW w:w="910" w:type="dxa"/>
-            <w:tcBorders/>
+            <w:tcW w:w="938" w:type="dxa"/>
+            <w:tcBorders>
+              <w:left w:val="single" w:sz="6" w:space="0" w:color="BFC7D5"/>
+              <w:bottom w:val="single" w:sz="6" w:space="0" w:color="BFC7D5"/>
+              <w:right w:val="single" w:sz="6" w:space="0" w:color="BFC7D5"/>
+            </w:tcBorders>
             <w:vAlign w:val="center"/>
           </w:tcPr>
           <w:p>
@@ -3627,8 +4287,12 @@
         </w:tc>
         <w:tc>
           <w:tcPr>
-            <w:tcW w:w="2050" w:type="dxa"/>
-            <w:tcBorders/>
+            <w:tcW w:w="2065" w:type="dxa"/>
+            <w:tcBorders>
+              <w:left w:val="single" w:sz="2" w:space="0" w:color="BFC7D5"/>
+              <w:bottom w:val="single" w:sz="6" w:space="0" w:color="BFC7D5"/>
+              <w:right w:val="single" w:sz="6" w:space="0" w:color="BFC7D5"/>
+            </w:tcBorders>
             <w:vAlign w:val="center"/>
           </w:tcPr>
           <w:p>
@@ -3647,8 +4311,12 @@
         </w:tc>
         <w:tc>
           <w:tcPr>
-            <w:tcW w:w="1142" w:type="dxa"/>
-            <w:tcBorders/>
+            <w:tcW w:w="1172" w:type="dxa"/>
+            <w:tcBorders>
+              <w:left w:val="single" w:sz="2" w:space="0" w:color="BFC7D5"/>
+              <w:bottom w:val="single" w:sz="6" w:space="0" w:color="BFC7D5"/>
+              <w:right w:val="single" w:sz="6" w:space="0" w:color="BFC7D5"/>
+            </w:tcBorders>
             <w:vAlign w:val="center"/>
           </w:tcPr>
           <w:p>
@@ -3667,8 +4335,12 @@
         </w:tc>
         <w:tc>
           <w:tcPr>
-            <w:tcW w:w="6154" w:type="dxa"/>
-            <w:tcBorders/>
+            <w:tcW w:w="6074" w:type="dxa"/>
+            <w:tcBorders>
+              <w:left w:val="single" w:sz="2" w:space="0" w:color="BFC7D5"/>
+              <w:bottom w:val="single" w:sz="6" w:space="0" w:color="BFC7D5"/>
+              <w:right w:val="single" w:sz="6" w:space="0" w:color="BFC7D5"/>
+            </w:tcBorders>
             <w:vAlign w:val="center"/>
           </w:tcPr>
           <w:p>
@@ -3713,8 +4385,12 @@
         </w:tc>
         <w:tc>
           <w:tcPr>
-            <w:tcW w:w="1083" w:type="dxa"/>
-            <w:tcBorders/>
+            <w:tcW w:w="1090" w:type="dxa"/>
+            <w:tcBorders>
+              <w:left w:val="single" w:sz="2" w:space="0" w:color="BFC7D5"/>
+              <w:bottom w:val="single" w:sz="6" w:space="0" w:color="BFC7D5"/>
+              <w:right w:val="single" w:sz="6" w:space="0" w:color="BFC7D5"/>
+            </w:tcBorders>
             <w:vAlign w:val="center"/>
           </w:tcPr>
           <w:p>
@@ -3747,23 +4423,23 @@
     </w:p>
     <w:tbl>
       <w:tblPr>
-        <w:tblW w:w="11339" w:type="dxa"/>
+        <w:tblW w:w="5000" w:type="pct"/>
         <w:jc w:val="left"/>
-        <w:tblInd w:w="0" w:type="dxa"/>
+        <w:tblInd w:w="-7" w:type="dxa"/>
         <w:tblLayout w:type="fixed"/>
         <w:tblCellMar>
-          <w:top w:w="28" w:type="dxa"/>
-          <w:left w:w="28" w:type="dxa"/>
-          <w:bottom w:w="28" w:type="dxa"/>
-          <w:right w:w="28" w:type="dxa"/>
+          <w:top w:w="60" w:type="dxa"/>
+          <w:left w:w="60" w:type="dxa"/>
+          <w:bottom w:w="60" w:type="dxa"/>
+          <w:right w:w="60" w:type="dxa"/>
         </w:tblCellMar>
       </w:tblPr>
       <w:tblGrid>
-        <w:gridCol w:w="750"/>
-        <w:gridCol w:w="1694"/>
-        <w:gridCol w:w="1108"/>
-        <w:gridCol w:w="6560"/>
-        <w:gridCol w:w="1227"/>
+        <w:gridCol w:w="782"/>
+        <w:gridCol w:w="1719"/>
+        <w:gridCol w:w="1139"/>
+        <w:gridCol w:w="6470"/>
+        <w:gridCol w:w="1229"/>
       </w:tblGrid>
       <w:tr>
         <w:trPr>
@@ -3771,110 +4447,150 @@
         </w:trPr>
         <w:tc>
           <w:tcPr>
-            <w:tcW w:w="750" w:type="dxa"/>
-            <w:tcBorders/>
+            <w:tcW w:w="782" w:type="dxa"/>
+            <w:tcBorders>
+              <w:top w:val="single" w:sz="6" w:space="0" w:color="BFC7D5"/>
+              <w:left w:val="single" w:sz="6" w:space="0" w:color="BFC7D5"/>
+              <w:bottom w:val="single" w:sz="2" w:space="0" w:color="BFC7D5"/>
+              <w:right w:val="single" w:sz="6" w:space="0" w:color="BFC7D5"/>
+            </w:tcBorders>
+            <w:shd w:fill="1F3A5F" w:val="clear"/>
             <w:vAlign w:val="center"/>
           </w:tcPr>
           <w:p>
             <w:pPr>
               <w:pStyle w:val="TableHeading"/>
-              <w:suppressLineNumbers/>
-              <w:shd w:fill="1F3A5F" w:val="clear"/>
-              <w:bidi w:val="0"/>
-              <w:spacing w:before="0" w:after="283"/>
-              <w:jc w:val="center"/>
-              <w:rPr/>
-            </w:pPr>
-            <w:r>
-              <w:rPr/>
+              <w:bidi w:val="0"/>
+              <w:spacing w:before="0" w:after="283"/>
+              <w:jc w:val="left"/>
+              <w:rPr>
+                <w:color w:val="FFFFFF"/>
+              </w:rPr>
+            </w:pPr>
+            <w:r>
+              <w:rPr>
+                <w:color w:val="FFFFFF"/>
+              </w:rPr>
               <w:t>Clause</w:t>
             </w:r>
           </w:p>
         </w:tc>
         <w:tc>
           <w:tcPr>
-            <w:tcW w:w="1694" w:type="dxa"/>
-            <w:tcBorders/>
+            <w:tcW w:w="1719" w:type="dxa"/>
+            <w:tcBorders>
+              <w:top w:val="single" w:sz="6" w:space="0" w:color="BFC7D5"/>
+              <w:left w:val="single" w:sz="2" w:space="0" w:color="BFC7D5"/>
+              <w:bottom w:val="single" w:sz="2" w:space="0" w:color="BFC7D5"/>
+              <w:right w:val="single" w:sz="6" w:space="0" w:color="BFC7D5"/>
+            </w:tcBorders>
+            <w:shd w:fill="1F3A5F" w:val="clear"/>
             <w:vAlign w:val="center"/>
           </w:tcPr>
           <w:p>
             <w:pPr>
               <w:pStyle w:val="TableHeading"/>
-              <w:suppressLineNumbers/>
-              <w:shd w:fill="1F3A5F" w:val="clear"/>
-              <w:bidi w:val="0"/>
-              <w:spacing w:before="0" w:after="283"/>
-              <w:jc w:val="center"/>
-              <w:rPr/>
-            </w:pPr>
-            <w:r>
-              <w:rPr/>
+              <w:bidi w:val="0"/>
+              <w:spacing w:before="0" w:after="283"/>
+              <w:jc w:val="left"/>
+              <w:rPr>
+                <w:color w:val="FFFFFF"/>
+              </w:rPr>
+            </w:pPr>
+            <w:r>
+              <w:rPr>
+                <w:color w:val="FFFFFF"/>
+              </w:rPr>
               <w:t>Requirement</w:t>
             </w:r>
           </w:p>
         </w:tc>
         <w:tc>
           <w:tcPr>
-            <w:tcW w:w="1108" w:type="dxa"/>
-            <w:tcBorders/>
+            <w:tcW w:w="1139" w:type="dxa"/>
+            <w:tcBorders>
+              <w:top w:val="single" w:sz="6" w:space="0" w:color="BFC7D5"/>
+              <w:left w:val="single" w:sz="2" w:space="0" w:color="BFC7D5"/>
+              <w:bottom w:val="single" w:sz="2" w:space="0" w:color="BFC7D5"/>
+              <w:right w:val="single" w:sz="6" w:space="0" w:color="BFC7D5"/>
+            </w:tcBorders>
+            <w:shd w:fill="1F3A5F" w:val="clear"/>
             <w:vAlign w:val="center"/>
           </w:tcPr>
           <w:p>
             <w:pPr>
               <w:pStyle w:val="TableHeading"/>
-              <w:suppressLineNumbers/>
-              <w:shd w:fill="1F3A5F" w:val="clear"/>
-              <w:bidi w:val="0"/>
-              <w:spacing w:before="0" w:after="283"/>
-              <w:jc w:val="center"/>
-              <w:rPr/>
-            </w:pPr>
-            <w:r>
-              <w:rPr/>
+              <w:bidi w:val="0"/>
+              <w:spacing w:before="0" w:after="283"/>
+              <w:jc w:val="left"/>
+              <w:rPr>
+                <w:color w:val="FFFFFF"/>
+              </w:rPr>
+            </w:pPr>
+            <w:r>
+              <w:rPr>
+                <w:color w:val="FFFFFF"/>
+              </w:rPr>
               <w:t>QMS document</w:t>
             </w:r>
           </w:p>
         </w:tc>
         <w:tc>
           <w:tcPr>
-            <w:tcW w:w="6560" w:type="dxa"/>
-            <w:tcBorders/>
+            <w:tcW w:w="6470" w:type="dxa"/>
+            <w:tcBorders>
+              <w:top w:val="single" w:sz="6" w:space="0" w:color="BFC7D5"/>
+              <w:left w:val="single" w:sz="2" w:space="0" w:color="BFC7D5"/>
+              <w:bottom w:val="single" w:sz="2" w:space="0" w:color="BFC7D5"/>
+              <w:right w:val="single" w:sz="6" w:space="0" w:color="BFC7D5"/>
+            </w:tcBorders>
+            <w:shd w:fill="1F3A5F" w:val="clear"/>
             <w:vAlign w:val="center"/>
           </w:tcPr>
           <w:p>
             <w:pPr>
               <w:pStyle w:val="TableHeading"/>
-              <w:suppressLineNumbers/>
-              <w:shd w:fill="1F3A5F" w:val="clear"/>
-              <w:bidi w:val="0"/>
-              <w:spacing w:before="0" w:after="283"/>
-              <w:jc w:val="center"/>
-              <w:rPr/>
-            </w:pPr>
-            <w:r>
-              <w:rPr/>
+              <w:bidi w:val="0"/>
+              <w:spacing w:before="0" w:after="283"/>
+              <w:jc w:val="left"/>
+              <w:rPr>
+                <w:color w:val="FFFFFF"/>
+              </w:rPr>
+            </w:pPr>
+            <w:r>
+              <w:rPr>
+                <w:color w:val="FFFFFF"/>
+              </w:rPr>
               <w:t>Objective evidence</w:t>
             </w:r>
           </w:p>
         </w:tc>
         <w:tc>
           <w:tcPr>
-            <w:tcW w:w="1227" w:type="dxa"/>
-            <w:tcBorders/>
+            <w:tcW w:w="1229" w:type="dxa"/>
+            <w:tcBorders>
+              <w:top w:val="single" w:sz="6" w:space="0" w:color="BFC7D5"/>
+              <w:left w:val="single" w:sz="2" w:space="0" w:color="BFC7D5"/>
+              <w:bottom w:val="single" w:sz="2" w:space="0" w:color="BFC7D5"/>
+              <w:right w:val="single" w:sz="6" w:space="0" w:color="BFC7D5"/>
+            </w:tcBorders>
+            <w:shd w:fill="1F3A5F" w:val="clear"/>
             <w:vAlign w:val="center"/>
           </w:tcPr>
           <w:p>
             <w:pPr>
               <w:pStyle w:val="TableHeading"/>
-              <w:suppressLineNumbers/>
-              <w:shd w:fill="1F3A5F" w:val="clear"/>
-              <w:bidi w:val="0"/>
-              <w:spacing w:before="0" w:after="283"/>
-              <w:jc w:val="center"/>
-              <w:rPr/>
-            </w:pPr>
-            <w:r>
-              <w:rPr/>
+              <w:bidi w:val="0"/>
+              <w:spacing w:before="0" w:after="283"/>
+              <w:jc w:val="left"/>
+              <w:rPr>
+                <w:color w:val="FFFFFF"/>
+              </w:rPr>
+            </w:pPr>
+            <w:r>
+              <w:rPr>
+                <w:color w:val="FFFFFF"/>
+              </w:rPr>
               <w:t>State</w:t>
             </w:r>
           </w:p>
@@ -3884,8 +4600,12 @@
         <w:trPr/>
         <w:tc>
           <w:tcPr>
-            <w:tcW w:w="750" w:type="dxa"/>
-            <w:tcBorders/>
+            <w:tcW w:w="782" w:type="dxa"/>
+            <w:tcBorders>
+              <w:left w:val="single" w:sz="6" w:space="0" w:color="BFC7D5"/>
+              <w:bottom w:val="single" w:sz="2" w:space="0" w:color="BFC7D5"/>
+              <w:right w:val="single" w:sz="6" w:space="0" w:color="BFC7D5"/>
+            </w:tcBorders>
             <w:vAlign w:val="center"/>
           </w:tcPr>
           <w:p>
@@ -3904,8 +4624,12 @@
         </w:tc>
         <w:tc>
           <w:tcPr>
-            <w:tcW w:w="1694" w:type="dxa"/>
-            <w:tcBorders/>
+            <w:tcW w:w="1719" w:type="dxa"/>
+            <w:tcBorders>
+              <w:left w:val="single" w:sz="2" w:space="0" w:color="BFC7D5"/>
+              <w:bottom w:val="single" w:sz="2" w:space="0" w:color="BFC7D5"/>
+              <w:right w:val="single" w:sz="6" w:space="0" w:color="BFC7D5"/>
+            </w:tcBorders>
             <w:vAlign w:val="center"/>
           </w:tcPr>
           <w:p>
@@ -3924,8 +4648,12 @@
         </w:tc>
         <w:tc>
           <w:tcPr>
-            <w:tcW w:w="1108" w:type="dxa"/>
-            <w:tcBorders/>
+            <w:tcW w:w="1139" w:type="dxa"/>
+            <w:tcBorders>
+              <w:left w:val="single" w:sz="2" w:space="0" w:color="BFC7D5"/>
+              <w:bottom w:val="single" w:sz="2" w:space="0" w:color="BFC7D5"/>
+              <w:right w:val="single" w:sz="6" w:space="0" w:color="BFC7D5"/>
+            </w:tcBorders>
             <w:vAlign w:val="center"/>
           </w:tcPr>
           <w:p>
@@ -3944,8 +4672,12 @@
         </w:tc>
         <w:tc>
           <w:tcPr>
-            <w:tcW w:w="6560" w:type="dxa"/>
-            <w:tcBorders/>
+            <w:tcW w:w="6470" w:type="dxa"/>
+            <w:tcBorders>
+              <w:left w:val="single" w:sz="2" w:space="0" w:color="BFC7D5"/>
+              <w:bottom w:val="single" w:sz="2" w:space="0" w:color="BFC7D5"/>
+              <w:right w:val="single" w:sz="6" w:space="0" w:color="BFC7D5"/>
+            </w:tcBorders>
             <w:vAlign w:val="center"/>
           </w:tcPr>
           <w:p>
@@ -3994,8 +4726,12 @@
         </w:tc>
         <w:tc>
           <w:tcPr>
-            <w:tcW w:w="1227" w:type="dxa"/>
-            <w:tcBorders/>
+            <w:tcW w:w="1229" w:type="dxa"/>
+            <w:tcBorders>
+              <w:left w:val="single" w:sz="2" w:space="0" w:color="BFC7D5"/>
+              <w:bottom w:val="single" w:sz="2" w:space="0" w:color="BFC7D5"/>
+              <w:right w:val="single" w:sz="6" w:space="0" w:color="BFC7D5"/>
+            </w:tcBorders>
             <w:vAlign w:val="center"/>
           </w:tcPr>
           <w:p>
@@ -4017,8 +4753,12 @@
         <w:trPr/>
         <w:tc>
           <w:tcPr>
-            <w:tcW w:w="750" w:type="dxa"/>
-            <w:tcBorders/>
+            <w:tcW w:w="782" w:type="dxa"/>
+            <w:tcBorders>
+              <w:left w:val="single" w:sz="6" w:space="0" w:color="BFC7D5"/>
+              <w:bottom w:val="single" w:sz="2" w:space="0" w:color="BFC7D5"/>
+              <w:right w:val="single" w:sz="6" w:space="0" w:color="BFC7D5"/>
+            </w:tcBorders>
             <w:vAlign w:val="center"/>
           </w:tcPr>
           <w:p>
@@ -4037,8 +4777,12 @@
         </w:tc>
         <w:tc>
           <w:tcPr>
-            <w:tcW w:w="1694" w:type="dxa"/>
-            <w:tcBorders/>
+            <w:tcW w:w="1719" w:type="dxa"/>
+            <w:tcBorders>
+              <w:left w:val="single" w:sz="2" w:space="0" w:color="BFC7D5"/>
+              <w:bottom w:val="single" w:sz="2" w:space="0" w:color="BFC7D5"/>
+              <w:right w:val="single" w:sz="6" w:space="0" w:color="BFC7D5"/>
+            </w:tcBorders>
             <w:vAlign w:val="center"/>
           </w:tcPr>
           <w:p>
@@ -4057,8 +4801,12 @@
         </w:tc>
         <w:tc>
           <w:tcPr>
-            <w:tcW w:w="1108" w:type="dxa"/>
-            <w:tcBorders/>
+            <w:tcW w:w="1139" w:type="dxa"/>
+            <w:tcBorders>
+              <w:left w:val="single" w:sz="2" w:space="0" w:color="BFC7D5"/>
+              <w:bottom w:val="single" w:sz="2" w:space="0" w:color="BFC7D5"/>
+              <w:right w:val="single" w:sz="6" w:space="0" w:color="BFC7D5"/>
+            </w:tcBorders>
             <w:vAlign w:val="center"/>
           </w:tcPr>
           <w:p>
@@ -4083,8 +4831,12 @@
         </w:tc>
         <w:tc>
           <w:tcPr>
-            <w:tcW w:w="6560" w:type="dxa"/>
-            <w:tcBorders/>
+            <w:tcW w:w="6470" w:type="dxa"/>
+            <w:tcBorders>
+              <w:left w:val="single" w:sz="2" w:space="0" w:color="BFC7D5"/>
+              <w:bottom w:val="single" w:sz="2" w:space="0" w:color="BFC7D5"/>
+              <w:right w:val="single" w:sz="6" w:space="0" w:color="BFC7D5"/>
+            </w:tcBorders>
             <w:vAlign w:val="center"/>
           </w:tcPr>
           <w:p>
@@ -4103,8 +4855,12 @@
         </w:tc>
         <w:tc>
           <w:tcPr>
-            <w:tcW w:w="1227" w:type="dxa"/>
-            <w:tcBorders/>
+            <w:tcW w:w="1229" w:type="dxa"/>
+            <w:tcBorders>
+              <w:left w:val="single" w:sz="2" w:space="0" w:color="BFC7D5"/>
+              <w:bottom w:val="single" w:sz="2" w:space="0" w:color="BFC7D5"/>
+              <w:right w:val="single" w:sz="6" w:space="0" w:color="BFC7D5"/>
+            </w:tcBorders>
             <w:vAlign w:val="center"/>
           </w:tcPr>
           <w:p>
@@ -4126,8 +4882,12 @@
         <w:trPr/>
         <w:tc>
           <w:tcPr>
-            <w:tcW w:w="750" w:type="dxa"/>
-            <w:tcBorders/>
+            <w:tcW w:w="782" w:type="dxa"/>
+            <w:tcBorders>
+              <w:left w:val="single" w:sz="6" w:space="0" w:color="BFC7D5"/>
+              <w:bottom w:val="single" w:sz="2" w:space="0" w:color="BFC7D5"/>
+              <w:right w:val="single" w:sz="6" w:space="0" w:color="BFC7D5"/>
+            </w:tcBorders>
             <w:vAlign w:val="center"/>
           </w:tcPr>
           <w:p>
@@ -4146,8 +4906,12 @@
         </w:tc>
         <w:tc>
           <w:tcPr>
-            <w:tcW w:w="1694" w:type="dxa"/>
-            <w:tcBorders/>
+            <w:tcW w:w="1719" w:type="dxa"/>
+            <w:tcBorders>
+              <w:left w:val="single" w:sz="2" w:space="0" w:color="BFC7D5"/>
+              <w:bottom w:val="single" w:sz="2" w:space="0" w:color="BFC7D5"/>
+              <w:right w:val="single" w:sz="6" w:space="0" w:color="BFC7D5"/>
+            </w:tcBorders>
             <w:vAlign w:val="center"/>
           </w:tcPr>
           <w:p>
@@ -4166,8 +4930,12 @@
         </w:tc>
         <w:tc>
           <w:tcPr>
-            <w:tcW w:w="1108" w:type="dxa"/>
-            <w:tcBorders/>
+            <w:tcW w:w="1139" w:type="dxa"/>
+            <w:tcBorders>
+              <w:left w:val="single" w:sz="2" w:space="0" w:color="BFC7D5"/>
+              <w:bottom w:val="single" w:sz="2" w:space="0" w:color="BFC7D5"/>
+              <w:right w:val="single" w:sz="6" w:space="0" w:color="BFC7D5"/>
+            </w:tcBorders>
             <w:vAlign w:val="center"/>
           </w:tcPr>
           <w:p>
@@ -4186,8 +4954,12 @@
         </w:tc>
         <w:tc>
           <w:tcPr>
-            <w:tcW w:w="6560" w:type="dxa"/>
-            <w:tcBorders/>
+            <w:tcW w:w="6470" w:type="dxa"/>
+            <w:tcBorders>
+              <w:left w:val="single" w:sz="2" w:space="0" w:color="BFC7D5"/>
+              <w:bottom w:val="single" w:sz="2" w:space="0" w:color="BFC7D5"/>
+              <w:right w:val="single" w:sz="6" w:space="0" w:color="BFC7D5"/>
+            </w:tcBorders>
             <w:vAlign w:val="center"/>
           </w:tcPr>
           <w:p>
@@ -4206,8 +4978,12 @@
         </w:tc>
         <w:tc>
           <w:tcPr>
-            <w:tcW w:w="1227" w:type="dxa"/>
-            <w:tcBorders/>
+            <w:tcW w:w="1229" w:type="dxa"/>
+            <w:tcBorders>
+              <w:left w:val="single" w:sz="2" w:space="0" w:color="BFC7D5"/>
+              <w:bottom w:val="single" w:sz="2" w:space="0" w:color="BFC7D5"/>
+              <w:right w:val="single" w:sz="6" w:space="0" w:color="BFC7D5"/>
+            </w:tcBorders>
             <w:vAlign w:val="center"/>
           </w:tcPr>
           <w:p>
@@ -4229,8 +5005,12 @@
         <w:trPr/>
         <w:tc>
           <w:tcPr>
-            <w:tcW w:w="750" w:type="dxa"/>
-            <w:tcBorders/>
+            <w:tcW w:w="782" w:type="dxa"/>
+            <w:tcBorders>
+              <w:left w:val="single" w:sz="6" w:space="0" w:color="BFC7D5"/>
+              <w:bottom w:val="single" w:sz="2" w:space="0" w:color="BFC7D5"/>
+              <w:right w:val="single" w:sz="6" w:space="0" w:color="BFC7D5"/>
+            </w:tcBorders>
             <w:vAlign w:val="center"/>
           </w:tcPr>
           <w:p>
@@ -4249,8 +5029,12 @@
         </w:tc>
         <w:tc>
           <w:tcPr>
-            <w:tcW w:w="1694" w:type="dxa"/>
-            <w:tcBorders/>
+            <w:tcW w:w="1719" w:type="dxa"/>
+            <w:tcBorders>
+              <w:left w:val="single" w:sz="2" w:space="0" w:color="BFC7D5"/>
+              <w:bottom w:val="single" w:sz="2" w:space="0" w:color="BFC7D5"/>
+              <w:right w:val="single" w:sz="6" w:space="0" w:color="BFC7D5"/>
+            </w:tcBorders>
             <w:vAlign w:val="center"/>
           </w:tcPr>
           <w:p>
@@ -4269,8 +5053,12 @@
         </w:tc>
         <w:tc>
           <w:tcPr>
-            <w:tcW w:w="1108" w:type="dxa"/>
-            <w:tcBorders/>
+            <w:tcW w:w="1139" w:type="dxa"/>
+            <w:tcBorders>
+              <w:left w:val="single" w:sz="2" w:space="0" w:color="BFC7D5"/>
+              <w:bottom w:val="single" w:sz="2" w:space="0" w:color="BFC7D5"/>
+              <w:right w:val="single" w:sz="6" w:space="0" w:color="BFC7D5"/>
+            </w:tcBorders>
             <w:vAlign w:val="center"/>
           </w:tcPr>
           <w:p>
@@ -4289,8 +5077,12 @@
         </w:tc>
         <w:tc>
           <w:tcPr>
-            <w:tcW w:w="6560" w:type="dxa"/>
-            <w:tcBorders/>
+            <w:tcW w:w="6470" w:type="dxa"/>
+            <w:tcBorders>
+              <w:left w:val="single" w:sz="2" w:space="0" w:color="BFC7D5"/>
+              <w:bottom w:val="single" w:sz="2" w:space="0" w:color="BFC7D5"/>
+              <w:right w:val="single" w:sz="6" w:space="0" w:color="BFC7D5"/>
+            </w:tcBorders>
             <w:vAlign w:val="center"/>
           </w:tcPr>
           <w:p>
@@ -4309,8 +5101,12 @@
         </w:tc>
         <w:tc>
           <w:tcPr>
-            <w:tcW w:w="1227" w:type="dxa"/>
-            <w:tcBorders/>
+            <w:tcW w:w="1229" w:type="dxa"/>
+            <w:tcBorders>
+              <w:left w:val="single" w:sz="2" w:space="0" w:color="BFC7D5"/>
+              <w:bottom w:val="single" w:sz="2" w:space="0" w:color="BFC7D5"/>
+              <w:right w:val="single" w:sz="6" w:space="0" w:color="BFC7D5"/>
+            </w:tcBorders>
             <w:vAlign w:val="center"/>
           </w:tcPr>
           <w:p>
@@ -4332,8 +5128,12 @@
         <w:trPr/>
         <w:tc>
           <w:tcPr>
-            <w:tcW w:w="750" w:type="dxa"/>
-            <w:tcBorders/>
+            <w:tcW w:w="782" w:type="dxa"/>
+            <w:tcBorders>
+              <w:left w:val="single" w:sz="6" w:space="0" w:color="BFC7D5"/>
+              <w:bottom w:val="single" w:sz="2" w:space="0" w:color="BFC7D5"/>
+              <w:right w:val="single" w:sz="6" w:space="0" w:color="BFC7D5"/>
+            </w:tcBorders>
             <w:vAlign w:val="center"/>
           </w:tcPr>
           <w:p>
@@ -4352,8 +5152,12 @@
         </w:tc>
         <w:tc>
           <w:tcPr>
-            <w:tcW w:w="1694" w:type="dxa"/>
-            <w:tcBorders/>
+            <w:tcW w:w="1719" w:type="dxa"/>
+            <w:tcBorders>
+              <w:left w:val="single" w:sz="2" w:space="0" w:color="BFC7D5"/>
+              <w:bottom w:val="single" w:sz="2" w:space="0" w:color="BFC7D5"/>
+              <w:right w:val="single" w:sz="6" w:space="0" w:color="BFC7D5"/>
+            </w:tcBorders>
             <w:vAlign w:val="center"/>
           </w:tcPr>
           <w:p>
@@ -4372,8 +5176,12 @@
         </w:tc>
         <w:tc>
           <w:tcPr>
-            <w:tcW w:w="1108" w:type="dxa"/>
-            <w:tcBorders/>
+            <w:tcW w:w="1139" w:type="dxa"/>
+            <w:tcBorders>
+              <w:left w:val="single" w:sz="2" w:space="0" w:color="BFC7D5"/>
+              <w:bottom w:val="single" w:sz="2" w:space="0" w:color="BFC7D5"/>
+              <w:right w:val="single" w:sz="6" w:space="0" w:color="BFC7D5"/>
+            </w:tcBorders>
             <w:vAlign w:val="center"/>
           </w:tcPr>
           <w:p>
@@ -4392,8 +5200,12 @@
         </w:tc>
         <w:tc>
           <w:tcPr>
-            <w:tcW w:w="6560" w:type="dxa"/>
-            <w:tcBorders/>
+            <w:tcW w:w="6470" w:type="dxa"/>
+            <w:tcBorders>
+              <w:left w:val="single" w:sz="2" w:space="0" w:color="BFC7D5"/>
+              <w:bottom w:val="single" w:sz="2" w:space="0" w:color="BFC7D5"/>
+              <w:right w:val="single" w:sz="6" w:space="0" w:color="BFC7D5"/>
+            </w:tcBorders>
             <w:vAlign w:val="center"/>
           </w:tcPr>
           <w:p>
@@ -4412,8 +5224,12 @@
         </w:tc>
         <w:tc>
           <w:tcPr>
-            <w:tcW w:w="1227" w:type="dxa"/>
-            <w:tcBorders/>
+            <w:tcW w:w="1229" w:type="dxa"/>
+            <w:tcBorders>
+              <w:left w:val="single" w:sz="2" w:space="0" w:color="BFC7D5"/>
+              <w:bottom w:val="single" w:sz="2" w:space="0" w:color="BFC7D5"/>
+              <w:right w:val="single" w:sz="6" w:space="0" w:color="BFC7D5"/>
+            </w:tcBorders>
             <w:vAlign w:val="center"/>
           </w:tcPr>
           <w:p>
@@ -4435,8 +5251,12 @@
         <w:trPr/>
         <w:tc>
           <w:tcPr>
-            <w:tcW w:w="750" w:type="dxa"/>
-            <w:tcBorders/>
+            <w:tcW w:w="782" w:type="dxa"/>
+            <w:tcBorders>
+              <w:left w:val="single" w:sz="6" w:space="0" w:color="BFC7D5"/>
+              <w:bottom w:val="single" w:sz="2" w:space="0" w:color="BFC7D5"/>
+              <w:right w:val="single" w:sz="6" w:space="0" w:color="BFC7D5"/>
+            </w:tcBorders>
             <w:vAlign w:val="center"/>
           </w:tcPr>
           <w:p>
@@ -4455,8 +5275,12 @@
         </w:tc>
         <w:tc>
           <w:tcPr>
-            <w:tcW w:w="1694" w:type="dxa"/>
-            <w:tcBorders/>
+            <w:tcW w:w="1719" w:type="dxa"/>
+            <w:tcBorders>
+              <w:left w:val="single" w:sz="2" w:space="0" w:color="BFC7D5"/>
+              <w:bottom w:val="single" w:sz="2" w:space="0" w:color="BFC7D5"/>
+              <w:right w:val="single" w:sz="6" w:space="0" w:color="BFC7D5"/>
+            </w:tcBorders>
             <w:vAlign w:val="center"/>
           </w:tcPr>
           <w:p>
@@ -4475,8 +5299,12 @@
         </w:tc>
         <w:tc>
           <w:tcPr>
-            <w:tcW w:w="1108" w:type="dxa"/>
-            <w:tcBorders/>
+            <w:tcW w:w="1139" w:type="dxa"/>
+            <w:tcBorders>
+              <w:left w:val="single" w:sz="2" w:space="0" w:color="BFC7D5"/>
+              <w:bottom w:val="single" w:sz="2" w:space="0" w:color="BFC7D5"/>
+              <w:right w:val="single" w:sz="6" w:space="0" w:color="BFC7D5"/>
+            </w:tcBorders>
             <w:vAlign w:val="center"/>
           </w:tcPr>
           <w:p>
@@ -4495,8 +5323,12 @@
         </w:tc>
         <w:tc>
           <w:tcPr>
-            <w:tcW w:w="6560" w:type="dxa"/>
-            <w:tcBorders/>
+            <w:tcW w:w="6470" w:type="dxa"/>
+            <w:tcBorders>
+              <w:left w:val="single" w:sz="2" w:space="0" w:color="BFC7D5"/>
+              <w:bottom w:val="single" w:sz="2" w:space="0" w:color="BFC7D5"/>
+              <w:right w:val="single" w:sz="6" w:space="0" w:color="BFC7D5"/>
+            </w:tcBorders>
             <w:vAlign w:val="center"/>
           </w:tcPr>
           <w:p>
@@ -4515,8 +5347,12 @@
         </w:tc>
         <w:tc>
           <w:tcPr>
-            <w:tcW w:w="1227" w:type="dxa"/>
-            <w:tcBorders/>
+            <w:tcW w:w="1229" w:type="dxa"/>
+            <w:tcBorders>
+              <w:left w:val="single" w:sz="2" w:space="0" w:color="BFC7D5"/>
+              <w:bottom w:val="single" w:sz="2" w:space="0" w:color="BFC7D5"/>
+              <w:right w:val="single" w:sz="6" w:space="0" w:color="BFC7D5"/>
+            </w:tcBorders>
             <w:vAlign w:val="center"/>
           </w:tcPr>
           <w:p>
@@ -4538,8 +5374,12 @@
         <w:trPr/>
         <w:tc>
           <w:tcPr>
-            <w:tcW w:w="750" w:type="dxa"/>
-            <w:tcBorders/>
+            <w:tcW w:w="782" w:type="dxa"/>
+            <w:tcBorders>
+              <w:left w:val="single" w:sz="6" w:space="0" w:color="BFC7D5"/>
+              <w:bottom w:val="single" w:sz="2" w:space="0" w:color="BFC7D5"/>
+              <w:right w:val="single" w:sz="6" w:space="0" w:color="BFC7D5"/>
+            </w:tcBorders>
             <w:vAlign w:val="center"/>
           </w:tcPr>
           <w:p>
@@ -4558,8 +5398,12 @@
         </w:tc>
         <w:tc>
           <w:tcPr>
-            <w:tcW w:w="1694" w:type="dxa"/>
-            <w:tcBorders/>
+            <w:tcW w:w="1719" w:type="dxa"/>
+            <w:tcBorders>
+              <w:left w:val="single" w:sz="2" w:space="0" w:color="BFC7D5"/>
+              <w:bottom w:val="single" w:sz="2" w:space="0" w:color="BFC7D5"/>
+              <w:right w:val="single" w:sz="6" w:space="0" w:color="BFC7D5"/>
+            </w:tcBorders>
             <w:vAlign w:val="center"/>
           </w:tcPr>
           <w:p>
@@ -4578,8 +5422,12 @@
         </w:tc>
         <w:tc>
           <w:tcPr>
-            <w:tcW w:w="1108" w:type="dxa"/>
-            <w:tcBorders/>
+            <w:tcW w:w="1139" w:type="dxa"/>
+            <w:tcBorders>
+              <w:left w:val="single" w:sz="2" w:space="0" w:color="BFC7D5"/>
+              <w:bottom w:val="single" w:sz="2" w:space="0" w:color="BFC7D5"/>
+              <w:right w:val="single" w:sz="6" w:space="0" w:color="BFC7D5"/>
+            </w:tcBorders>
             <w:vAlign w:val="center"/>
           </w:tcPr>
           <w:p>
@@ -4598,8 +5446,12 @@
         </w:tc>
         <w:tc>
           <w:tcPr>
-            <w:tcW w:w="6560" w:type="dxa"/>
-            <w:tcBorders/>
+            <w:tcW w:w="6470" w:type="dxa"/>
+            <w:tcBorders>
+              <w:left w:val="single" w:sz="2" w:space="0" w:color="BFC7D5"/>
+              <w:bottom w:val="single" w:sz="2" w:space="0" w:color="BFC7D5"/>
+              <w:right w:val="single" w:sz="6" w:space="0" w:color="BFC7D5"/>
+            </w:tcBorders>
             <w:vAlign w:val="center"/>
           </w:tcPr>
           <w:p>
@@ -4618,8 +5470,12 @@
         </w:tc>
         <w:tc>
           <w:tcPr>
-            <w:tcW w:w="1227" w:type="dxa"/>
-            <w:tcBorders/>
+            <w:tcW w:w="1229" w:type="dxa"/>
+            <w:tcBorders>
+              <w:left w:val="single" w:sz="2" w:space="0" w:color="BFC7D5"/>
+              <w:bottom w:val="single" w:sz="2" w:space="0" w:color="BFC7D5"/>
+              <w:right w:val="single" w:sz="6" w:space="0" w:color="BFC7D5"/>
+            </w:tcBorders>
             <w:vAlign w:val="center"/>
           </w:tcPr>
           <w:p>
@@ -4641,8 +5497,12 @@
         <w:trPr/>
         <w:tc>
           <w:tcPr>
-            <w:tcW w:w="750" w:type="dxa"/>
-            <w:tcBorders/>
+            <w:tcW w:w="782" w:type="dxa"/>
+            <w:tcBorders>
+              <w:left w:val="single" w:sz="6" w:space="0" w:color="BFC7D5"/>
+              <w:bottom w:val="single" w:sz="2" w:space="0" w:color="BFC7D5"/>
+              <w:right w:val="single" w:sz="6" w:space="0" w:color="BFC7D5"/>
+            </w:tcBorders>
             <w:vAlign w:val="center"/>
           </w:tcPr>
           <w:p>
@@ -4661,8 +5521,12 @@
         </w:tc>
         <w:tc>
           <w:tcPr>
-            <w:tcW w:w="1694" w:type="dxa"/>
-            <w:tcBorders/>
+            <w:tcW w:w="1719" w:type="dxa"/>
+            <w:tcBorders>
+              <w:left w:val="single" w:sz="2" w:space="0" w:color="BFC7D5"/>
+              <w:bottom w:val="single" w:sz="2" w:space="0" w:color="BFC7D5"/>
+              <w:right w:val="single" w:sz="6" w:space="0" w:color="BFC7D5"/>
+            </w:tcBorders>
             <w:vAlign w:val="center"/>
           </w:tcPr>
           <w:p>
@@ -4681,8 +5545,12 @@
         </w:tc>
         <w:tc>
           <w:tcPr>
-            <w:tcW w:w="1108" w:type="dxa"/>
-            <w:tcBorders/>
+            <w:tcW w:w="1139" w:type="dxa"/>
+            <w:tcBorders>
+              <w:left w:val="single" w:sz="2" w:space="0" w:color="BFC7D5"/>
+              <w:bottom w:val="single" w:sz="2" w:space="0" w:color="BFC7D5"/>
+              <w:right w:val="single" w:sz="6" w:space="0" w:color="BFC7D5"/>
+            </w:tcBorders>
             <w:vAlign w:val="center"/>
           </w:tcPr>
           <w:p>
@@ -4701,8 +5569,12 @@
         </w:tc>
         <w:tc>
           <w:tcPr>
-            <w:tcW w:w="6560" w:type="dxa"/>
-            <w:tcBorders/>
+            <w:tcW w:w="6470" w:type="dxa"/>
+            <w:tcBorders>
+              <w:left w:val="single" w:sz="2" w:space="0" w:color="BFC7D5"/>
+              <w:bottom w:val="single" w:sz="2" w:space="0" w:color="BFC7D5"/>
+              <w:right w:val="single" w:sz="6" w:space="0" w:color="BFC7D5"/>
+            </w:tcBorders>
             <w:vAlign w:val="center"/>
           </w:tcPr>
           <w:p>
@@ -4721,8 +5593,12 @@
         </w:tc>
         <w:tc>
           <w:tcPr>
-            <w:tcW w:w="1227" w:type="dxa"/>
-            <w:tcBorders/>
+            <w:tcW w:w="1229" w:type="dxa"/>
+            <w:tcBorders>
+              <w:left w:val="single" w:sz="2" w:space="0" w:color="BFC7D5"/>
+              <w:bottom w:val="single" w:sz="2" w:space="0" w:color="BFC7D5"/>
+              <w:right w:val="single" w:sz="6" w:space="0" w:color="BFC7D5"/>
+            </w:tcBorders>
             <w:vAlign w:val="center"/>
           </w:tcPr>
           <w:p>
@@ -4744,8 +5620,12 @@
         <w:trPr/>
         <w:tc>
           <w:tcPr>
-            <w:tcW w:w="750" w:type="dxa"/>
-            <w:tcBorders/>
+            <w:tcW w:w="782" w:type="dxa"/>
+            <w:tcBorders>
+              <w:left w:val="single" w:sz="6" w:space="0" w:color="BFC7D5"/>
+              <w:bottom w:val="single" w:sz="2" w:space="0" w:color="BFC7D5"/>
+              <w:right w:val="single" w:sz="6" w:space="0" w:color="BFC7D5"/>
+            </w:tcBorders>
             <w:vAlign w:val="center"/>
           </w:tcPr>
           <w:p>
@@ -4764,8 +5644,12 @@
         </w:tc>
         <w:tc>
           <w:tcPr>
-            <w:tcW w:w="1694" w:type="dxa"/>
-            <w:tcBorders/>
+            <w:tcW w:w="1719" w:type="dxa"/>
+            <w:tcBorders>
+              <w:left w:val="single" w:sz="2" w:space="0" w:color="BFC7D5"/>
+              <w:bottom w:val="single" w:sz="2" w:space="0" w:color="BFC7D5"/>
+              <w:right w:val="single" w:sz="6" w:space="0" w:color="BFC7D5"/>
+            </w:tcBorders>
             <w:vAlign w:val="center"/>
           </w:tcPr>
           <w:p>
@@ -4784,8 +5668,12 @@
         </w:tc>
         <w:tc>
           <w:tcPr>
-            <w:tcW w:w="1108" w:type="dxa"/>
-            <w:tcBorders/>
+            <w:tcW w:w="1139" w:type="dxa"/>
+            <w:tcBorders>
+              <w:left w:val="single" w:sz="2" w:space="0" w:color="BFC7D5"/>
+              <w:bottom w:val="single" w:sz="2" w:space="0" w:color="BFC7D5"/>
+              <w:right w:val="single" w:sz="6" w:space="0" w:color="BFC7D5"/>
+            </w:tcBorders>
             <w:vAlign w:val="center"/>
           </w:tcPr>
           <w:p>
@@ -4804,8 +5692,12 @@
         </w:tc>
         <w:tc>
           <w:tcPr>
-            <w:tcW w:w="6560" w:type="dxa"/>
-            <w:tcBorders/>
+            <w:tcW w:w="6470" w:type="dxa"/>
+            <w:tcBorders>
+              <w:left w:val="single" w:sz="2" w:space="0" w:color="BFC7D5"/>
+              <w:bottom w:val="single" w:sz="2" w:space="0" w:color="BFC7D5"/>
+              <w:right w:val="single" w:sz="6" w:space="0" w:color="BFC7D5"/>
+            </w:tcBorders>
             <w:vAlign w:val="center"/>
           </w:tcPr>
           <w:p>
@@ -4850,7 +5742,7 @@
               <w:rPr>
                 <w:rStyle w:val="SourceText"/>
               </w:rPr>
-              <w:t>eval/run_eval.py:281</w:t>
+              <w:t>eval/run_eval.py:309</w:t>
             </w:r>
             <w:r>
               <w:rPr/>
@@ -4876,8 +5768,12 @@
         </w:tc>
         <w:tc>
           <w:tcPr>
-            <w:tcW w:w="1227" w:type="dxa"/>
-            <w:tcBorders/>
+            <w:tcW w:w="1229" w:type="dxa"/>
+            <w:tcBorders>
+              <w:left w:val="single" w:sz="2" w:space="0" w:color="BFC7D5"/>
+              <w:bottom w:val="single" w:sz="2" w:space="0" w:color="BFC7D5"/>
+              <w:right w:val="single" w:sz="6" w:space="0" w:color="BFC7D5"/>
+            </w:tcBorders>
             <w:vAlign w:val="center"/>
           </w:tcPr>
           <w:p>
@@ -4899,8 +5795,12 @@
         <w:trPr/>
         <w:tc>
           <w:tcPr>
-            <w:tcW w:w="750" w:type="dxa"/>
-            <w:tcBorders/>
+            <w:tcW w:w="782" w:type="dxa"/>
+            <w:tcBorders>
+              <w:left w:val="single" w:sz="6" w:space="0" w:color="BFC7D5"/>
+              <w:bottom w:val="single" w:sz="2" w:space="0" w:color="BFC7D5"/>
+              <w:right w:val="single" w:sz="6" w:space="0" w:color="BFC7D5"/>
+            </w:tcBorders>
             <w:vAlign w:val="center"/>
           </w:tcPr>
           <w:p>
@@ -4919,8 +5819,12 @@
         </w:tc>
         <w:tc>
           <w:tcPr>
-            <w:tcW w:w="1694" w:type="dxa"/>
-            <w:tcBorders/>
+            <w:tcW w:w="1719" w:type="dxa"/>
+            <w:tcBorders>
+              <w:left w:val="single" w:sz="2" w:space="0" w:color="BFC7D5"/>
+              <w:bottom w:val="single" w:sz="2" w:space="0" w:color="BFC7D5"/>
+              <w:right w:val="single" w:sz="6" w:space="0" w:color="BFC7D5"/>
+            </w:tcBorders>
             <w:vAlign w:val="center"/>
           </w:tcPr>
           <w:p>
@@ -4939,8 +5843,12 @@
         </w:tc>
         <w:tc>
           <w:tcPr>
-            <w:tcW w:w="1108" w:type="dxa"/>
-            <w:tcBorders/>
+            <w:tcW w:w="1139" w:type="dxa"/>
+            <w:tcBorders>
+              <w:left w:val="single" w:sz="2" w:space="0" w:color="BFC7D5"/>
+              <w:bottom w:val="single" w:sz="2" w:space="0" w:color="BFC7D5"/>
+              <w:right w:val="single" w:sz="6" w:space="0" w:color="BFC7D5"/>
+            </w:tcBorders>
             <w:vAlign w:val="center"/>
           </w:tcPr>
           <w:p>
@@ -4959,8 +5867,12 @@
         </w:tc>
         <w:tc>
           <w:tcPr>
-            <w:tcW w:w="6560" w:type="dxa"/>
-            <w:tcBorders/>
+            <w:tcW w:w="6470" w:type="dxa"/>
+            <w:tcBorders>
+              <w:left w:val="single" w:sz="2" w:space="0" w:color="BFC7D5"/>
+              <w:bottom w:val="single" w:sz="2" w:space="0" w:color="BFC7D5"/>
+              <w:right w:val="single" w:sz="6" w:space="0" w:color="BFC7D5"/>
+            </w:tcBorders>
             <w:vAlign w:val="center"/>
           </w:tcPr>
           <w:p>
@@ -5045,8 +5957,12 @@
         </w:tc>
         <w:tc>
           <w:tcPr>
-            <w:tcW w:w="1227" w:type="dxa"/>
-            <w:tcBorders/>
+            <w:tcW w:w="1229" w:type="dxa"/>
+            <w:tcBorders>
+              <w:left w:val="single" w:sz="2" w:space="0" w:color="BFC7D5"/>
+              <w:bottom w:val="single" w:sz="2" w:space="0" w:color="BFC7D5"/>
+              <w:right w:val="single" w:sz="6" w:space="0" w:color="BFC7D5"/>
+            </w:tcBorders>
             <w:vAlign w:val="center"/>
           </w:tcPr>
           <w:p>
@@ -5068,8 +5984,12 @@
         <w:trPr/>
         <w:tc>
           <w:tcPr>
-            <w:tcW w:w="750" w:type="dxa"/>
-            <w:tcBorders/>
+            <w:tcW w:w="782" w:type="dxa"/>
+            <w:tcBorders>
+              <w:left w:val="single" w:sz="6" w:space="0" w:color="BFC7D5"/>
+              <w:bottom w:val="single" w:sz="2" w:space="0" w:color="BFC7D5"/>
+              <w:right w:val="single" w:sz="6" w:space="0" w:color="BFC7D5"/>
+            </w:tcBorders>
             <w:vAlign w:val="center"/>
           </w:tcPr>
           <w:p>
@@ -5088,8 +6008,12 @@
         </w:tc>
         <w:tc>
           <w:tcPr>
-            <w:tcW w:w="1694" w:type="dxa"/>
-            <w:tcBorders/>
+            <w:tcW w:w="1719" w:type="dxa"/>
+            <w:tcBorders>
+              <w:left w:val="single" w:sz="2" w:space="0" w:color="BFC7D5"/>
+              <w:bottom w:val="single" w:sz="2" w:space="0" w:color="BFC7D5"/>
+              <w:right w:val="single" w:sz="6" w:space="0" w:color="BFC7D5"/>
+            </w:tcBorders>
             <w:vAlign w:val="center"/>
           </w:tcPr>
           <w:p>
@@ -5108,8 +6032,12 @@
         </w:tc>
         <w:tc>
           <w:tcPr>
-            <w:tcW w:w="1108" w:type="dxa"/>
-            <w:tcBorders/>
+            <w:tcW w:w="1139" w:type="dxa"/>
+            <w:tcBorders>
+              <w:left w:val="single" w:sz="2" w:space="0" w:color="BFC7D5"/>
+              <w:bottom w:val="single" w:sz="2" w:space="0" w:color="BFC7D5"/>
+              <w:right w:val="single" w:sz="6" w:space="0" w:color="BFC7D5"/>
+            </w:tcBorders>
             <w:vAlign w:val="center"/>
           </w:tcPr>
           <w:p>
@@ -5128,8 +6056,12 @@
         </w:tc>
         <w:tc>
           <w:tcPr>
-            <w:tcW w:w="6560" w:type="dxa"/>
-            <w:tcBorders/>
+            <w:tcW w:w="6470" w:type="dxa"/>
+            <w:tcBorders>
+              <w:left w:val="single" w:sz="2" w:space="0" w:color="BFC7D5"/>
+              <w:bottom w:val="single" w:sz="2" w:space="0" w:color="BFC7D5"/>
+              <w:right w:val="single" w:sz="6" w:space="0" w:color="BFC7D5"/>
+            </w:tcBorders>
             <w:vAlign w:val="center"/>
           </w:tcPr>
           <w:p>
@@ -5148,8 +6080,12 @@
         </w:tc>
         <w:tc>
           <w:tcPr>
-            <w:tcW w:w="1227" w:type="dxa"/>
-            <w:tcBorders/>
+            <w:tcW w:w="1229" w:type="dxa"/>
+            <w:tcBorders>
+              <w:left w:val="single" w:sz="2" w:space="0" w:color="BFC7D5"/>
+              <w:bottom w:val="single" w:sz="2" w:space="0" w:color="BFC7D5"/>
+              <w:right w:val="single" w:sz="6" w:space="0" w:color="BFC7D5"/>
+            </w:tcBorders>
             <w:vAlign w:val="center"/>
           </w:tcPr>
           <w:p>
@@ -5171,8 +6107,12 @@
         <w:trPr/>
         <w:tc>
           <w:tcPr>
-            <w:tcW w:w="750" w:type="dxa"/>
-            <w:tcBorders/>
+            <w:tcW w:w="782" w:type="dxa"/>
+            <w:tcBorders>
+              <w:left w:val="single" w:sz="6" w:space="0" w:color="BFC7D5"/>
+              <w:bottom w:val="single" w:sz="2" w:space="0" w:color="BFC7D5"/>
+              <w:right w:val="single" w:sz="6" w:space="0" w:color="BFC7D5"/>
+            </w:tcBorders>
             <w:vAlign w:val="center"/>
           </w:tcPr>
           <w:p>
@@ -5191,8 +6131,12 @@
         </w:tc>
         <w:tc>
           <w:tcPr>
-            <w:tcW w:w="1694" w:type="dxa"/>
-            <w:tcBorders/>
+            <w:tcW w:w="1719" w:type="dxa"/>
+            <w:tcBorders>
+              <w:left w:val="single" w:sz="2" w:space="0" w:color="BFC7D5"/>
+              <w:bottom w:val="single" w:sz="2" w:space="0" w:color="BFC7D5"/>
+              <w:right w:val="single" w:sz="6" w:space="0" w:color="BFC7D5"/>
+            </w:tcBorders>
             <w:vAlign w:val="center"/>
           </w:tcPr>
           <w:p>
@@ -5211,8 +6155,12 @@
         </w:tc>
         <w:tc>
           <w:tcPr>
-            <w:tcW w:w="1108" w:type="dxa"/>
-            <w:tcBorders/>
+            <w:tcW w:w="1139" w:type="dxa"/>
+            <w:tcBorders>
+              <w:left w:val="single" w:sz="2" w:space="0" w:color="BFC7D5"/>
+              <w:bottom w:val="single" w:sz="2" w:space="0" w:color="BFC7D5"/>
+              <w:right w:val="single" w:sz="6" w:space="0" w:color="BFC7D5"/>
+            </w:tcBorders>
             <w:vAlign w:val="center"/>
           </w:tcPr>
           <w:p>
@@ -5237,8 +6185,12 @@
         </w:tc>
         <w:tc>
           <w:tcPr>
-            <w:tcW w:w="6560" w:type="dxa"/>
-            <w:tcBorders/>
+            <w:tcW w:w="6470" w:type="dxa"/>
+            <w:tcBorders>
+              <w:left w:val="single" w:sz="2" w:space="0" w:color="BFC7D5"/>
+              <w:bottom w:val="single" w:sz="2" w:space="0" w:color="BFC7D5"/>
+              <w:right w:val="single" w:sz="6" w:space="0" w:color="BFC7D5"/>
+            </w:tcBorders>
             <w:vAlign w:val="center"/>
           </w:tcPr>
           <w:p>
@@ -5260,20 +6212,44 @@
               <w:t>nemo_toolkit[asr]</w:t>
             </w:r>
             <w:r>
-              <w:rPr>
-                <w:rStyle w:val="Strong"/>
-              </w:rPr>
-              <w:t xml:space="preserve"> from a moving branch</w:t>
-            </w:r>
-            <w:r>
-              <w:rPr/>
-              <w:t xml:space="preserve"> (</w:t>
+              <w:rPr/>
+              <w:t xml:space="preserve"> pinned to NeMo commit </w:t>
             </w:r>
             <w:r>
               <w:rPr>
                 <w:rStyle w:val="SourceText"/>
               </w:rPr>
-              <w:t>backend/Dockerfile:19</w:t>
+              <w:t>60ce9407</w:t>
+            </w:r>
+            <w:r>
+              <w:rPr/>
+              <w:t xml:space="preserve"> since </w:t>
+            </w:r>
+            <w:r>
+              <w:rPr>
+                <w:rStyle w:val="SourceText"/>
+              </w:rPr>
+              <w:t>51fd3bc</w:t>
+            </w:r>
+            <w:r>
+              <w:rPr/>
+              <w:t xml:space="preserve"> (2026-09-22) — it was the moving branch </w:t>
+            </w:r>
+            <w:r>
+              <w:rPr>
+                <w:rStyle w:val="SourceText"/>
+              </w:rPr>
+              <w:t>@main</w:t>
+            </w:r>
+            <w:r>
+              <w:rPr/>
+              <w:t xml:space="preserve"> before that (R-01, closed) (</w:t>
+            </w:r>
+            <w:r>
+              <w:rPr>
+                <w:rStyle w:val="SourceText"/>
+              </w:rPr>
+              <w:t>backend/Dockerfile:23</w:t>
             </w:r>
             <w:r>
               <w:rPr/>
@@ -5283,18 +6259,22 @@
               <w:rPr>
                 <w:rStyle w:val="SourceText"/>
               </w:rPr>
-              <w:t>voice/Dockerfile:18</w:t>
-            </w:r>
-            <w:r>
-              <w:rPr/>
-              <w:t>)</w:t>
-            </w:r>
-          </w:p>
-        </w:tc>
-        <w:tc>
-          <w:tcPr>
-            <w:tcW w:w="1227" w:type="dxa"/>
-            <w:tcBorders/>
+              <w:t>voice/Dockerfile:22</w:t>
+            </w:r>
+            <w:r>
+              <w:rPr/>
+              <w:t>); remaining unpinned items listed in SOP-09 §7</w:t>
+            </w:r>
+          </w:p>
+        </w:tc>
+        <w:tc>
+          <w:tcPr>
+            <w:tcW w:w="1229" w:type="dxa"/>
+            <w:tcBorders>
+              <w:left w:val="single" w:sz="2" w:space="0" w:color="BFC7D5"/>
+              <w:bottom w:val="single" w:sz="2" w:space="0" w:color="BFC7D5"/>
+              <w:right w:val="single" w:sz="6" w:space="0" w:color="BFC7D5"/>
+            </w:tcBorders>
             <w:vAlign w:val="center"/>
           </w:tcPr>
           <w:p>
@@ -5316,8 +6296,12 @@
         <w:trPr/>
         <w:tc>
           <w:tcPr>
-            <w:tcW w:w="750" w:type="dxa"/>
-            <w:tcBorders/>
+            <w:tcW w:w="782" w:type="dxa"/>
+            <w:tcBorders>
+              <w:left w:val="single" w:sz="6" w:space="0" w:color="BFC7D5"/>
+              <w:bottom w:val="single" w:sz="2" w:space="0" w:color="BFC7D5"/>
+              <w:right w:val="single" w:sz="6" w:space="0" w:color="BFC7D5"/>
+            </w:tcBorders>
             <w:vAlign w:val="center"/>
           </w:tcPr>
           <w:p>
@@ -5336,8 +6320,12 @@
         </w:tc>
         <w:tc>
           <w:tcPr>
-            <w:tcW w:w="1694" w:type="dxa"/>
-            <w:tcBorders/>
+            <w:tcW w:w="1719" w:type="dxa"/>
+            <w:tcBorders>
+              <w:left w:val="single" w:sz="2" w:space="0" w:color="BFC7D5"/>
+              <w:bottom w:val="single" w:sz="2" w:space="0" w:color="BFC7D5"/>
+              <w:right w:val="single" w:sz="6" w:space="0" w:color="BFC7D5"/>
+            </w:tcBorders>
             <w:vAlign w:val="center"/>
           </w:tcPr>
           <w:p>
@@ -5356,8 +6344,12 @@
         </w:tc>
         <w:tc>
           <w:tcPr>
-            <w:tcW w:w="1108" w:type="dxa"/>
-            <w:tcBorders/>
+            <w:tcW w:w="1139" w:type="dxa"/>
+            <w:tcBorders>
+              <w:left w:val="single" w:sz="2" w:space="0" w:color="BFC7D5"/>
+              <w:bottom w:val="single" w:sz="2" w:space="0" w:color="BFC7D5"/>
+              <w:right w:val="single" w:sz="6" w:space="0" w:color="BFC7D5"/>
+            </w:tcBorders>
             <w:vAlign w:val="center"/>
           </w:tcPr>
           <w:p>
@@ -5376,8 +6368,12 @@
         </w:tc>
         <w:tc>
           <w:tcPr>
-            <w:tcW w:w="6560" w:type="dxa"/>
-            <w:tcBorders/>
+            <w:tcW w:w="6470" w:type="dxa"/>
+            <w:tcBorders>
+              <w:left w:val="single" w:sz="2" w:space="0" w:color="BFC7D5"/>
+              <w:bottom w:val="single" w:sz="2" w:space="0" w:color="BFC7D5"/>
+              <w:right w:val="single" w:sz="6" w:space="0" w:color="BFC7D5"/>
+            </w:tcBorders>
             <w:vAlign w:val="center"/>
           </w:tcPr>
           <w:p>
@@ -5402,7 +6398,7 @@
               <w:rPr>
                 <w:rStyle w:val="SourceText"/>
               </w:rPr>
-              <w:t>backend/Dockerfile:32</w:t>
+              <w:t>backend/Dockerfile:36</w:t>
             </w:r>
             <w:r>
               <w:rPr/>
@@ -5412,7 +6408,7 @@
               <w:rPr>
                 <w:rStyle w:val="SourceText"/>
               </w:rPr>
-              <w:t>voice/Dockerfile:79</w:t>
+              <w:t>voice/Dockerfile:83</w:t>
             </w:r>
             <w:r>
               <w:rPr/>
@@ -5438,8 +6434,12 @@
         </w:tc>
         <w:tc>
           <w:tcPr>
-            <w:tcW w:w="1227" w:type="dxa"/>
-            <w:tcBorders/>
+            <w:tcW w:w="1229" w:type="dxa"/>
+            <w:tcBorders>
+              <w:left w:val="single" w:sz="2" w:space="0" w:color="BFC7D5"/>
+              <w:bottom w:val="single" w:sz="2" w:space="0" w:color="BFC7D5"/>
+              <w:right w:val="single" w:sz="6" w:space="0" w:color="BFC7D5"/>
+            </w:tcBorders>
             <w:vAlign w:val="center"/>
           </w:tcPr>
           <w:p>
@@ -5461,8 +6461,12 @@
         <w:trPr/>
         <w:tc>
           <w:tcPr>
-            <w:tcW w:w="750" w:type="dxa"/>
-            <w:tcBorders/>
+            <w:tcW w:w="782" w:type="dxa"/>
+            <w:tcBorders>
+              <w:left w:val="single" w:sz="6" w:space="0" w:color="BFC7D5"/>
+              <w:bottom w:val="single" w:sz="2" w:space="0" w:color="BFC7D5"/>
+              <w:right w:val="single" w:sz="6" w:space="0" w:color="BFC7D5"/>
+            </w:tcBorders>
             <w:vAlign w:val="center"/>
           </w:tcPr>
           <w:p>
@@ -5481,8 +6485,12 @@
         </w:tc>
         <w:tc>
           <w:tcPr>
-            <w:tcW w:w="1694" w:type="dxa"/>
-            <w:tcBorders/>
+            <w:tcW w:w="1719" w:type="dxa"/>
+            <w:tcBorders>
+              <w:left w:val="single" w:sz="2" w:space="0" w:color="BFC7D5"/>
+              <w:bottom w:val="single" w:sz="2" w:space="0" w:color="BFC7D5"/>
+              <w:right w:val="single" w:sz="6" w:space="0" w:color="BFC7D5"/>
+            </w:tcBorders>
             <w:vAlign w:val="center"/>
           </w:tcPr>
           <w:p>
@@ -5501,8 +6509,12 @@
         </w:tc>
         <w:tc>
           <w:tcPr>
-            <w:tcW w:w="1108" w:type="dxa"/>
-            <w:tcBorders/>
+            <w:tcW w:w="1139" w:type="dxa"/>
+            <w:tcBorders>
+              <w:left w:val="single" w:sz="2" w:space="0" w:color="BFC7D5"/>
+              <w:bottom w:val="single" w:sz="2" w:space="0" w:color="BFC7D5"/>
+              <w:right w:val="single" w:sz="6" w:space="0" w:color="BFC7D5"/>
+            </w:tcBorders>
             <w:vAlign w:val="center"/>
           </w:tcPr>
           <w:p>
@@ -5521,8 +6533,12 @@
         </w:tc>
         <w:tc>
           <w:tcPr>
-            <w:tcW w:w="6560" w:type="dxa"/>
-            <w:tcBorders/>
+            <w:tcW w:w="6470" w:type="dxa"/>
+            <w:tcBorders>
+              <w:left w:val="single" w:sz="2" w:space="0" w:color="BFC7D5"/>
+              <w:bottom w:val="single" w:sz="2" w:space="0" w:color="BFC7D5"/>
+              <w:right w:val="single" w:sz="6" w:space="0" w:color="BFC7D5"/>
+            </w:tcBorders>
             <w:vAlign w:val="center"/>
           </w:tcPr>
           <w:p>
@@ -5541,8 +6557,12 @@
         </w:tc>
         <w:tc>
           <w:tcPr>
-            <w:tcW w:w="1227" w:type="dxa"/>
-            <w:tcBorders/>
+            <w:tcW w:w="1229" w:type="dxa"/>
+            <w:tcBorders>
+              <w:left w:val="single" w:sz="2" w:space="0" w:color="BFC7D5"/>
+              <w:bottom w:val="single" w:sz="2" w:space="0" w:color="BFC7D5"/>
+              <w:right w:val="single" w:sz="6" w:space="0" w:color="BFC7D5"/>
+            </w:tcBorders>
             <w:vAlign w:val="center"/>
           </w:tcPr>
           <w:p>
@@ -5564,8 +6584,12 @@
         <w:trPr/>
         <w:tc>
           <w:tcPr>
-            <w:tcW w:w="750" w:type="dxa"/>
-            <w:tcBorders/>
+            <w:tcW w:w="782" w:type="dxa"/>
+            <w:tcBorders>
+              <w:left w:val="single" w:sz="6" w:space="0" w:color="BFC7D5"/>
+              <w:bottom w:val="single" w:sz="2" w:space="0" w:color="BFC7D5"/>
+              <w:right w:val="single" w:sz="6" w:space="0" w:color="BFC7D5"/>
+            </w:tcBorders>
             <w:vAlign w:val="center"/>
           </w:tcPr>
           <w:p>
@@ -5584,8 +6608,12 @@
         </w:tc>
         <w:tc>
           <w:tcPr>
-            <w:tcW w:w="1694" w:type="dxa"/>
-            <w:tcBorders/>
+            <w:tcW w:w="1719" w:type="dxa"/>
+            <w:tcBorders>
+              <w:left w:val="single" w:sz="2" w:space="0" w:color="BFC7D5"/>
+              <w:bottom w:val="single" w:sz="2" w:space="0" w:color="BFC7D5"/>
+              <w:right w:val="single" w:sz="6" w:space="0" w:color="BFC7D5"/>
+            </w:tcBorders>
             <w:vAlign w:val="center"/>
           </w:tcPr>
           <w:p>
@@ -5604,8 +6632,12 @@
         </w:tc>
         <w:tc>
           <w:tcPr>
-            <w:tcW w:w="1108" w:type="dxa"/>
-            <w:tcBorders/>
+            <w:tcW w:w="1139" w:type="dxa"/>
+            <w:tcBorders>
+              <w:left w:val="single" w:sz="2" w:space="0" w:color="BFC7D5"/>
+              <w:bottom w:val="single" w:sz="2" w:space="0" w:color="BFC7D5"/>
+              <w:right w:val="single" w:sz="6" w:space="0" w:color="BFC7D5"/>
+            </w:tcBorders>
             <w:vAlign w:val="center"/>
           </w:tcPr>
           <w:p>
@@ -5624,8 +6656,12 @@
         </w:tc>
         <w:tc>
           <w:tcPr>
-            <w:tcW w:w="6560" w:type="dxa"/>
-            <w:tcBorders/>
+            <w:tcW w:w="6470" w:type="dxa"/>
+            <w:tcBorders>
+              <w:left w:val="single" w:sz="2" w:space="0" w:color="BFC7D5"/>
+              <w:bottom w:val="single" w:sz="2" w:space="0" w:color="BFC7D5"/>
+              <w:right w:val="single" w:sz="6" w:space="0" w:color="BFC7D5"/>
+            </w:tcBorders>
             <w:vAlign w:val="center"/>
           </w:tcPr>
           <w:p>
@@ -5670,8 +6706,12 @@
         </w:tc>
         <w:tc>
           <w:tcPr>
-            <w:tcW w:w="1227" w:type="dxa"/>
-            <w:tcBorders/>
+            <w:tcW w:w="1229" w:type="dxa"/>
+            <w:tcBorders>
+              <w:left w:val="single" w:sz="2" w:space="0" w:color="BFC7D5"/>
+              <w:bottom w:val="single" w:sz="2" w:space="0" w:color="BFC7D5"/>
+              <w:right w:val="single" w:sz="6" w:space="0" w:color="BFC7D5"/>
+            </w:tcBorders>
             <w:vAlign w:val="center"/>
           </w:tcPr>
           <w:p>
@@ -5693,8 +6733,12 @@
         <w:trPr/>
         <w:tc>
           <w:tcPr>
-            <w:tcW w:w="750" w:type="dxa"/>
-            <w:tcBorders/>
+            <w:tcW w:w="782" w:type="dxa"/>
+            <w:tcBorders>
+              <w:left w:val="single" w:sz="6" w:space="0" w:color="BFC7D5"/>
+              <w:bottom w:val="single" w:sz="2" w:space="0" w:color="BFC7D5"/>
+              <w:right w:val="single" w:sz="6" w:space="0" w:color="BFC7D5"/>
+            </w:tcBorders>
             <w:vAlign w:val="center"/>
           </w:tcPr>
           <w:p>
@@ -5713,8 +6757,12 @@
         </w:tc>
         <w:tc>
           <w:tcPr>
-            <w:tcW w:w="1694" w:type="dxa"/>
-            <w:tcBorders/>
+            <w:tcW w:w="1719" w:type="dxa"/>
+            <w:tcBorders>
+              <w:left w:val="single" w:sz="2" w:space="0" w:color="BFC7D5"/>
+              <w:bottom w:val="single" w:sz="2" w:space="0" w:color="BFC7D5"/>
+              <w:right w:val="single" w:sz="6" w:space="0" w:color="BFC7D5"/>
+            </w:tcBorders>
             <w:vAlign w:val="center"/>
           </w:tcPr>
           <w:p>
@@ -5735,52 +6783,84 @@
         </w:tc>
         <w:tc>
           <w:tcPr>
-            <w:tcW w:w="1108" w:type="dxa"/>
-            <w:tcBorders/>
-            <w:vAlign w:val="center"/>
-          </w:tcPr>
-          <w:p>
-            <w:pPr>
-              <w:pStyle w:val="TableContents"/>
-              <w:bidi w:val="0"/>
-              <w:spacing w:before="0" w:after="283"/>
-              <w:jc w:val="left"/>
-              <w:rPr/>
-            </w:pPr>
-            <w:r>
-              <w:rPr/>
-              <w:t>SOP-06 §7</w:t>
-            </w:r>
-          </w:p>
-        </w:tc>
-        <w:tc>
-          <w:tcPr>
-            <w:tcW w:w="6560" w:type="dxa"/>
-            <w:tcBorders/>
-            <w:vAlign w:val="center"/>
-          </w:tcPr>
-          <w:p>
-            <w:pPr>
-              <w:pStyle w:val="TableContents"/>
-              <w:bidi w:val="0"/>
-              <w:spacing w:before="0" w:after="283"/>
-              <w:jc w:val="left"/>
-              <w:rPr/>
-            </w:pPr>
-            <w:r>
-              <w:rPr>
-                <w:rStyle w:val="Strong"/>
-              </w:rPr>
-              <w:t>None.</w:t>
-            </w:r>
-            <w:r>
-              <w:rPr/>
-              <w:t xml:space="preserve"> No git tags; </w:t>
+            <w:tcW w:w="1139" w:type="dxa"/>
+            <w:tcBorders>
+              <w:left w:val="single" w:sz="2" w:space="0" w:color="BFC7D5"/>
+              <w:bottom w:val="single" w:sz="2" w:space="0" w:color="BFC7D5"/>
+              <w:right w:val="single" w:sz="6" w:space="0" w:color="BFC7D5"/>
+            </w:tcBorders>
+            <w:vAlign w:val="center"/>
+          </w:tcPr>
+          <w:p>
+            <w:pPr>
+              <w:pStyle w:val="TableContents"/>
+              <w:bidi w:val="0"/>
+              <w:spacing w:before="0" w:after="283"/>
+              <w:jc w:val="left"/>
+              <w:rPr/>
+            </w:pPr>
+            <w:r>
+              <w:rPr/>
+              <w:t>SOP-06 §9; SOP-08 §7</w:t>
+            </w:r>
+          </w:p>
+        </w:tc>
+        <w:tc>
+          <w:tcPr>
+            <w:tcW w:w="6470" w:type="dxa"/>
+            <w:tcBorders>
+              <w:left w:val="single" w:sz="2" w:space="0" w:color="BFC7D5"/>
+              <w:bottom w:val="single" w:sz="2" w:space="0" w:color="BFC7D5"/>
+              <w:right w:val="single" w:sz="6" w:space="0" w:color="BFC7D5"/>
+            </w:tcBorders>
+            <w:vAlign w:val="center"/>
+          </w:tcPr>
+          <w:p>
+            <w:pPr>
+              <w:pStyle w:val="TableContents"/>
+              <w:bidi w:val="0"/>
+              <w:spacing w:before="0" w:after="283"/>
+              <w:jc w:val="left"/>
+              <w:rPr/>
+            </w:pPr>
+            <w:r>
+              <w:rPr/>
+              <w:t xml:space="preserve">Annotated tags </w:t>
             </w:r>
             <w:r>
               <w:rPr>
                 <w:rStyle w:val="SourceText"/>
               </w:rPr>
+              <w:t>v1.4.0</w:t>
+            </w:r>
+            <w:r>
+              <w:rPr/>
+              <w:t>/</w:t>
+            </w:r>
+            <w:r>
+              <w:rPr>
+                <w:rStyle w:val="SourceText"/>
+              </w:rPr>
+              <w:t>v1.4.1</w:t>
+            </w:r>
+            <w:r>
+              <w:rPr/>
+              <w:t xml:space="preserve">; </w:t>
+            </w:r>
+            <w:r>
+              <w:rPr>
+                <w:rStyle w:val="SourceText"/>
+              </w:rPr>
+              <w:t>CHANGELOG.md</w:t>
+            </w:r>
+            <w:r>
+              <w:rPr/>
+              <w:t xml:space="preserve">; </w:t>
+            </w:r>
+            <w:r>
+              <w:rPr>
+                <w:rStyle w:val="SourceText"/>
+              </w:rPr>
               <w:t>frontend/package.json</w:t>
             </w:r>
             <w:r>
@@ -5791,33 +6871,75 @@
               <w:rPr>
                 <w:rStyle w:val="SourceText"/>
               </w:rPr>
-              <w:t>"version": "0.0.0"</w:t>
-            </w:r>
-            <w:r>
-              <w:rPr/>
-              <w:t>; backend/voice/frontend images untagged; no build identifier surfaced by any endpoint</w:t>
-            </w:r>
-          </w:p>
-        </w:tc>
-        <w:tc>
-          <w:tcPr>
-            <w:tcW w:w="1227" w:type="dxa"/>
-            <w:tcBorders/>
-            <w:vAlign w:val="center"/>
-          </w:tcPr>
-          <w:p>
-            <w:pPr>
-              <w:pStyle w:val="TableContents"/>
-              <w:bidi w:val="0"/>
-              <w:spacing w:before="0" w:after="283"/>
-              <w:jc w:val="left"/>
-              <w:rPr/>
-            </w:pPr>
-            <w:r>
-              <w:rPr>
-                <w:rStyle w:val="Strong"/>
-              </w:rPr>
-              <w:t>Gap</w:t>
+              <w:t>"1.4.1"</w:t>
+            </w:r>
+            <w:r>
+              <w:rPr/>
+              <w:t xml:space="preserve">; build identity baked into images and reported by </w:t>
+            </w:r>
+            <w:r>
+              <w:rPr>
+                <w:rStyle w:val="SourceText"/>
+              </w:rPr>
+              <w:t>/api/version</w:t>
+            </w:r>
+            <w:r>
+              <w:rPr/>
+              <w:t xml:space="preserve">, voice </w:t>
+            </w:r>
+            <w:r>
+              <w:rPr>
+                <w:rStyle w:val="SourceText"/>
+              </w:rPr>
+              <w:t>/health</w:t>
+            </w:r>
+            <w:r>
+              <w:rPr/>
+              <w:t xml:space="preserve">, </w:t>
+            </w:r>
+            <w:r>
+              <w:rPr>
+                <w:rStyle w:val="SourceText"/>
+              </w:rPr>
+              <w:t>/build.json</w:t>
+            </w:r>
+            <w:r>
+              <w:rPr/>
+              <w:t xml:space="preserve">; </w:t>
+            </w:r>
+            <w:r>
+              <w:rPr>
+                <w:rStyle w:val="SourceText"/>
+              </w:rPr>
+              <w:t>REG-08</w:t>
+            </w:r>
+            <w:r>
+              <w:rPr/>
+              <w:t xml:space="preserve"> (closed G-01, 2026-10-06)</w:t>
+            </w:r>
+          </w:p>
+        </w:tc>
+        <w:tc>
+          <w:tcPr>
+            <w:tcW w:w="1229" w:type="dxa"/>
+            <w:tcBorders>
+              <w:left w:val="single" w:sz="2" w:space="0" w:color="BFC7D5"/>
+              <w:bottom w:val="single" w:sz="2" w:space="0" w:color="BFC7D5"/>
+              <w:right w:val="single" w:sz="6" w:space="0" w:color="BFC7D5"/>
+            </w:tcBorders>
+            <w:vAlign w:val="center"/>
+          </w:tcPr>
+          <w:p>
+            <w:pPr>
+              <w:pStyle w:val="TableContents"/>
+              <w:bidi w:val="0"/>
+              <w:spacing w:before="0" w:after="283"/>
+              <w:jc w:val="left"/>
+              <w:rPr/>
+            </w:pPr>
+            <w:r>
+              <w:rPr/>
+              <w:t>Met</w:t>
             </w:r>
           </w:p>
         </w:tc>
@@ -5826,8 +6948,12 @@
         <w:trPr/>
         <w:tc>
           <w:tcPr>
-            <w:tcW w:w="750" w:type="dxa"/>
-            <w:tcBorders/>
+            <w:tcW w:w="782" w:type="dxa"/>
+            <w:tcBorders>
+              <w:left w:val="single" w:sz="6" w:space="0" w:color="BFC7D5"/>
+              <w:bottom w:val="single" w:sz="2" w:space="0" w:color="BFC7D5"/>
+              <w:right w:val="single" w:sz="6" w:space="0" w:color="BFC7D5"/>
+            </w:tcBorders>
             <w:vAlign w:val="center"/>
           </w:tcPr>
           <w:p>
@@ -5846,8 +6972,12 @@
         </w:tc>
         <w:tc>
           <w:tcPr>
-            <w:tcW w:w="1694" w:type="dxa"/>
-            <w:tcBorders/>
+            <w:tcW w:w="1719" w:type="dxa"/>
+            <w:tcBorders>
+              <w:left w:val="single" w:sz="2" w:space="0" w:color="BFC7D5"/>
+              <w:bottom w:val="single" w:sz="2" w:space="0" w:color="BFC7D5"/>
+              <w:right w:val="single" w:sz="6" w:space="0" w:color="BFC7D5"/>
+            </w:tcBorders>
             <w:vAlign w:val="center"/>
           </w:tcPr>
           <w:p>
@@ -5868,8 +6998,12 @@
         </w:tc>
         <w:tc>
           <w:tcPr>
-            <w:tcW w:w="1108" w:type="dxa"/>
-            <w:tcBorders/>
+            <w:tcW w:w="1139" w:type="dxa"/>
+            <w:tcBorders>
+              <w:left w:val="single" w:sz="2" w:space="0" w:color="BFC7D5"/>
+              <w:bottom w:val="single" w:sz="2" w:space="0" w:color="BFC7D5"/>
+              <w:right w:val="single" w:sz="6" w:space="0" w:color="BFC7D5"/>
+            </w:tcBorders>
             <w:vAlign w:val="center"/>
           </w:tcPr>
           <w:p>
@@ -5888,8 +7022,12 @@
         </w:tc>
         <w:tc>
           <w:tcPr>
-            <w:tcW w:w="6560" w:type="dxa"/>
-            <w:tcBorders/>
+            <w:tcW w:w="6470" w:type="dxa"/>
+            <w:tcBorders>
+              <w:left w:val="single" w:sz="2" w:space="0" w:color="BFC7D5"/>
+              <w:bottom w:val="single" w:sz="2" w:space="0" w:color="BFC7D5"/>
+              <w:right w:val="single" w:sz="6" w:space="0" w:color="BFC7D5"/>
+            </w:tcBorders>
             <w:vAlign w:val="center"/>
           </w:tcPr>
           <w:p>
@@ -5928,7 +7066,7 @@
               <w:rPr>
                 <w:rStyle w:val="SourceText"/>
               </w:rPr>
-              <w:t>backend/app/api/routes/chat.py:25-33</w:t>
+              <w:t>backend/app/api/routes/chat.py:27-35</w:t>
             </w:r>
             <w:r>
               <w:rPr/>
@@ -5968,7 +7106,7 @@
               <w:rPr>
                 <w:rStyle w:val="SourceText"/>
               </w:rPr>
-              <w:t>backend/app/main.py:135</w:t>
+              <w:t>backend/app/main.py:157</w:t>
             </w:r>
             <w:r>
               <w:rPr/>
@@ -5978,8 +7116,12 @@
         </w:tc>
         <w:tc>
           <w:tcPr>
-            <w:tcW w:w="1227" w:type="dxa"/>
-            <w:tcBorders/>
+            <w:tcW w:w="1229" w:type="dxa"/>
+            <w:tcBorders>
+              <w:left w:val="single" w:sz="2" w:space="0" w:color="BFC7D5"/>
+              <w:bottom w:val="single" w:sz="2" w:space="0" w:color="BFC7D5"/>
+              <w:right w:val="single" w:sz="6" w:space="0" w:color="BFC7D5"/>
+            </w:tcBorders>
             <w:vAlign w:val="center"/>
           </w:tcPr>
           <w:p>
@@ -6003,8 +7145,12 @@
         <w:trPr/>
         <w:tc>
           <w:tcPr>
-            <w:tcW w:w="750" w:type="dxa"/>
-            <w:tcBorders/>
+            <w:tcW w:w="782" w:type="dxa"/>
+            <w:tcBorders>
+              <w:left w:val="single" w:sz="6" w:space="0" w:color="BFC7D5"/>
+              <w:bottom w:val="single" w:sz="2" w:space="0" w:color="BFC7D5"/>
+              <w:right w:val="single" w:sz="6" w:space="0" w:color="BFC7D5"/>
+            </w:tcBorders>
             <w:vAlign w:val="center"/>
           </w:tcPr>
           <w:p>
@@ -6023,8 +7169,12 @@
         </w:tc>
         <w:tc>
           <w:tcPr>
-            <w:tcW w:w="1694" w:type="dxa"/>
-            <w:tcBorders/>
+            <w:tcW w:w="1719" w:type="dxa"/>
+            <w:tcBorders>
+              <w:left w:val="single" w:sz="2" w:space="0" w:color="BFC7D5"/>
+              <w:bottom w:val="single" w:sz="2" w:space="0" w:color="BFC7D5"/>
+              <w:right w:val="single" w:sz="6" w:space="0" w:color="BFC7D5"/>
+            </w:tcBorders>
             <w:vAlign w:val="center"/>
           </w:tcPr>
           <w:p>
@@ -6043,8 +7193,12 @@
         </w:tc>
         <w:tc>
           <w:tcPr>
-            <w:tcW w:w="1108" w:type="dxa"/>
-            <w:tcBorders/>
+            <w:tcW w:w="1139" w:type="dxa"/>
+            <w:tcBorders>
+              <w:left w:val="single" w:sz="2" w:space="0" w:color="BFC7D5"/>
+              <w:bottom w:val="single" w:sz="2" w:space="0" w:color="BFC7D5"/>
+              <w:right w:val="single" w:sz="6" w:space="0" w:color="BFC7D5"/>
+            </w:tcBorders>
             <w:vAlign w:val="center"/>
           </w:tcPr>
           <w:p>
@@ -6063,8 +7217,12 @@
         </w:tc>
         <w:tc>
           <w:tcPr>
-            <w:tcW w:w="6560" w:type="dxa"/>
-            <w:tcBorders/>
+            <w:tcW w:w="6470" w:type="dxa"/>
+            <w:tcBorders>
+              <w:left w:val="single" w:sz="2" w:space="0" w:color="BFC7D5"/>
+              <w:bottom w:val="single" w:sz="2" w:space="0" w:color="BFC7D5"/>
+              <w:right w:val="single" w:sz="6" w:space="0" w:color="BFC7D5"/>
+            </w:tcBorders>
             <w:vAlign w:val="center"/>
           </w:tcPr>
           <w:p>
@@ -6087,33 +7245,31 @@
             </w:r>
             <w:r>
               <w:rPr/>
-              <w:t xml:space="preserve">); </w:t>
-            </w:r>
-            <w:r>
-              <w:rPr>
-                <w:rStyle w:val="Strong"/>
-              </w:rPr>
-              <w:t>customer data has no backup procedure</w:t>
-            </w:r>
-          </w:p>
-        </w:tc>
-        <w:tc>
-          <w:tcPr>
-            <w:tcW w:w="1227" w:type="dxa"/>
-            <w:tcBorders/>
-            <w:vAlign w:val="center"/>
-          </w:tcPr>
-          <w:p>
-            <w:pPr>
-              <w:pStyle w:val="TableContents"/>
-              <w:bidi w:val="0"/>
-              <w:spacing w:before="0" w:after="283"/>
-              <w:jc w:val="left"/>
-              <w:rPr/>
-            </w:pPr>
-            <w:r>
-              <w:rPr/>
-              <w:t>Gap</w:t>
+              <w:t>); customer-data backup and restore procedure with a verified restore, nightly timer and off-host copy (G-03/G-22 closed 2026-09-22)</w:t>
+            </w:r>
+          </w:p>
+        </w:tc>
+        <w:tc>
+          <w:tcPr>
+            <w:tcW w:w="1229" w:type="dxa"/>
+            <w:tcBorders>
+              <w:left w:val="single" w:sz="2" w:space="0" w:color="BFC7D5"/>
+              <w:bottom w:val="single" w:sz="2" w:space="0" w:color="BFC7D5"/>
+              <w:right w:val="single" w:sz="6" w:space="0" w:color="BFC7D5"/>
+            </w:tcBorders>
+            <w:vAlign w:val="center"/>
+          </w:tcPr>
+          <w:p>
+            <w:pPr>
+              <w:pStyle w:val="TableContents"/>
+              <w:bidi w:val="0"/>
+              <w:spacing w:before="0" w:after="283"/>
+              <w:jc w:val="left"/>
+              <w:rPr/>
+            </w:pPr>
+            <w:r>
+              <w:rPr/>
+              <w:t>Partial</w:t>
             </w:r>
           </w:p>
         </w:tc>
@@ -6122,8 +7278,12 @@
         <w:trPr/>
         <w:tc>
           <w:tcPr>
-            <w:tcW w:w="750" w:type="dxa"/>
-            <w:tcBorders/>
+            <w:tcW w:w="782" w:type="dxa"/>
+            <w:tcBorders>
+              <w:left w:val="single" w:sz="6" w:space="0" w:color="BFC7D5"/>
+              <w:bottom w:val="single" w:sz="2" w:space="0" w:color="BFC7D5"/>
+              <w:right w:val="single" w:sz="6" w:space="0" w:color="BFC7D5"/>
+            </w:tcBorders>
             <w:vAlign w:val="center"/>
           </w:tcPr>
           <w:p>
@@ -6142,8 +7302,12 @@
         </w:tc>
         <w:tc>
           <w:tcPr>
-            <w:tcW w:w="1694" w:type="dxa"/>
-            <w:tcBorders/>
+            <w:tcW w:w="1719" w:type="dxa"/>
+            <w:tcBorders>
+              <w:left w:val="single" w:sz="2" w:space="0" w:color="BFC7D5"/>
+              <w:bottom w:val="single" w:sz="2" w:space="0" w:color="BFC7D5"/>
+              <w:right w:val="single" w:sz="6" w:space="0" w:color="BFC7D5"/>
+            </w:tcBorders>
             <w:vAlign w:val="center"/>
           </w:tcPr>
           <w:p>
@@ -6162,8 +7326,12 @@
         </w:tc>
         <w:tc>
           <w:tcPr>
-            <w:tcW w:w="1108" w:type="dxa"/>
-            <w:tcBorders/>
+            <w:tcW w:w="1139" w:type="dxa"/>
+            <w:tcBorders>
+              <w:left w:val="single" w:sz="2" w:space="0" w:color="BFC7D5"/>
+              <w:bottom w:val="single" w:sz="2" w:space="0" w:color="BFC7D5"/>
+              <w:right w:val="single" w:sz="6" w:space="0" w:color="BFC7D5"/>
+            </w:tcBorders>
             <w:vAlign w:val="center"/>
           </w:tcPr>
           <w:p>
@@ -6182,8 +7350,12 @@
         </w:tc>
         <w:tc>
           <w:tcPr>
-            <w:tcW w:w="6560" w:type="dxa"/>
-            <w:tcBorders/>
+            <w:tcW w:w="6470" w:type="dxa"/>
+            <w:tcBorders>
+              <w:left w:val="single" w:sz="2" w:space="0" w:color="BFC7D5"/>
+              <w:bottom w:val="single" w:sz="2" w:space="0" w:color="BFC7D5"/>
+              <w:right w:val="single" w:sz="6" w:space="0" w:color="BFC7D5"/>
+            </w:tcBorders>
             <w:vAlign w:val="center"/>
           </w:tcPr>
           <w:p>
@@ -6218,8 +7390,12 @@
         </w:tc>
         <w:tc>
           <w:tcPr>
-            <w:tcW w:w="1227" w:type="dxa"/>
-            <w:tcBorders/>
+            <w:tcW w:w="1229" w:type="dxa"/>
+            <w:tcBorders>
+              <w:left w:val="single" w:sz="2" w:space="0" w:color="BFC7D5"/>
+              <w:bottom w:val="single" w:sz="2" w:space="0" w:color="BFC7D5"/>
+              <w:right w:val="single" w:sz="6" w:space="0" w:color="BFC7D5"/>
+            </w:tcBorders>
             <w:vAlign w:val="center"/>
           </w:tcPr>
           <w:p>
@@ -6241,8 +7417,12 @@
         <w:trPr/>
         <w:tc>
           <w:tcPr>
-            <w:tcW w:w="750" w:type="dxa"/>
-            <w:tcBorders/>
+            <w:tcW w:w="782" w:type="dxa"/>
+            <w:tcBorders>
+              <w:left w:val="single" w:sz="6" w:space="0" w:color="BFC7D5"/>
+              <w:bottom w:val="single" w:sz="2" w:space="0" w:color="BFC7D5"/>
+              <w:right w:val="single" w:sz="6" w:space="0" w:color="BFC7D5"/>
+            </w:tcBorders>
             <w:vAlign w:val="center"/>
           </w:tcPr>
           <w:p>
@@ -6261,8 +7441,12 @@
         </w:tc>
         <w:tc>
           <w:tcPr>
-            <w:tcW w:w="1694" w:type="dxa"/>
-            <w:tcBorders/>
+            <w:tcW w:w="1719" w:type="dxa"/>
+            <w:tcBorders>
+              <w:left w:val="single" w:sz="2" w:space="0" w:color="BFC7D5"/>
+              <w:bottom w:val="single" w:sz="2" w:space="0" w:color="BFC7D5"/>
+              <w:right w:val="single" w:sz="6" w:space="0" w:color="BFC7D5"/>
+            </w:tcBorders>
             <w:vAlign w:val="center"/>
           </w:tcPr>
           <w:p>
@@ -6281,8 +7465,12 @@
         </w:tc>
         <w:tc>
           <w:tcPr>
-            <w:tcW w:w="1108" w:type="dxa"/>
-            <w:tcBorders/>
+            <w:tcW w:w="1139" w:type="dxa"/>
+            <w:tcBorders>
+              <w:left w:val="single" w:sz="2" w:space="0" w:color="BFC7D5"/>
+              <w:bottom w:val="single" w:sz="2" w:space="0" w:color="BFC7D5"/>
+              <w:right w:val="single" w:sz="6" w:space="0" w:color="BFC7D5"/>
+            </w:tcBorders>
             <w:vAlign w:val="center"/>
           </w:tcPr>
           <w:p>
@@ -6301,8 +7489,12 @@
         </w:tc>
         <w:tc>
           <w:tcPr>
-            <w:tcW w:w="6560" w:type="dxa"/>
-            <w:tcBorders/>
+            <w:tcW w:w="6470" w:type="dxa"/>
+            <w:tcBorders>
+              <w:left w:val="single" w:sz="2" w:space="0" w:color="BFC7D5"/>
+              <w:bottom w:val="single" w:sz="2" w:space="0" w:color="BFC7D5"/>
+              <w:right w:val="single" w:sz="6" w:space="0" w:color="BFC7D5"/>
+            </w:tcBorders>
             <w:vAlign w:val="center"/>
           </w:tcPr>
           <w:p>
@@ -6321,8 +7513,12 @@
         </w:tc>
         <w:tc>
           <w:tcPr>
-            <w:tcW w:w="1227" w:type="dxa"/>
-            <w:tcBorders/>
+            <w:tcW w:w="1229" w:type="dxa"/>
+            <w:tcBorders>
+              <w:left w:val="single" w:sz="2" w:space="0" w:color="BFC7D5"/>
+              <w:bottom w:val="single" w:sz="2" w:space="0" w:color="BFC7D5"/>
+              <w:right w:val="single" w:sz="6" w:space="0" w:color="BFC7D5"/>
+            </w:tcBorders>
             <w:vAlign w:val="center"/>
           </w:tcPr>
           <w:p>
@@ -6344,8 +7540,12 @@
         <w:trPr/>
         <w:tc>
           <w:tcPr>
-            <w:tcW w:w="750" w:type="dxa"/>
-            <w:tcBorders/>
+            <w:tcW w:w="782" w:type="dxa"/>
+            <w:tcBorders>
+              <w:left w:val="single" w:sz="6" w:space="0" w:color="BFC7D5"/>
+              <w:bottom w:val="single" w:sz="2" w:space="0" w:color="BFC7D5"/>
+              <w:right w:val="single" w:sz="6" w:space="0" w:color="BFC7D5"/>
+            </w:tcBorders>
             <w:vAlign w:val="center"/>
           </w:tcPr>
           <w:p>
@@ -6364,8 +7564,12 @@
         </w:tc>
         <w:tc>
           <w:tcPr>
-            <w:tcW w:w="1694" w:type="dxa"/>
-            <w:tcBorders/>
+            <w:tcW w:w="1719" w:type="dxa"/>
+            <w:tcBorders>
+              <w:left w:val="single" w:sz="2" w:space="0" w:color="BFC7D5"/>
+              <w:bottom w:val="single" w:sz="2" w:space="0" w:color="BFC7D5"/>
+              <w:right w:val="single" w:sz="6" w:space="0" w:color="BFC7D5"/>
+            </w:tcBorders>
             <w:vAlign w:val="center"/>
           </w:tcPr>
           <w:p>
@@ -6386,8 +7590,12 @@
         </w:tc>
         <w:tc>
           <w:tcPr>
-            <w:tcW w:w="1108" w:type="dxa"/>
-            <w:tcBorders/>
+            <w:tcW w:w="1139" w:type="dxa"/>
+            <w:tcBorders>
+              <w:left w:val="single" w:sz="2" w:space="0" w:color="BFC7D5"/>
+              <w:bottom w:val="single" w:sz="2" w:space="0" w:color="BFC7D5"/>
+              <w:right w:val="single" w:sz="6" w:space="0" w:color="BFC7D5"/>
+            </w:tcBorders>
             <w:vAlign w:val="center"/>
           </w:tcPr>
           <w:p>
@@ -6406,8 +7614,12 @@
         </w:tc>
         <w:tc>
           <w:tcPr>
-            <w:tcW w:w="6560" w:type="dxa"/>
-            <w:tcBorders/>
+            <w:tcW w:w="6470" w:type="dxa"/>
+            <w:tcBorders>
+              <w:left w:val="single" w:sz="2" w:space="0" w:color="BFC7D5"/>
+              <w:bottom w:val="single" w:sz="2" w:space="0" w:color="BFC7D5"/>
+              <w:right w:val="single" w:sz="6" w:space="0" w:color="BFC7D5"/>
+            </w:tcBorders>
             <w:vAlign w:val="center"/>
           </w:tcPr>
           <w:p>
@@ -6442,8 +7654,12 @@
         </w:tc>
         <w:tc>
           <w:tcPr>
-            <w:tcW w:w="1227" w:type="dxa"/>
-            <w:tcBorders/>
+            <w:tcW w:w="1229" w:type="dxa"/>
+            <w:tcBorders>
+              <w:left w:val="single" w:sz="2" w:space="0" w:color="BFC7D5"/>
+              <w:bottom w:val="single" w:sz="2" w:space="0" w:color="BFC7D5"/>
+              <w:right w:val="single" w:sz="6" w:space="0" w:color="BFC7D5"/>
+            </w:tcBorders>
             <w:vAlign w:val="center"/>
           </w:tcPr>
           <w:p>
@@ -6467,8 +7683,12 @@
         <w:trPr/>
         <w:tc>
           <w:tcPr>
-            <w:tcW w:w="750" w:type="dxa"/>
-            <w:tcBorders/>
+            <w:tcW w:w="782" w:type="dxa"/>
+            <w:tcBorders>
+              <w:left w:val="single" w:sz="6" w:space="0" w:color="BFC7D5"/>
+              <w:bottom w:val="single" w:sz="6" w:space="0" w:color="BFC7D5"/>
+              <w:right w:val="single" w:sz="6" w:space="0" w:color="BFC7D5"/>
+            </w:tcBorders>
             <w:vAlign w:val="center"/>
           </w:tcPr>
           <w:p>
@@ -6487,8 +7707,12 @@
         </w:tc>
         <w:tc>
           <w:tcPr>
-            <w:tcW w:w="1694" w:type="dxa"/>
-            <w:tcBorders/>
+            <w:tcW w:w="1719" w:type="dxa"/>
+            <w:tcBorders>
+              <w:left w:val="single" w:sz="2" w:space="0" w:color="BFC7D5"/>
+              <w:bottom w:val="single" w:sz="6" w:space="0" w:color="BFC7D5"/>
+              <w:right w:val="single" w:sz="6" w:space="0" w:color="BFC7D5"/>
+            </w:tcBorders>
             <w:vAlign w:val="center"/>
           </w:tcPr>
           <w:p>
@@ -6507,8 +7731,12 @@
         </w:tc>
         <w:tc>
           <w:tcPr>
-            <w:tcW w:w="1108" w:type="dxa"/>
-            <w:tcBorders/>
+            <w:tcW w:w="1139" w:type="dxa"/>
+            <w:tcBorders>
+              <w:left w:val="single" w:sz="2" w:space="0" w:color="BFC7D5"/>
+              <w:bottom w:val="single" w:sz="6" w:space="0" w:color="BFC7D5"/>
+              <w:right w:val="single" w:sz="6" w:space="0" w:color="BFC7D5"/>
+            </w:tcBorders>
             <w:vAlign w:val="center"/>
           </w:tcPr>
           <w:p>
@@ -6533,8 +7761,12 @@
         </w:tc>
         <w:tc>
           <w:tcPr>
-            <w:tcW w:w="6560" w:type="dxa"/>
-            <w:tcBorders/>
+            <w:tcW w:w="6470" w:type="dxa"/>
+            <w:tcBorders>
+              <w:left w:val="single" w:sz="2" w:space="0" w:color="BFC7D5"/>
+              <w:bottom w:val="single" w:sz="6" w:space="0" w:color="BFC7D5"/>
+              <w:right w:val="single" w:sz="6" w:space="0" w:color="BFC7D5"/>
+            </w:tcBorders>
             <w:vAlign w:val="center"/>
           </w:tcPr>
           <w:p>
@@ -6583,8 +7815,12 @@
         </w:tc>
         <w:tc>
           <w:tcPr>
-            <w:tcW w:w="1227" w:type="dxa"/>
-            <w:tcBorders/>
+            <w:tcW w:w="1229" w:type="dxa"/>
+            <w:tcBorders>
+              <w:left w:val="single" w:sz="2" w:space="0" w:color="BFC7D5"/>
+              <w:bottom w:val="single" w:sz="6" w:space="0" w:color="BFC7D5"/>
+              <w:right w:val="single" w:sz="6" w:space="0" w:color="BFC7D5"/>
+            </w:tcBorders>
             <w:vAlign w:val="center"/>
           </w:tcPr>
           <w:p>
@@ -6617,23 +7853,23 @@
     </w:p>
     <w:tbl>
       <w:tblPr>
-        <w:tblW w:w="11339" w:type="dxa"/>
+        <w:tblW w:w="5000" w:type="pct"/>
         <w:jc w:val="left"/>
-        <w:tblInd w:w="0" w:type="dxa"/>
+        <w:tblInd w:w="-7" w:type="dxa"/>
         <w:tblLayout w:type="fixed"/>
         <w:tblCellMar>
-          <w:top w:w="28" w:type="dxa"/>
-          <w:left w:w="28" w:type="dxa"/>
-          <w:bottom w:w="28" w:type="dxa"/>
-          <w:right w:w="28" w:type="dxa"/>
+          <w:top w:w="60" w:type="dxa"/>
+          <w:left w:w="60" w:type="dxa"/>
+          <w:bottom w:w="60" w:type="dxa"/>
+          <w:right w:w="60" w:type="dxa"/>
         </w:tblCellMar>
       </w:tblPr>
       <w:tblGrid>
-        <w:gridCol w:w="786"/>
-        <w:gridCol w:w="1931"/>
-        <w:gridCol w:w="1164"/>
-        <w:gridCol w:w="6794"/>
-        <w:gridCol w:w="664"/>
+        <w:gridCol w:w="817"/>
+        <w:gridCol w:w="1950"/>
+        <w:gridCol w:w="1195"/>
+        <w:gridCol w:w="6708"/>
+        <w:gridCol w:w="669"/>
       </w:tblGrid>
       <w:tr>
         <w:trPr>
@@ -6641,110 +7877,150 @@
         </w:trPr>
         <w:tc>
           <w:tcPr>
-            <w:tcW w:w="786" w:type="dxa"/>
-            <w:tcBorders/>
+            <w:tcW w:w="817" w:type="dxa"/>
+            <w:tcBorders>
+              <w:top w:val="single" w:sz="6" w:space="0" w:color="BFC7D5"/>
+              <w:left w:val="single" w:sz="6" w:space="0" w:color="BFC7D5"/>
+              <w:bottom w:val="single" w:sz="2" w:space="0" w:color="BFC7D5"/>
+              <w:right w:val="single" w:sz="6" w:space="0" w:color="BFC7D5"/>
+            </w:tcBorders>
+            <w:shd w:fill="1F3A5F" w:val="clear"/>
             <w:vAlign w:val="center"/>
           </w:tcPr>
           <w:p>
             <w:pPr>
               <w:pStyle w:val="TableHeading"/>
-              <w:suppressLineNumbers/>
-              <w:shd w:fill="1F3A5F" w:val="clear"/>
-              <w:bidi w:val="0"/>
-              <w:spacing w:before="0" w:after="283"/>
-              <w:jc w:val="center"/>
-              <w:rPr/>
-            </w:pPr>
-            <w:r>
-              <w:rPr/>
+              <w:bidi w:val="0"/>
+              <w:spacing w:before="0" w:after="283"/>
+              <w:jc w:val="left"/>
+              <w:rPr>
+                <w:color w:val="FFFFFF"/>
+              </w:rPr>
+            </w:pPr>
+            <w:r>
+              <w:rPr>
+                <w:color w:val="FFFFFF"/>
+              </w:rPr>
               <w:t>Clause</w:t>
             </w:r>
           </w:p>
         </w:tc>
         <w:tc>
           <w:tcPr>
-            <w:tcW w:w="1931" w:type="dxa"/>
-            <w:tcBorders/>
+            <w:tcW w:w="1950" w:type="dxa"/>
+            <w:tcBorders>
+              <w:top w:val="single" w:sz="6" w:space="0" w:color="BFC7D5"/>
+              <w:left w:val="single" w:sz="2" w:space="0" w:color="BFC7D5"/>
+              <w:bottom w:val="single" w:sz="2" w:space="0" w:color="BFC7D5"/>
+              <w:right w:val="single" w:sz="6" w:space="0" w:color="BFC7D5"/>
+            </w:tcBorders>
+            <w:shd w:fill="1F3A5F" w:val="clear"/>
             <w:vAlign w:val="center"/>
           </w:tcPr>
           <w:p>
             <w:pPr>
               <w:pStyle w:val="TableHeading"/>
-              <w:suppressLineNumbers/>
-              <w:shd w:fill="1F3A5F" w:val="clear"/>
-              <w:bidi w:val="0"/>
-              <w:spacing w:before="0" w:after="283"/>
-              <w:jc w:val="center"/>
-              <w:rPr/>
-            </w:pPr>
-            <w:r>
-              <w:rPr/>
+              <w:bidi w:val="0"/>
+              <w:spacing w:before="0" w:after="283"/>
+              <w:jc w:val="left"/>
+              <w:rPr>
+                <w:color w:val="FFFFFF"/>
+              </w:rPr>
+            </w:pPr>
+            <w:r>
+              <w:rPr>
+                <w:color w:val="FFFFFF"/>
+              </w:rPr>
               <w:t>Requirement</w:t>
             </w:r>
           </w:p>
         </w:tc>
         <w:tc>
           <w:tcPr>
-            <w:tcW w:w="1164" w:type="dxa"/>
-            <w:tcBorders/>
+            <w:tcW w:w="1195" w:type="dxa"/>
+            <w:tcBorders>
+              <w:top w:val="single" w:sz="6" w:space="0" w:color="BFC7D5"/>
+              <w:left w:val="single" w:sz="2" w:space="0" w:color="BFC7D5"/>
+              <w:bottom w:val="single" w:sz="2" w:space="0" w:color="BFC7D5"/>
+              <w:right w:val="single" w:sz="6" w:space="0" w:color="BFC7D5"/>
+            </w:tcBorders>
+            <w:shd w:fill="1F3A5F" w:val="clear"/>
             <w:vAlign w:val="center"/>
           </w:tcPr>
           <w:p>
             <w:pPr>
               <w:pStyle w:val="TableHeading"/>
-              <w:suppressLineNumbers/>
-              <w:shd w:fill="1F3A5F" w:val="clear"/>
-              <w:bidi w:val="0"/>
-              <w:spacing w:before="0" w:after="283"/>
-              <w:jc w:val="center"/>
-              <w:rPr/>
-            </w:pPr>
-            <w:r>
-              <w:rPr/>
+              <w:bidi w:val="0"/>
+              <w:spacing w:before="0" w:after="283"/>
+              <w:jc w:val="left"/>
+              <w:rPr>
+                <w:color w:val="FFFFFF"/>
+              </w:rPr>
+            </w:pPr>
+            <w:r>
+              <w:rPr>
+                <w:color w:val="FFFFFF"/>
+              </w:rPr>
               <w:t>QMS document</w:t>
             </w:r>
           </w:p>
         </w:tc>
         <w:tc>
           <w:tcPr>
-            <w:tcW w:w="6794" w:type="dxa"/>
-            <w:tcBorders/>
+            <w:tcW w:w="6708" w:type="dxa"/>
+            <w:tcBorders>
+              <w:top w:val="single" w:sz="6" w:space="0" w:color="BFC7D5"/>
+              <w:left w:val="single" w:sz="2" w:space="0" w:color="BFC7D5"/>
+              <w:bottom w:val="single" w:sz="2" w:space="0" w:color="BFC7D5"/>
+              <w:right w:val="single" w:sz="6" w:space="0" w:color="BFC7D5"/>
+            </w:tcBorders>
+            <w:shd w:fill="1F3A5F" w:val="clear"/>
             <w:vAlign w:val="center"/>
           </w:tcPr>
           <w:p>
             <w:pPr>
               <w:pStyle w:val="TableHeading"/>
-              <w:suppressLineNumbers/>
-              <w:shd w:fill="1F3A5F" w:val="clear"/>
-              <w:bidi w:val="0"/>
-              <w:spacing w:before="0" w:after="283"/>
-              <w:jc w:val="center"/>
-              <w:rPr/>
-            </w:pPr>
-            <w:r>
-              <w:rPr/>
+              <w:bidi w:val="0"/>
+              <w:spacing w:before="0" w:after="283"/>
+              <w:jc w:val="left"/>
+              <w:rPr>
+                <w:color w:val="FFFFFF"/>
+              </w:rPr>
+            </w:pPr>
+            <w:r>
+              <w:rPr>
+                <w:color w:val="FFFFFF"/>
+              </w:rPr>
               <w:t>Objective evidence</w:t>
             </w:r>
           </w:p>
         </w:tc>
         <w:tc>
           <w:tcPr>
-            <w:tcW w:w="664" w:type="dxa"/>
-            <w:tcBorders/>
+            <w:tcW w:w="669" w:type="dxa"/>
+            <w:tcBorders>
+              <w:top w:val="single" w:sz="6" w:space="0" w:color="BFC7D5"/>
+              <w:left w:val="single" w:sz="2" w:space="0" w:color="BFC7D5"/>
+              <w:bottom w:val="single" w:sz="2" w:space="0" w:color="BFC7D5"/>
+              <w:right w:val="single" w:sz="6" w:space="0" w:color="BFC7D5"/>
+            </w:tcBorders>
+            <w:shd w:fill="1F3A5F" w:val="clear"/>
             <w:vAlign w:val="center"/>
           </w:tcPr>
           <w:p>
             <w:pPr>
               <w:pStyle w:val="TableHeading"/>
-              <w:suppressLineNumbers/>
-              <w:shd w:fill="1F3A5F" w:val="clear"/>
-              <w:bidi w:val="0"/>
-              <w:spacing w:before="0" w:after="283"/>
-              <w:jc w:val="center"/>
-              <w:rPr/>
-            </w:pPr>
-            <w:r>
-              <w:rPr/>
+              <w:bidi w:val="0"/>
+              <w:spacing w:before="0" w:after="283"/>
+              <w:jc w:val="left"/>
+              <w:rPr>
+                <w:color w:val="FFFFFF"/>
+              </w:rPr>
+            </w:pPr>
+            <w:r>
+              <w:rPr>
+                <w:color w:val="FFFFFF"/>
+              </w:rPr>
               <w:t>State</w:t>
             </w:r>
           </w:p>
@@ -6754,8 +8030,12 @@
         <w:trPr/>
         <w:tc>
           <w:tcPr>
-            <w:tcW w:w="786" w:type="dxa"/>
-            <w:tcBorders/>
+            <w:tcW w:w="817" w:type="dxa"/>
+            <w:tcBorders>
+              <w:left w:val="single" w:sz="6" w:space="0" w:color="BFC7D5"/>
+              <w:bottom w:val="single" w:sz="2" w:space="0" w:color="BFC7D5"/>
+              <w:right w:val="single" w:sz="6" w:space="0" w:color="BFC7D5"/>
+            </w:tcBorders>
             <w:vAlign w:val="center"/>
           </w:tcPr>
           <w:p>
@@ -6774,8 +8054,12 @@
         </w:tc>
         <w:tc>
           <w:tcPr>
-            <w:tcW w:w="1931" w:type="dxa"/>
-            <w:tcBorders/>
+            <w:tcW w:w="1950" w:type="dxa"/>
+            <w:tcBorders>
+              <w:left w:val="single" w:sz="2" w:space="0" w:color="BFC7D5"/>
+              <w:bottom w:val="single" w:sz="2" w:space="0" w:color="BFC7D5"/>
+              <w:right w:val="single" w:sz="6" w:space="0" w:color="BFC7D5"/>
+            </w:tcBorders>
             <w:vAlign w:val="center"/>
           </w:tcPr>
           <w:p>
@@ -6794,8 +8078,12 @@
         </w:tc>
         <w:tc>
           <w:tcPr>
-            <w:tcW w:w="1164" w:type="dxa"/>
-            <w:tcBorders/>
+            <w:tcW w:w="1195" w:type="dxa"/>
+            <w:tcBorders>
+              <w:left w:val="single" w:sz="2" w:space="0" w:color="BFC7D5"/>
+              <w:bottom w:val="single" w:sz="2" w:space="0" w:color="BFC7D5"/>
+              <w:right w:val="single" w:sz="6" w:space="0" w:color="BFC7D5"/>
+            </w:tcBorders>
             <w:vAlign w:val="center"/>
           </w:tcPr>
           <w:p>
@@ -6814,8 +8102,12 @@
         </w:tc>
         <w:tc>
           <w:tcPr>
-            <w:tcW w:w="6794" w:type="dxa"/>
-            <w:tcBorders/>
+            <w:tcW w:w="6708" w:type="dxa"/>
+            <w:tcBorders>
+              <w:left w:val="single" w:sz="2" w:space="0" w:color="BFC7D5"/>
+              <w:bottom w:val="single" w:sz="2" w:space="0" w:color="BFC7D5"/>
+              <w:right w:val="single" w:sz="6" w:space="0" w:color="BFC7D5"/>
+            </w:tcBorders>
             <w:vAlign w:val="center"/>
           </w:tcPr>
           <w:p>
@@ -6860,8 +8152,12 @@
         </w:tc>
         <w:tc>
           <w:tcPr>
-            <w:tcW w:w="664" w:type="dxa"/>
-            <w:tcBorders/>
+            <w:tcW w:w="669" w:type="dxa"/>
+            <w:tcBorders>
+              <w:left w:val="single" w:sz="2" w:space="0" w:color="BFC7D5"/>
+              <w:bottom w:val="single" w:sz="2" w:space="0" w:color="BFC7D5"/>
+              <w:right w:val="single" w:sz="6" w:space="0" w:color="BFC7D5"/>
+            </w:tcBorders>
             <w:vAlign w:val="center"/>
           </w:tcPr>
           <w:p>
@@ -6883,8 +8179,12 @@
         <w:trPr/>
         <w:tc>
           <w:tcPr>
-            <w:tcW w:w="786" w:type="dxa"/>
-            <w:tcBorders/>
+            <w:tcW w:w="817" w:type="dxa"/>
+            <w:tcBorders>
+              <w:left w:val="single" w:sz="6" w:space="0" w:color="BFC7D5"/>
+              <w:bottom w:val="single" w:sz="2" w:space="0" w:color="BFC7D5"/>
+              <w:right w:val="single" w:sz="6" w:space="0" w:color="BFC7D5"/>
+            </w:tcBorders>
             <w:vAlign w:val="center"/>
           </w:tcPr>
           <w:p>
@@ -6903,8 +8203,12 @@
         </w:tc>
         <w:tc>
           <w:tcPr>
-            <w:tcW w:w="1931" w:type="dxa"/>
-            <w:tcBorders/>
+            <w:tcW w:w="1950" w:type="dxa"/>
+            <w:tcBorders>
+              <w:left w:val="single" w:sz="2" w:space="0" w:color="BFC7D5"/>
+              <w:bottom w:val="single" w:sz="2" w:space="0" w:color="BFC7D5"/>
+              <w:right w:val="single" w:sz="6" w:space="0" w:color="BFC7D5"/>
+            </w:tcBorders>
             <w:vAlign w:val="center"/>
           </w:tcPr>
           <w:p>
@@ -6923,8 +8227,12 @@
         </w:tc>
         <w:tc>
           <w:tcPr>
-            <w:tcW w:w="1164" w:type="dxa"/>
-            <w:tcBorders/>
+            <w:tcW w:w="1195" w:type="dxa"/>
+            <w:tcBorders>
+              <w:left w:val="single" w:sz="2" w:space="0" w:color="BFC7D5"/>
+              <w:bottom w:val="single" w:sz="2" w:space="0" w:color="BFC7D5"/>
+              <w:right w:val="single" w:sz="6" w:space="0" w:color="BFC7D5"/>
+            </w:tcBorders>
             <w:vAlign w:val="center"/>
           </w:tcPr>
           <w:p>
@@ -6949,8 +8257,12 @@
         </w:tc>
         <w:tc>
           <w:tcPr>
-            <w:tcW w:w="6794" w:type="dxa"/>
-            <w:tcBorders/>
+            <w:tcW w:w="6708" w:type="dxa"/>
+            <w:tcBorders>
+              <w:left w:val="single" w:sz="2" w:space="0" w:color="BFC7D5"/>
+              <w:bottom w:val="single" w:sz="2" w:space="0" w:color="BFC7D5"/>
+              <w:right w:val="single" w:sz="6" w:space="0" w:color="BFC7D5"/>
+            </w:tcBorders>
             <w:vAlign w:val="center"/>
           </w:tcPr>
           <w:p>
@@ -6969,8 +8281,12 @@
         </w:tc>
         <w:tc>
           <w:tcPr>
-            <w:tcW w:w="664" w:type="dxa"/>
-            <w:tcBorders/>
+            <w:tcW w:w="669" w:type="dxa"/>
+            <w:tcBorders>
+              <w:left w:val="single" w:sz="2" w:space="0" w:color="BFC7D5"/>
+              <w:bottom w:val="single" w:sz="2" w:space="0" w:color="BFC7D5"/>
+              <w:right w:val="single" w:sz="6" w:space="0" w:color="BFC7D5"/>
+            </w:tcBorders>
             <w:vAlign w:val="center"/>
           </w:tcPr>
           <w:p>
@@ -6992,8 +8308,12 @@
         <w:trPr/>
         <w:tc>
           <w:tcPr>
-            <w:tcW w:w="786" w:type="dxa"/>
-            <w:tcBorders/>
+            <w:tcW w:w="817" w:type="dxa"/>
+            <w:tcBorders>
+              <w:left w:val="single" w:sz="6" w:space="0" w:color="BFC7D5"/>
+              <w:bottom w:val="single" w:sz="2" w:space="0" w:color="BFC7D5"/>
+              <w:right w:val="single" w:sz="6" w:space="0" w:color="BFC7D5"/>
+            </w:tcBorders>
             <w:vAlign w:val="center"/>
           </w:tcPr>
           <w:p>
@@ -7012,8 +8332,12 @@
         </w:tc>
         <w:tc>
           <w:tcPr>
-            <w:tcW w:w="1931" w:type="dxa"/>
-            <w:tcBorders/>
+            <w:tcW w:w="1950" w:type="dxa"/>
+            <w:tcBorders>
+              <w:left w:val="single" w:sz="2" w:space="0" w:color="BFC7D5"/>
+              <w:bottom w:val="single" w:sz="2" w:space="0" w:color="BFC7D5"/>
+              <w:right w:val="single" w:sz="6" w:space="0" w:color="BFC7D5"/>
+            </w:tcBorders>
             <w:vAlign w:val="center"/>
           </w:tcPr>
           <w:p>
@@ -7032,8 +8356,12 @@
         </w:tc>
         <w:tc>
           <w:tcPr>
-            <w:tcW w:w="1164" w:type="dxa"/>
-            <w:tcBorders/>
+            <w:tcW w:w="1195" w:type="dxa"/>
+            <w:tcBorders>
+              <w:left w:val="single" w:sz="2" w:space="0" w:color="BFC7D5"/>
+              <w:bottom w:val="single" w:sz="2" w:space="0" w:color="BFC7D5"/>
+              <w:right w:val="single" w:sz="6" w:space="0" w:color="BFC7D5"/>
+            </w:tcBorders>
             <w:vAlign w:val="center"/>
           </w:tcPr>
           <w:p>
@@ -7052,8 +8380,12 @@
         </w:tc>
         <w:tc>
           <w:tcPr>
-            <w:tcW w:w="6794" w:type="dxa"/>
-            <w:tcBorders/>
+            <w:tcW w:w="6708" w:type="dxa"/>
+            <w:tcBorders>
+              <w:left w:val="single" w:sz="2" w:space="0" w:color="BFC7D5"/>
+              <w:bottom w:val="single" w:sz="2" w:space="0" w:color="BFC7D5"/>
+              <w:right w:val="single" w:sz="6" w:space="0" w:color="BFC7D5"/>
+            </w:tcBorders>
             <w:vAlign w:val="center"/>
           </w:tcPr>
           <w:p>
@@ -7088,8 +8420,12 @@
         </w:tc>
         <w:tc>
           <w:tcPr>
-            <w:tcW w:w="664" w:type="dxa"/>
-            <w:tcBorders/>
+            <w:tcW w:w="669" w:type="dxa"/>
+            <w:tcBorders>
+              <w:left w:val="single" w:sz="2" w:space="0" w:color="BFC7D5"/>
+              <w:bottom w:val="single" w:sz="2" w:space="0" w:color="BFC7D5"/>
+              <w:right w:val="single" w:sz="6" w:space="0" w:color="BFC7D5"/>
+            </w:tcBorders>
             <w:vAlign w:val="center"/>
           </w:tcPr>
           <w:p>
@@ -7111,8 +8447,12 @@
         <w:trPr/>
         <w:tc>
           <w:tcPr>
-            <w:tcW w:w="786" w:type="dxa"/>
-            <w:tcBorders/>
+            <w:tcW w:w="817" w:type="dxa"/>
+            <w:tcBorders>
+              <w:left w:val="single" w:sz="6" w:space="0" w:color="BFC7D5"/>
+              <w:bottom w:val="single" w:sz="2" w:space="0" w:color="BFC7D5"/>
+              <w:right w:val="single" w:sz="6" w:space="0" w:color="BFC7D5"/>
+            </w:tcBorders>
             <w:vAlign w:val="center"/>
           </w:tcPr>
           <w:p>
@@ -7131,8 +8471,12 @@
         </w:tc>
         <w:tc>
           <w:tcPr>
-            <w:tcW w:w="1931" w:type="dxa"/>
-            <w:tcBorders/>
+            <w:tcW w:w="1950" w:type="dxa"/>
+            <w:tcBorders>
+              <w:left w:val="single" w:sz="2" w:space="0" w:color="BFC7D5"/>
+              <w:bottom w:val="single" w:sz="2" w:space="0" w:color="BFC7D5"/>
+              <w:right w:val="single" w:sz="6" w:space="0" w:color="BFC7D5"/>
+            </w:tcBorders>
             <w:vAlign w:val="center"/>
           </w:tcPr>
           <w:p>
@@ -7153,8 +8497,12 @@
         </w:tc>
         <w:tc>
           <w:tcPr>
-            <w:tcW w:w="1164" w:type="dxa"/>
-            <w:tcBorders/>
+            <w:tcW w:w="1195" w:type="dxa"/>
+            <w:tcBorders>
+              <w:left w:val="single" w:sz="2" w:space="0" w:color="BFC7D5"/>
+              <w:bottom w:val="single" w:sz="2" w:space="0" w:color="BFC7D5"/>
+              <w:right w:val="single" w:sz="6" w:space="0" w:color="BFC7D5"/>
+            </w:tcBorders>
             <w:vAlign w:val="center"/>
           </w:tcPr>
           <w:p>
@@ -7173,8 +8521,12 @@
         </w:tc>
         <w:tc>
           <w:tcPr>
-            <w:tcW w:w="6794" w:type="dxa"/>
-            <w:tcBorders/>
+            <w:tcW w:w="6708" w:type="dxa"/>
+            <w:tcBorders>
+              <w:left w:val="single" w:sz="2" w:space="0" w:color="BFC7D5"/>
+              <w:bottom w:val="single" w:sz="2" w:space="0" w:color="BFC7D5"/>
+              <w:right w:val="single" w:sz="6" w:space="0" w:color="BFC7D5"/>
+            </w:tcBorders>
             <w:vAlign w:val="center"/>
           </w:tcPr>
           <w:p>
@@ -7199,8 +8551,12 @@
         </w:tc>
         <w:tc>
           <w:tcPr>
-            <w:tcW w:w="664" w:type="dxa"/>
-            <w:tcBorders/>
+            <w:tcW w:w="669" w:type="dxa"/>
+            <w:tcBorders>
+              <w:left w:val="single" w:sz="2" w:space="0" w:color="BFC7D5"/>
+              <w:bottom w:val="single" w:sz="2" w:space="0" w:color="BFC7D5"/>
+              <w:right w:val="single" w:sz="6" w:space="0" w:color="BFC7D5"/>
+            </w:tcBorders>
             <w:vAlign w:val="center"/>
           </w:tcPr>
           <w:p>
@@ -7224,8 +8580,12 @@
         <w:trPr/>
         <w:tc>
           <w:tcPr>
-            <w:tcW w:w="786" w:type="dxa"/>
-            <w:tcBorders/>
+            <w:tcW w:w="817" w:type="dxa"/>
+            <w:tcBorders>
+              <w:left w:val="single" w:sz="6" w:space="0" w:color="BFC7D5"/>
+              <w:bottom w:val="single" w:sz="6" w:space="0" w:color="BFC7D5"/>
+              <w:right w:val="single" w:sz="6" w:space="0" w:color="BFC7D5"/>
+            </w:tcBorders>
             <w:vAlign w:val="center"/>
           </w:tcPr>
           <w:p>
@@ -7244,8 +8604,12 @@
         </w:tc>
         <w:tc>
           <w:tcPr>
-            <w:tcW w:w="1931" w:type="dxa"/>
-            <w:tcBorders/>
+            <w:tcW w:w="1950" w:type="dxa"/>
+            <w:tcBorders>
+              <w:left w:val="single" w:sz="2" w:space="0" w:color="BFC7D5"/>
+              <w:bottom w:val="single" w:sz="6" w:space="0" w:color="BFC7D5"/>
+              <w:right w:val="single" w:sz="6" w:space="0" w:color="BFC7D5"/>
+            </w:tcBorders>
             <w:vAlign w:val="center"/>
           </w:tcPr>
           <w:p>
@@ -7266,8 +8630,12 @@
         </w:tc>
         <w:tc>
           <w:tcPr>
-            <w:tcW w:w="1164" w:type="dxa"/>
-            <w:tcBorders/>
+            <w:tcW w:w="1195" w:type="dxa"/>
+            <w:tcBorders>
+              <w:left w:val="single" w:sz="2" w:space="0" w:color="BFC7D5"/>
+              <w:bottom w:val="single" w:sz="6" w:space="0" w:color="BFC7D5"/>
+              <w:right w:val="single" w:sz="6" w:space="0" w:color="BFC7D5"/>
+            </w:tcBorders>
             <w:vAlign w:val="center"/>
           </w:tcPr>
           <w:p>
@@ -7286,8 +8654,12 @@
         </w:tc>
         <w:tc>
           <w:tcPr>
-            <w:tcW w:w="6794" w:type="dxa"/>
-            <w:tcBorders/>
+            <w:tcW w:w="6708" w:type="dxa"/>
+            <w:tcBorders>
+              <w:left w:val="single" w:sz="2" w:space="0" w:color="BFC7D5"/>
+              <w:bottom w:val="single" w:sz="6" w:space="0" w:color="BFC7D5"/>
+              <w:right w:val="single" w:sz="6" w:space="0" w:color="BFC7D5"/>
+            </w:tcBorders>
             <w:vAlign w:val="center"/>
           </w:tcPr>
           <w:p>
@@ -7308,8 +8680,12 @@
         </w:tc>
         <w:tc>
           <w:tcPr>
-            <w:tcW w:w="664" w:type="dxa"/>
-            <w:tcBorders/>
+            <w:tcW w:w="669" w:type="dxa"/>
+            <w:tcBorders>
+              <w:left w:val="single" w:sz="2" w:space="0" w:color="BFC7D5"/>
+              <w:bottom w:val="single" w:sz="6" w:space="0" w:color="BFC7D5"/>
+              <w:right w:val="single" w:sz="6" w:space="0" w:color="BFC7D5"/>
+            </w:tcBorders>
             <w:vAlign w:val="center"/>
           </w:tcPr>
           <w:p>
@@ -7344,23 +8720,23 @@
     </w:p>
     <w:tbl>
       <w:tblPr>
-        <w:tblW w:w="11339" w:type="dxa"/>
+        <w:tblW w:w="5000" w:type="pct"/>
         <w:jc w:val="left"/>
-        <w:tblInd w:w="0" w:type="dxa"/>
+        <w:tblInd w:w="-7" w:type="dxa"/>
         <w:tblLayout w:type="fixed"/>
         <w:tblCellMar>
-          <w:top w:w="28" w:type="dxa"/>
-          <w:left w:w="28" w:type="dxa"/>
-          <w:bottom w:w="28" w:type="dxa"/>
-          <w:right w:w="28" w:type="dxa"/>
+          <w:top w:w="60" w:type="dxa"/>
+          <w:left w:w="60" w:type="dxa"/>
+          <w:bottom w:w="60" w:type="dxa"/>
+          <w:right w:w="60" w:type="dxa"/>
         </w:tblCellMar>
       </w:tblPr>
       <w:tblGrid>
-        <w:gridCol w:w="706"/>
-        <w:gridCol w:w="2517"/>
-        <w:gridCol w:w="1323"/>
-        <w:gridCol w:w="6131"/>
-        <w:gridCol w:w="662"/>
+        <w:gridCol w:w="739"/>
+        <w:gridCol w:w="2525"/>
+        <w:gridCol w:w="1350"/>
+        <w:gridCol w:w="6057"/>
+        <w:gridCol w:w="668"/>
       </w:tblGrid>
       <w:tr>
         <w:trPr>
@@ -7368,110 +8744,150 @@
         </w:trPr>
         <w:tc>
           <w:tcPr>
-            <w:tcW w:w="706" w:type="dxa"/>
-            <w:tcBorders/>
+            <w:tcW w:w="739" w:type="dxa"/>
+            <w:tcBorders>
+              <w:top w:val="single" w:sz="6" w:space="0" w:color="BFC7D5"/>
+              <w:left w:val="single" w:sz="6" w:space="0" w:color="BFC7D5"/>
+              <w:bottom w:val="single" w:sz="2" w:space="0" w:color="BFC7D5"/>
+              <w:right w:val="single" w:sz="6" w:space="0" w:color="BFC7D5"/>
+            </w:tcBorders>
+            <w:shd w:fill="1F3A5F" w:val="clear"/>
             <w:vAlign w:val="center"/>
           </w:tcPr>
           <w:p>
             <w:pPr>
               <w:pStyle w:val="TableHeading"/>
-              <w:suppressLineNumbers/>
-              <w:shd w:fill="1F3A5F" w:val="clear"/>
-              <w:bidi w:val="0"/>
-              <w:spacing w:before="0" w:after="283"/>
-              <w:jc w:val="center"/>
-              <w:rPr/>
-            </w:pPr>
-            <w:r>
-              <w:rPr/>
+              <w:bidi w:val="0"/>
+              <w:spacing w:before="0" w:after="283"/>
+              <w:jc w:val="left"/>
+              <w:rPr>
+                <w:color w:val="FFFFFF"/>
+              </w:rPr>
+            </w:pPr>
+            <w:r>
+              <w:rPr>
+                <w:color w:val="FFFFFF"/>
+              </w:rPr>
               <w:t>Clause</w:t>
             </w:r>
           </w:p>
         </w:tc>
         <w:tc>
           <w:tcPr>
-            <w:tcW w:w="2517" w:type="dxa"/>
-            <w:tcBorders/>
+            <w:tcW w:w="2525" w:type="dxa"/>
+            <w:tcBorders>
+              <w:top w:val="single" w:sz="6" w:space="0" w:color="BFC7D5"/>
+              <w:left w:val="single" w:sz="2" w:space="0" w:color="BFC7D5"/>
+              <w:bottom w:val="single" w:sz="2" w:space="0" w:color="BFC7D5"/>
+              <w:right w:val="single" w:sz="6" w:space="0" w:color="BFC7D5"/>
+            </w:tcBorders>
+            <w:shd w:fill="1F3A5F" w:val="clear"/>
             <w:vAlign w:val="center"/>
           </w:tcPr>
           <w:p>
             <w:pPr>
               <w:pStyle w:val="TableHeading"/>
-              <w:suppressLineNumbers/>
-              <w:shd w:fill="1F3A5F" w:val="clear"/>
-              <w:bidi w:val="0"/>
-              <w:spacing w:before="0" w:after="283"/>
-              <w:jc w:val="center"/>
-              <w:rPr/>
-            </w:pPr>
-            <w:r>
-              <w:rPr/>
+              <w:bidi w:val="0"/>
+              <w:spacing w:before="0" w:after="283"/>
+              <w:jc w:val="left"/>
+              <w:rPr>
+                <w:color w:val="FFFFFF"/>
+              </w:rPr>
+            </w:pPr>
+            <w:r>
+              <w:rPr>
+                <w:color w:val="FFFFFF"/>
+              </w:rPr>
               <w:t>Requirement</w:t>
             </w:r>
           </w:p>
         </w:tc>
         <w:tc>
           <w:tcPr>
-            <w:tcW w:w="1323" w:type="dxa"/>
-            <w:tcBorders/>
+            <w:tcW w:w="1350" w:type="dxa"/>
+            <w:tcBorders>
+              <w:top w:val="single" w:sz="6" w:space="0" w:color="BFC7D5"/>
+              <w:left w:val="single" w:sz="2" w:space="0" w:color="BFC7D5"/>
+              <w:bottom w:val="single" w:sz="2" w:space="0" w:color="BFC7D5"/>
+              <w:right w:val="single" w:sz="6" w:space="0" w:color="BFC7D5"/>
+            </w:tcBorders>
+            <w:shd w:fill="1F3A5F" w:val="clear"/>
             <w:vAlign w:val="center"/>
           </w:tcPr>
           <w:p>
             <w:pPr>
               <w:pStyle w:val="TableHeading"/>
-              <w:suppressLineNumbers/>
-              <w:shd w:fill="1F3A5F" w:val="clear"/>
-              <w:bidi w:val="0"/>
-              <w:spacing w:before="0" w:after="283"/>
-              <w:jc w:val="center"/>
-              <w:rPr/>
-            </w:pPr>
-            <w:r>
-              <w:rPr/>
+              <w:bidi w:val="0"/>
+              <w:spacing w:before="0" w:after="283"/>
+              <w:jc w:val="left"/>
+              <w:rPr>
+                <w:color w:val="FFFFFF"/>
+              </w:rPr>
+            </w:pPr>
+            <w:r>
+              <w:rPr>
+                <w:color w:val="FFFFFF"/>
+              </w:rPr>
               <w:t>QMS document</w:t>
             </w:r>
           </w:p>
         </w:tc>
         <w:tc>
           <w:tcPr>
-            <w:tcW w:w="6131" w:type="dxa"/>
-            <w:tcBorders/>
+            <w:tcW w:w="6057" w:type="dxa"/>
+            <w:tcBorders>
+              <w:top w:val="single" w:sz="6" w:space="0" w:color="BFC7D5"/>
+              <w:left w:val="single" w:sz="2" w:space="0" w:color="BFC7D5"/>
+              <w:bottom w:val="single" w:sz="2" w:space="0" w:color="BFC7D5"/>
+              <w:right w:val="single" w:sz="6" w:space="0" w:color="BFC7D5"/>
+            </w:tcBorders>
+            <w:shd w:fill="1F3A5F" w:val="clear"/>
             <w:vAlign w:val="center"/>
           </w:tcPr>
           <w:p>
             <w:pPr>
               <w:pStyle w:val="TableHeading"/>
-              <w:suppressLineNumbers/>
-              <w:shd w:fill="1F3A5F" w:val="clear"/>
-              <w:bidi w:val="0"/>
-              <w:spacing w:before="0" w:after="283"/>
-              <w:jc w:val="center"/>
-              <w:rPr/>
-            </w:pPr>
-            <w:r>
-              <w:rPr/>
+              <w:bidi w:val="0"/>
+              <w:spacing w:before="0" w:after="283"/>
+              <w:jc w:val="left"/>
+              <w:rPr>
+                <w:color w:val="FFFFFF"/>
+              </w:rPr>
+            </w:pPr>
+            <w:r>
+              <w:rPr>
+                <w:color w:val="FFFFFF"/>
+              </w:rPr>
               <w:t>Objective evidence</w:t>
             </w:r>
           </w:p>
         </w:tc>
         <w:tc>
           <w:tcPr>
-            <w:tcW w:w="662" w:type="dxa"/>
-            <w:tcBorders/>
+            <w:tcW w:w="668" w:type="dxa"/>
+            <w:tcBorders>
+              <w:top w:val="single" w:sz="6" w:space="0" w:color="BFC7D5"/>
+              <w:left w:val="single" w:sz="2" w:space="0" w:color="BFC7D5"/>
+              <w:bottom w:val="single" w:sz="2" w:space="0" w:color="BFC7D5"/>
+              <w:right w:val="single" w:sz="6" w:space="0" w:color="BFC7D5"/>
+            </w:tcBorders>
+            <w:shd w:fill="1F3A5F" w:val="clear"/>
             <w:vAlign w:val="center"/>
           </w:tcPr>
           <w:p>
             <w:pPr>
               <w:pStyle w:val="TableHeading"/>
-              <w:suppressLineNumbers/>
-              <w:shd w:fill="1F3A5F" w:val="clear"/>
-              <w:bidi w:val="0"/>
-              <w:spacing w:before="0" w:after="283"/>
-              <w:jc w:val="center"/>
-              <w:rPr/>
-            </w:pPr>
-            <w:r>
-              <w:rPr/>
+              <w:bidi w:val="0"/>
+              <w:spacing w:before="0" w:after="283"/>
+              <w:jc w:val="left"/>
+              <w:rPr>
+                <w:color w:val="FFFFFF"/>
+              </w:rPr>
+            </w:pPr>
+            <w:r>
+              <w:rPr>
+                <w:color w:val="FFFFFF"/>
+              </w:rPr>
               <w:t>State</w:t>
             </w:r>
           </w:p>
@@ -7481,8 +8897,12 @@
         <w:trPr/>
         <w:tc>
           <w:tcPr>
-            <w:tcW w:w="706" w:type="dxa"/>
-            <w:tcBorders/>
+            <w:tcW w:w="739" w:type="dxa"/>
+            <w:tcBorders>
+              <w:left w:val="single" w:sz="6" w:space="0" w:color="BFC7D5"/>
+              <w:bottom w:val="single" w:sz="2" w:space="0" w:color="BFC7D5"/>
+              <w:right w:val="single" w:sz="6" w:space="0" w:color="BFC7D5"/>
+            </w:tcBorders>
             <w:vAlign w:val="center"/>
           </w:tcPr>
           <w:p>
@@ -7501,8 +8921,12 @@
         </w:tc>
         <w:tc>
           <w:tcPr>
-            <w:tcW w:w="2517" w:type="dxa"/>
-            <w:tcBorders/>
+            <w:tcW w:w="2525" w:type="dxa"/>
+            <w:tcBorders>
+              <w:left w:val="single" w:sz="2" w:space="0" w:color="BFC7D5"/>
+              <w:bottom w:val="single" w:sz="2" w:space="0" w:color="BFC7D5"/>
+              <w:right w:val="single" w:sz="6" w:space="0" w:color="BFC7D5"/>
+            </w:tcBorders>
             <w:vAlign w:val="center"/>
           </w:tcPr>
           <w:p>
@@ -7521,8 +8945,12 @@
         </w:tc>
         <w:tc>
           <w:tcPr>
-            <w:tcW w:w="1323" w:type="dxa"/>
-            <w:tcBorders/>
+            <w:tcW w:w="1350" w:type="dxa"/>
+            <w:tcBorders>
+              <w:left w:val="single" w:sz="2" w:space="0" w:color="BFC7D5"/>
+              <w:bottom w:val="single" w:sz="2" w:space="0" w:color="BFC7D5"/>
+              <w:right w:val="single" w:sz="6" w:space="0" w:color="BFC7D5"/>
+            </w:tcBorders>
             <w:vAlign w:val="center"/>
           </w:tcPr>
           <w:p>
@@ -7541,8 +8969,12 @@
         </w:tc>
         <w:tc>
           <w:tcPr>
-            <w:tcW w:w="6131" w:type="dxa"/>
-            <w:tcBorders/>
+            <w:tcW w:w="6057" w:type="dxa"/>
+            <w:tcBorders>
+              <w:left w:val="single" w:sz="2" w:space="0" w:color="BFC7D5"/>
+              <w:bottom w:val="single" w:sz="2" w:space="0" w:color="BFC7D5"/>
+              <w:right w:val="single" w:sz="6" w:space="0" w:color="BFC7D5"/>
+            </w:tcBorders>
             <w:vAlign w:val="center"/>
           </w:tcPr>
           <w:p>
@@ -7571,8 +9003,12 @@
         </w:tc>
         <w:tc>
           <w:tcPr>
-            <w:tcW w:w="662" w:type="dxa"/>
-            <w:tcBorders/>
+            <w:tcW w:w="668" w:type="dxa"/>
+            <w:tcBorders>
+              <w:left w:val="single" w:sz="2" w:space="0" w:color="BFC7D5"/>
+              <w:bottom w:val="single" w:sz="2" w:space="0" w:color="BFC7D5"/>
+              <w:right w:val="single" w:sz="6" w:space="0" w:color="BFC7D5"/>
+            </w:tcBorders>
             <w:vAlign w:val="center"/>
           </w:tcPr>
           <w:p>
@@ -7594,8 +9030,12 @@
         <w:trPr/>
         <w:tc>
           <w:tcPr>
-            <w:tcW w:w="706" w:type="dxa"/>
-            <w:tcBorders/>
+            <w:tcW w:w="739" w:type="dxa"/>
+            <w:tcBorders>
+              <w:left w:val="single" w:sz="6" w:space="0" w:color="BFC7D5"/>
+              <w:bottom w:val="single" w:sz="2" w:space="0" w:color="BFC7D5"/>
+              <w:right w:val="single" w:sz="6" w:space="0" w:color="BFC7D5"/>
+            </w:tcBorders>
             <w:vAlign w:val="center"/>
           </w:tcPr>
           <w:p>
@@ -7614,8 +9054,12 @@
         </w:tc>
         <w:tc>
           <w:tcPr>
-            <w:tcW w:w="2517" w:type="dxa"/>
-            <w:tcBorders/>
+            <w:tcW w:w="2525" w:type="dxa"/>
+            <w:tcBorders>
+              <w:left w:val="single" w:sz="2" w:space="0" w:color="BFC7D5"/>
+              <w:bottom w:val="single" w:sz="2" w:space="0" w:color="BFC7D5"/>
+              <w:right w:val="single" w:sz="6" w:space="0" w:color="BFC7D5"/>
+            </w:tcBorders>
             <w:vAlign w:val="center"/>
           </w:tcPr>
           <w:p>
@@ -7634,8 +9078,12 @@
         </w:tc>
         <w:tc>
           <w:tcPr>
-            <w:tcW w:w="1323" w:type="dxa"/>
-            <w:tcBorders/>
+            <w:tcW w:w="1350" w:type="dxa"/>
+            <w:tcBorders>
+              <w:left w:val="single" w:sz="2" w:space="0" w:color="BFC7D5"/>
+              <w:bottom w:val="single" w:sz="2" w:space="0" w:color="BFC7D5"/>
+              <w:right w:val="single" w:sz="6" w:space="0" w:color="BFC7D5"/>
+            </w:tcBorders>
             <w:vAlign w:val="center"/>
           </w:tcPr>
           <w:p>
@@ -7654,8 +9102,12 @@
         </w:tc>
         <w:tc>
           <w:tcPr>
-            <w:tcW w:w="6131" w:type="dxa"/>
-            <w:tcBorders/>
+            <w:tcW w:w="6057" w:type="dxa"/>
+            <w:tcBorders>
+              <w:left w:val="single" w:sz="2" w:space="0" w:color="BFC7D5"/>
+              <w:bottom w:val="single" w:sz="2" w:space="0" w:color="BFC7D5"/>
+              <w:right w:val="single" w:sz="6" w:space="0" w:color="BFC7D5"/>
+            </w:tcBorders>
             <w:vAlign w:val="center"/>
           </w:tcPr>
           <w:p>
@@ -7720,8 +9172,12 @@
         </w:tc>
         <w:tc>
           <w:tcPr>
-            <w:tcW w:w="662" w:type="dxa"/>
-            <w:tcBorders/>
+            <w:tcW w:w="668" w:type="dxa"/>
+            <w:tcBorders>
+              <w:left w:val="single" w:sz="2" w:space="0" w:color="BFC7D5"/>
+              <w:bottom w:val="single" w:sz="2" w:space="0" w:color="BFC7D5"/>
+              <w:right w:val="single" w:sz="6" w:space="0" w:color="BFC7D5"/>
+            </w:tcBorders>
             <w:vAlign w:val="center"/>
           </w:tcPr>
           <w:p>
@@ -7743,8 +9199,12 @@
         <w:trPr/>
         <w:tc>
           <w:tcPr>
-            <w:tcW w:w="706" w:type="dxa"/>
-            <w:tcBorders/>
+            <w:tcW w:w="739" w:type="dxa"/>
+            <w:tcBorders>
+              <w:left w:val="single" w:sz="6" w:space="0" w:color="BFC7D5"/>
+              <w:bottom w:val="single" w:sz="2" w:space="0" w:color="BFC7D5"/>
+              <w:right w:val="single" w:sz="6" w:space="0" w:color="BFC7D5"/>
+            </w:tcBorders>
             <w:vAlign w:val="center"/>
           </w:tcPr>
           <w:p>
@@ -7763,8 +9223,12 @@
         </w:tc>
         <w:tc>
           <w:tcPr>
-            <w:tcW w:w="2517" w:type="dxa"/>
-            <w:tcBorders/>
+            <w:tcW w:w="2525" w:type="dxa"/>
+            <w:tcBorders>
+              <w:left w:val="single" w:sz="2" w:space="0" w:color="BFC7D5"/>
+              <w:bottom w:val="single" w:sz="2" w:space="0" w:color="BFC7D5"/>
+              <w:right w:val="single" w:sz="6" w:space="0" w:color="BFC7D5"/>
+            </w:tcBorders>
             <w:vAlign w:val="center"/>
           </w:tcPr>
           <w:p>
@@ -7783,8 +9247,12 @@
         </w:tc>
         <w:tc>
           <w:tcPr>
-            <w:tcW w:w="1323" w:type="dxa"/>
-            <w:tcBorders/>
+            <w:tcW w:w="1350" w:type="dxa"/>
+            <w:tcBorders>
+              <w:left w:val="single" w:sz="2" w:space="0" w:color="BFC7D5"/>
+              <w:bottom w:val="single" w:sz="2" w:space="0" w:color="BFC7D5"/>
+              <w:right w:val="single" w:sz="6" w:space="0" w:color="BFC7D5"/>
+            </w:tcBorders>
             <w:vAlign w:val="center"/>
           </w:tcPr>
           <w:p>
@@ -7809,8 +9277,12 @@
         </w:tc>
         <w:tc>
           <w:tcPr>
-            <w:tcW w:w="6131" w:type="dxa"/>
-            <w:tcBorders/>
+            <w:tcW w:w="6057" w:type="dxa"/>
+            <w:tcBorders>
+              <w:left w:val="single" w:sz="2" w:space="0" w:color="BFC7D5"/>
+              <w:bottom w:val="single" w:sz="2" w:space="0" w:color="BFC7D5"/>
+              <w:right w:val="single" w:sz="6" w:space="0" w:color="BFC7D5"/>
+            </w:tcBorders>
             <w:vAlign w:val="center"/>
           </w:tcPr>
           <w:p>
@@ -7855,8 +9327,12 @@
         </w:tc>
         <w:tc>
           <w:tcPr>
-            <w:tcW w:w="662" w:type="dxa"/>
-            <w:tcBorders/>
+            <w:tcW w:w="668" w:type="dxa"/>
+            <w:tcBorders>
+              <w:left w:val="single" w:sz="2" w:space="0" w:color="BFC7D5"/>
+              <w:bottom w:val="single" w:sz="2" w:space="0" w:color="BFC7D5"/>
+              <w:right w:val="single" w:sz="6" w:space="0" w:color="BFC7D5"/>
+            </w:tcBorders>
             <w:vAlign w:val="center"/>
           </w:tcPr>
           <w:p>
@@ -7878,8 +9354,12 @@
         <w:trPr/>
         <w:tc>
           <w:tcPr>
-            <w:tcW w:w="706" w:type="dxa"/>
-            <w:tcBorders/>
+            <w:tcW w:w="739" w:type="dxa"/>
+            <w:tcBorders>
+              <w:left w:val="single" w:sz="6" w:space="0" w:color="BFC7D5"/>
+              <w:bottom w:val="single" w:sz="6" w:space="0" w:color="BFC7D5"/>
+              <w:right w:val="single" w:sz="6" w:space="0" w:color="BFC7D5"/>
+            </w:tcBorders>
             <w:vAlign w:val="center"/>
           </w:tcPr>
           <w:p>
@@ -7898,8 +9378,12 @@
         </w:tc>
         <w:tc>
           <w:tcPr>
-            <w:tcW w:w="2517" w:type="dxa"/>
-            <w:tcBorders/>
+            <w:tcW w:w="2525" w:type="dxa"/>
+            <w:tcBorders>
+              <w:left w:val="single" w:sz="2" w:space="0" w:color="BFC7D5"/>
+              <w:bottom w:val="single" w:sz="6" w:space="0" w:color="BFC7D5"/>
+              <w:right w:val="single" w:sz="6" w:space="0" w:color="BFC7D5"/>
+            </w:tcBorders>
             <w:vAlign w:val="center"/>
           </w:tcPr>
           <w:p>
@@ -7918,8 +9402,12 @@
         </w:tc>
         <w:tc>
           <w:tcPr>
-            <w:tcW w:w="1323" w:type="dxa"/>
-            <w:tcBorders/>
+            <w:tcW w:w="1350" w:type="dxa"/>
+            <w:tcBorders>
+              <w:left w:val="single" w:sz="2" w:space="0" w:color="BFC7D5"/>
+              <w:bottom w:val="single" w:sz="6" w:space="0" w:color="BFC7D5"/>
+              <w:right w:val="single" w:sz="6" w:space="0" w:color="BFC7D5"/>
+            </w:tcBorders>
             <w:vAlign w:val="center"/>
           </w:tcPr>
           <w:p>
@@ -7938,8 +9426,12 @@
         </w:tc>
         <w:tc>
           <w:tcPr>
-            <w:tcW w:w="6131" w:type="dxa"/>
-            <w:tcBorders/>
+            <w:tcW w:w="6057" w:type="dxa"/>
+            <w:tcBorders>
+              <w:left w:val="single" w:sz="2" w:space="0" w:color="BFC7D5"/>
+              <w:bottom w:val="single" w:sz="6" w:space="0" w:color="BFC7D5"/>
+              <w:right w:val="single" w:sz="6" w:space="0" w:color="BFC7D5"/>
+            </w:tcBorders>
             <w:vAlign w:val="center"/>
           </w:tcPr>
           <w:p>
@@ -7958,8 +9450,12 @@
         </w:tc>
         <w:tc>
           <w:tcPr>
-            <w:tcW w:w="662" w:type="dxa"/>
-            <w:tcBorders/>
+            <w:tcW w:w="668" w:type="dxa"/>
+            <w:tcBorders>
+              <w:left w:val="single" w:sz="2" w:space="0" w:color="BFC7D5"/>
+              <w:bottom w:val="single" w:sz="6" w:space="0" w:color="BFC7D5"/>
+              <w:right w:val="single" w:sz="6" w:space="0" w:color="BFC7D5"/>
+            </w:tcBorders>
             <w:vAlign w:val="center"/>
           </w:tcPr>
           <w:p>
@@ -8027,22 +9523,22 @@
     </w:p>
     <w:tbl>
       <w:tblPr>
-        <w:tblW w:w="7009" w:type="dxa"/>
+        <w:tblW w:w="5000" w:type="pct"/>
         <w:jc w:val="left"/>
-        <w:tblInd w:w="0" w:type="dxa"/>
+        <w:tblInd w:w="-7" w:type="dxa"/>
         <w:tblLayout w:type="fixed"/>
         <w:tblCellMar>
-          <w:top w:w="28" w:type="dxa"/>
-          <w:left w:w="28" w:type="dxa"/>
-          <w:bottom w:w="28" w:type="dxa"/>
-          <w:right w:w="28" w:type="dxa"/>
+          <w:top w:w="60" w:type="dxa"/>
+          <w:left w:w="60" w:type="dxa"/>
+          <w:bottom w:w="60" w:type="dxa"/>
+          <w:right w:w="60" w:type="dxa"/>
         </w:tblCellMar>
       </w:tblPr>
       <w:tblGrid>
-        <w:gridCol w:w="3331"/>
-        <w:gridCol w:w="691"/>
-        <w:gridCol w:w="1516"/>
-        <w:gridCol w:w="1471"/>
+        <w:gridCol w:w="5360"/>
+        <w:gridCol w:w="1156"/>
+        <w:gridCol w:w="2471"/>
+        <w:gridCol w:w="2351"/>
       </w:tblGrid>
       <w:tr>
         <w:trPr>
@@ -8050,88 +9546,120 @@
         </w:trPr>
         <w:tc>
           <w:tcPr>
-            <w:tcW w:w="3331" w:type="dxa"/>
-            <w:tcBorders/>
+            <w:tcW w:w="5360" w:type="dxa"/>
+            <w:tcBorders>
+              <w:top w:val="single" w:sz="6" w:space="0" w:color="BFC7D5"/>
+              <w:left w:val="single" w:sz="6" w:space="0" w:color="BFC7D5"/>
+              <w:bottom w:val="single" w:sz="2" w:space="0" w:color="BFC7D5"/>
+              <w:right w:val="single" w:sz="6" w:space="0" w:color="BFC7D5"/>
+            </w:tcBorders>
+            <w:shd w:fill="1F3A5F" w:val="clear"/>
             <w:vAlign w:val="center"/>
           </w:tcPr>
           <w:p>
             <w:pPr>
               <w:pStyle w:val="TableHeading"/>
-              <w:suppressLineNumbers/>
-              <w:shd w:fill="1F3A5F" w:val="clear"/>
-              <w:bidi w:val="0"/>
-              <w:spacing w:before="0" w:after="283"/>
-              <w:jc w:val="center"/>
-              <w:rPr/>
-            </w:pPr>
-            <w:r>
-              <w:rPr/>
+              <w:bidi w:val="0"/>
+              <w:spacing w:before="0" w:after="283"/>
+              <w:jc w:val="left"/>
+              <w:rPr>
+                <w:color w:val="FFFFFF"/>
+              </w:rPr>
+            </w:pPr>
+            <w:r>
+              <w:rPr>
+                <w:color w:val="FFFFFF"/>
+              </w:rPr>
               <w:t>Requirement</w:t>
             </w:r>
           </w:p>
         </w:tc>
         <w:tc>
           <w:tcPr>
-            <w:tcW w:w="691" w:type="dxa"/>
-            <w:tcBorders/>
+            <w:tcW w:w="1156" w:type="dxa"/>
+            <w:tcBorders>
+              <w:top w:val="single" w:sz="6" w:space="0" w:color="BFC7D5"/>
+              <w:left w:val="single" w:sz="2" w:space="0" w:color="BFC7D5"/>
+              <w:bottom w:val="single" w:sz="2" w:space="0" w:color="BFC7D5"/>
+              <w:right w:val="single" w:sz="6" w:space="0" w:color="BFC7D5"/>
+            </w:tcBorders>
+            <w:shd w:fill="1F3A5F" w:val="clear"/>
             <w:vAlign w:val="center"/>
           </w:tcPr>
           <w:p>
             <w:pPr>
               <w:pStyle w:val="TableHeading"/>
-              <w:suppressLineNumbers/>
-              <w:shd w:fill="1F3A5F" w:val="clear"/>
-              <w:bidi w:val="0"/>
-              <w:spacing w:before="0" w:after="283"/>
-              <w:jc w:val="center"/>
-              <w:rPr/>
-            </w:pPr>
-            <w:r>
-              <w:rPr/>
+              <w:bidi w:val="0"/>
+              <w:spacing w:before="0" w:after="283"/>
+              <w:jc w:val="left"/>
+              <w:rPr>
+                <w:color w:val="FFFFFF"/>
+              </w:rPr>
+            </w:pPr>
+            <w:r>
+              <w:rPr>
+                <w:color w:val="FFFFFF"/>
+              </w:rPr>
               <w:t>Clause</w:t>
             </w:r>
           </w:p>
         </w:tc>
         <w:tc>
           <w:tcPr>
-            <w:tcW w:w="1516" w:type="dxa"/>
-            <w:tcBorders/>
+            <w:tcW w:w="2471" w:type="dxa"/>
+            <w:tcBorders>
+              <w:top w:val="single" w:sz="6" w:space="0" w:color="BFC7D5"/>
+              <w:left w:val="single" w:sz="2" w:space="0" w:color="BFC7D5"/>
+              <w:bottom w:val="single" w:sz="2" w:space="0" w:color="BFC7D5"/>
+              <w:right w:val="single" w:sz="6" w:space="0" w:color="BFC7D5"/>
+            </w:tcBorders>
+            <w:shd w:fill="1F3A5F" w:val="clear"/>
             <w:vAlign w:val="center"/>
           </w:tcPr>
           <w:p>
             <w:pPr>
               <w:pStyle w:val="TableHeading"/>
-              <w:suppressLineNumbers/>
-              <w:shd w:fill="1F3A5F" w:val="clear"/>
-              <w:bidi w:val="0"/>
-              <w:spacing w:before="0" w:after="283"/>
-              <w:jc w:val="center"/>
-              <w:rPr/>
-            </w:pPr>
-            <w:r>
-              <w:rPr/>
+              <w:bidi w:val="0"/>
+              <w:spacing w:before="0" w:after="283"/>
+              <w:jc w:val="left"/>
+              <w:rPr>
+                <w:color w:val="FFFFFF"/>
+              </w:rPr>
+            </w:pPr>
+            <w:r>
+              <w:rPr>
+                <w:color w:val="FFFFFF"/>
+              </w:rPr>
               <w:t>Where</w:t>
             </w:r>
           </w:p>
         </w:tc>
         <w:tc>
           <w:tcPr>
-            <w:tcW w:w="1471" w:type="dxa"/>
-            <w:tcBorders/>
+            <w:tcW w:w="2351" w:type="dxa"/>
+            <w:tcBorders>
+              <w:top w:val="single" w:sz="6" w:space="0" w:color="BFC7D5"/>
+              <w:left w:val="single" w:sz="2" w:space="0" w:color="BFC7D5"/>
+              <w:bottom w:val="single" w:sz="2" w:space="0" w:color="BFC7D5"/>
+              <w:right w:val="single" w:sz="6" w:space="0" w:color="BFC7D5"/>
+            </w:tcBorders>
+            <w:shd w:fill="1F3A5F" w:val="clear"/>
             <w:vAlign w:val="center"/>
           </w:tcPr>
           <w:p>
             <w:pPr>
               <w:pStyle w:val="TableHeading"/>
-              <w:suppressLineNumbers/>
-              <w:shd w:fill="1F3A5F" w:val="clear"/>
-              <w:bidi w:val="0"/>
-              <w:spacing w:before="0" w:after="283"/>
-              <w:jc w:val="center"/>
-              <w:rPr/>
-            </w:pPr>
-            <w:r>
-              <w:rPr/>
+              <w:bidi w:val="0"/>
+              <w:spacing w:before="0" w:after="283"/>
+              <w:jc w:val="left"/>
+              <w:rPr>
+                <w:color w:val="FFFFFF"/>
+              </w:rPr>
+            </w:pPr>
+            <w:r>
+              <w:rPr>
+                <w:color w:val="FFFFFF"/>
+              </w:rPr>
               <w:t>Present</w:t>
             </w:r>
           </w:p>
@@ -8141,8 +9669,12 @@
         <w:trPr/>
         <w:tc>
           <w:tcPr>
-            <w:tcW w:w="3331" w:type="dxa"/>
-            <w:tcBorders/>
+            <w:tcW w:w="5360" w:type="dxa"/>
+            <w:tcBorders>
+              <w:left w:val="single" w:sz="6" w:space="0" w:color="BFC7D5"/>
+              <w:bottom w:val="single" w:sz="2" w:space="0" w:color="BFC7D5"/>
+              <w:right w:val="single" w:sz="6" w:space="0" w:color="BFC7D5"/>
+            </w:tcBorders>
             <w:vAlign w:val="center"/>
           </w:tcPr>
           <w:p>
@@ -8161,8 +9693,12 @@
         </w:tc>
         <w:tc>
           <w:tcPr>
-            <w:tcW w:w="691" w:type="dxa"/>
-            <w:tcBorders/>
+            <w:tcW w:w="1156" w:type="dxa"/>
+            <w:tcBorders>
+              <w:left w:val="single" w:sz="2" w:space="0" w:color="BFC7D5"/>
+              <w:bottom w:val="single" w:sz="2" w:space="0" w:color="BFC7D5"/>
+              <w:right w:val="single" w:sz="6" w:space="0" w:color="BFC7D5"/>
+            </w:tcBorders>
             <w:vAlign w:val="center"/>
           </w:tcPr>
           <w:p>
@@ -8181,8 +9717,12 @@
         </w:tc>
         <w:tc>
           <w:tcPr>
-            <w:tcW w:w="1516" w:type="dxa"/>
-            <w:tcBorders/>
+            <w:tcW w:w="2471" w:type="dxa"/>
+            <w:tcBorders>
+              <w:left w:val="single" w:sz="2" w:space="0" w:color="BFC7D5"/>
+              <w:bottom w:val="single" w:sz="2" w:space="0" w:color="BFC7D5"/>
+              <w:right w:val="single" w:sz="6" w:space="0" w:color="BFC7D5"/>
+            </w:tcBorders>
             <w:vAlign w:val="center"/>
           </w:tcPr>
           <w:p>
@@ -8201,8 +9741,12 @@
         </w:tc>
         <w:tc>
           <w:tcPr>
-            <w:tcW w:w="1471" w:type="dxa"/>
-            <w:tcBorders/>
+            <w:tcW w:w="2351" w:type="dxa"/>
+            <w:tcBorders>
+              <w:left w:val="single" w:sz="2" w:space="0" w:color="BFC7D5"/>
+              <w:bottom w:val="single" w:sz="2" w:space="0" w:color="BFC7D5"/>
+              <w:right w:val="single" w:sz="6" w:space="0" w:color="BFC7D5"/>
+            </w:tcBorders>
             <w:vAlign w:val="center"/>
           </w:tcPr>
           <w:p>
@@ -8228,8 +9772,12 @@
         <w:trPr/>
         <w:tc>
           <w:tcPr>
-            <w:tcW w:w="3331" w:type="dxa"/>
-            <w:tcBorders/>
+            <w:tcW w:w="5360" w:type="dxa"/>
+            <w:tcBorders>
+              <w:left w:val="single" w:sz="6" w:space="0" w:color="BFC7D5"/>
+              <w:bottom w:val="single" w:sz="2" w:space="0" w:color="BFC7D5"/>
+              <w:right w:val="single" w:sz="6" w:space="0" w:color="BFC7D5"/>
+            </w:tcBorders>
             <w:vAlign w:val="center"/>
           </w:tcPr>
           <w:p>
@@ -8248,8 +9796,12 @@
         </w:tc>
         <w:tc>
           <w:tcPr>
-            <w:tcW w:w="691" w:type="dxa"/>
-            <w:tcBorders/>
+            <w:tcW w:w="1156" w:type="dxa"/>
+            <w:tcBorders>
+              <w:left w:val="single" w:sz="2" w:space="0" w:color="BFC7D5"/>
+              <w:bottom w:val="single" w:sz="2" w:space="0" w:color="BFC7D5"/>
+              <w:right w:val="single" w:sz="6" w:space="0" w:color="BFC7D5"/>
+            </w:tcBorders>
             <w:vAlign w:val="center"/>
           </w:tcPr>
           <w:p>
@@ -8268,8 +9820,12 @@
         </w:tc>
         <w:tc>
           <w:tcPr>
-            <w:tcW w:w="1516" w:type="dxa"/>
-            <w:tcBorders/>
+            <w:tcW w:w="2471" w:type="dxa"/>
+            <w:tcBorders>
+              <w:left w:val="single" w:sz="2" w:space="0" w:color="BFC7D5"/>
+              <w:bottom w:val="single" w:sz="2" w:space="0" w:color="BFC7D5"/>
+              <w:right w:val="single" w:sz="6" w:space="0" w:color="BFC7D5"/>
+            </w:tcBorders>
             <w:vAlign w:val="center"/>
           </w:tcPr>
           <w:p>
@@ -8288,8 +9844,12 @@
         </w:tc>
         <w:tc>
           <w:tcPr>
-            <w:tcW w:w="1471" w:type="dxa"/>
-            <w:tcBorders/>
+            <w:tcW w:w="2351" w:type="dxa"/>
+            <w:tcBorders>
+              <w:left w:val="single" w:sz="2" w:space="0" w:color="BFC7D5"/>
+              <w:bottom w:val="single" w:sz="2" w:space="0" w:color="BFC7D5"/>
+              <w:right w:val="single" w:sz="6" w:space="0" w:color="BFC7D5"/>
+            </w:tcBorders>
             <w:vAlign w:val="center"/>
           </w:tcPr>
           <w:p>
@@ -8315,8 +9875,12 @@
         <w:trPr/>
         <w:tc>
           <w:tcPr>
-            <w:tcW w:w="3331" w:type="dxa"/>
-            <w:tcBorders/>
+            <w:tcW w:w="5360" w:type="dxa"/>
+            <w:tcBorders>
+              <w:left w:val="single" w:sz="6" w:space="0" w:color="BFC7D5"/>
+              <w:bottom w:val="single" w:sz="2" w:space="0" w:color="BFC7D5"/>
+              <w:right w:val="single" w:sz="6" w:space="0" w:color="BFC7D5"/>
+            </w:tcBorders>
             <w:vAlign w:val="center"/>
           </w:tcPr>
           <w:p>
@@ -8335,8 +9899,12 @@
         </w:tc>
         <w:tc>
           <w:tcPr>
-            <w:tcW w:w="691" w:type="dxa"/>
-            <w:tcBorders/>
+            <w:tcW w:w="1156" w:type="dxa"/>
+            <w:tcBorders>
+              <w:left w:val="single" w:sz="2" w:space="0" w:color="BFC7D5"/>
+              <w:bottom w:val="single" w:sz="2" w:space="0" w:color="BFC7D5"/>
+              <w:right w:val="single" w:sz="6" w:space="0" w:color="BFC7D5"/>
+            </w:tcBorders>
             <w:vAlign w:val="center"/>
           </w:tcPr>
           <w:p>
@@ -8355,8 +9923,12 @@
         </w:tc>
         <w:tc>
           <w:tcPr>
-            <w:tcW w:w="1516" w:type="dxa"/>
-            <w:tcBorders/>
+            <w:tcW w:w="2471" w:type="dxa"/>
+            <w:tcBorders>
+              <w:left w:val="single" w:sz="2" w:space="0" w:color="BFC7D5"/>
+              <w:bottom w:val="single" w:sz="2" w:space="0" w:color="BFC7D5"/>
+              <w:right w:val="single" w:sz="6" w:space="0" w:color="BFC7D5"/>
+            </w:tcBorders>
             <w:vAlign w:val="center"/>
           </w:tcPr>
           <w:p>
@@ -8375,8 +9947,12 @@
         </w:tc>
         <w:tc>
           <w:tcPr>
-            <w:tcW w:w="1471" w:type="dxa"/>
-            <w:tcBorders/>
+            <w:tcW w:w="2351" w:type="dxa"/>
+            <w:tcBorders>
+              <w:left w:val="single" w:sz="2" w:space="0" w:color="BFC7D5"/>
+              <w:bottom w:val="single" w:sz="2" w:space="0" w:color="BFC7D5"/>
+              <w:right w:val="single" w:sz="6" w:space="0" w:color="BFC7D5"/>
+            </w:tcBorders>
             <w:vAlign w:val="center"/>
           </w:tcPr>
           <w:p>
@@ -8402,8 +9978,12 @@
         <w:trPr/>
         <w:tc>
           <w:tcPr>
-            <w:tcW w:w="3331" w:type="dxa"/>
-            <w:tcBorders/>
+            <w:tcW w:w="5360" w:type="dxa"/>
+            <w:tcBorders>
+              <w:left w:val="single" w:sz="6" w:space="0" w:color="BFC7D5"/>
+              <w:bottom w:val="single" w:sz="6" w:space="0" w:color="BFC7D5"/>
+              <w:right w:val="single" w:sz="6" w:space="0" w:color="BFC7D5"/>
+            </w:tcBorders>
             <w:vAlign w:val="center"/>
           </w:tcPr>
           <w:p>
@@ -8422,8 +10002,12 @@
         </w:tc>
         <w:tc>
           <w:tcPr>
-            <w:tcW w:w="691" w:type="dxa"/>
-            <w:tcBorders/>
+            <w:tcW w:w="1156" w:type="dxa"/>
+            <w:tcBorders>
+              <w:left w:val="single" w:sz="2" w:space="0" w:color="BFC7D5"/>
+              <w:bottom w:val="single" w:sz="6" w:space="0" w:color="BFC7D5"/>
+              <w:right w:val="single" w:sz="6" w:space="0" w:color="BFC7D5"/>
+            </w:tcBorders>
             <w:vAlign w:val="center"/>
           </w:tcPr>
           <w:p>
@@ -8442,8 +10026,12 @@
         </w:tc>
         <w:tc>
           <w:tcPr>
-            <w:tcW w:w="1516" w:type="dxa"/>
-            <w:tcBorders/>
+            <w:tcW w:w="2471" w:type="dxa"/>
+            <w:tcBorders>
+              <w:left w:val="single" w:sz="2" w:space="0" w:color="BFC7D5"/>
+              <w:bottom w:val="single" w:sz="6" w:space="0" w:color="BFC7D5"/>
+              <w:right w:val="single" w:sz="6" w:space="0" w:color="BFC7D5"/>
+            </w:tcBorders>
             <w:vAlign w:val="center"/>
           </w:tcPr>
           <w:p>
@@ -8462,8 +10050,12 @@
         </w:tc>
         <w:tc>
           <w:tcPr>
-            <w:tcW w:w="1471" w:type="dxa"/>
-            <w:tcBorders/>
+            <w:tcW w:w="2351" w:type="dxa"/>
+            <w:tcBorders>
+              <w:left w:val="single" w:sz="2" w:space="0" w:color="BFC7D5"/>
+              <w:bottom w:val="single" w:sz="6" w:space="0" w:color="BFC7D5"/>
+              <w:right w:val="single" w:sz="6" w:space="0" w:color="BFC7D5"/>
+            </w:tcBorders>
             <w:vAlign w:val="center"/>
           </w:tcPr>
           <w:p>
@@ -8500,22 +10092,22 @@
     </w:p>
     <w:tbl>
       <w:tblPr>
-        <w:tblW w:w="11339" w:type="dxa"/>
+        <w:tblW w:w="5000" w:type="pct"/>
         <w:jc w:val="left"/>
-        <w:tblInd w:w="0" w:type="dxa"/>
+        <w:tblInd w:w="-7" w:type="dxa"/>
         <w:tblLayout w:type="fixed"/>
         <w:tblCellMar>
-          <w:top w:w="28" w:type="dxa"/>
-          <w:left w:w="28" w:type="dxa"/>
-          <w:bottom w:w="28" w:type="dxa"/>
-          <w:right w:w="28" w:type="dxa"/>
+          <w:top w:w="60" w:type="dxa"/>
+          <w:left w:w="60" w:type="dxa"/>
+          <w:bottom w:w="60" w:type="dxa"/>
+          <w:right w:w="60" w:type="dxa"/>
         </w:tblCellMar>
       </w:tblPr>
       <w:tblGrid>
-        <w:gridCol w:w="4136"/>
-        <w:gridCol w:w="881"/>
-        <w:gridCol w:w="3594"/>
-        <w:gridCol w:w="2728"/>
+        <w:gridCol w:w="4122"/>
+        <w:gridCol w:w="913"/>
+        <w:gridCol w:w="3593"/>
+        <w:gridCol w:w="2711"/>
       </w:tblGrid>
       <w:tr>
         <w:trPr>
@@ -8523,88 +10115,120 @@
         </w:trPr>
         <w:tc>
           <w:tcPr>
-            <w:tcW w:w="4136" w:type="dxa"/>
-            <w:tcBorders/>
+            <w:tcW w:w="4122" w:type="dxa"/>
+            <w:tcBorders>
+              <w:top w:val="single" w:sz="6" w:space="0" w:color="BFC7D5"/>
+              <w:left w:val="single" w:sz="6" w:space="0" w:color="BFC7D5"/>
+              <w:bottom w:val="single" w:sz="2" w:space="0" w:color="BFC7D5"/>
+              <w:right w:val="single" w:sz="6" w:space="0" w:color="BFC7D5"/>
+            </w:tcBorders>
+            <w:shd w:fill="1F3A5F" w:val="clear"/>
             <w:vAlign w:val="center"/>
           </w:tcPr>
           <w:p>
             <w:pPr>
               <w:pStyle w:val="TableHeading"/>
-              <w:suppressLineNumbers/>
-              <w:shd w:fill="1F3A5F" w:val="clear"/>
-              <w:bidi w:val="0"/>
-              <w:spacing w:before="0" w:after="283"/>
-              <w:jc w:val="center"/>
-              <w:rPr/>
-            </w:pPr>
-            <w:r>
-              <w:rPr/>
+              <w:bidi w:val="0"/>
+              <w:spacing w:before="0" w:after="283"/>
+              <w:jc w:val="left"/>
+              <w:rPr>
+                <w:color w:val="FFFFFF"/>
+              </w:rPr>
+            </w:pPr>
+            <w:r>
+              <w:rPr>
+                <w:color w:val="FFFFFF"/>
+              </w:rPr>
               <w:t>Requirement</w:t>
             </w:r>
           </w:p>
         </w:tc>
         <w:tc>
           <w:tcPr>
-            <w:tcW w:w="881" w:type="dxa"/>
-            <w:tcBorders/>
+            <w:tcW w:w="913" w:type="dxa"/>
+            <w:tcBorders>
+              <w:top w:val="single" w:sz="6" w:space="0" w:color="BFC7D5"/>
+              <w:left w:val="single" w:sz="2" w:space="0" w:color="BFC7D5"/>
+              <w:bottom w:val="single" w:sz="2" w:space="0" w:color="BFC7D5"/>
+              <w:right w:val="single" w:sz="6" w:space="0" w:color="BFC7D5"/>
+            </w:tcBorders>
+            <w:shd w:fill="1F3A5F" w:val="clear"/>
             <w:vAlign w:val="center"/>
           </w:tcPr>
           <w:p>
             <w:pPr>
               <w:pStyle w:val="TableHeading"/>
-              <w:suppressLineNumbers/>
-              <w:shd w:fill="1F3A5F" w:val="clear"/>
-              <w:bidi w:val="0"/>
-              <w:spacing w:before="0" w:after="283"/>
-              <w:jc w:val="center"/>
-              <w:rPr/>
-            </w:pPr>
-            <w:r>
-              <w:rPr/>
+              <w:bidi w:val="0"/>
+              <w:spacing w:before="0" w:after="283"/>
+              <w:jc w:val="left"/>
+              <w:rPr>
+                <w:color w:val="FFFFFF"/>
+              </w:rPr>
+            </w:pPr>
+            <w:r>
+              <w:rPr>
+                <w:color w:val="FFFFFF"/>
+              </w:rPr>
               <w:t>Clause</w:t>
             </w:r>
           </w:p>
         </w:tc>
         <w:tc>
           <w:tcPr>
-            <w:tcW w:w="3594" w:type="dxa"/>
-            <w:tcBorders/>
+            <w:tcW w:w="3593" w:type="dxa"/>
+            <w:tcBorders>
+              <w:top w:val="single" w:sz="6" w:space="0" w:color="BFC7D5"/>
+              <w:left w:val="single" w:sz="2" w:space="0" w:color="BFC7D5"/>
+              <w:bottom w:val="single" w:sz="2" w:space="0" w:color="BFC7D5"/>
+              <w:right w:val="single" w:sz="6" w:space="0" w:color="BFC7D5"/>
+            </w:tcBorders>
+            <w:shd w:fill="1F3A5F" w:val="clear"/>
             <w:vAlign w:val="center"/>
           </w:tcPr>
           <w:p>
             <w:pPr>
               <w:pStyle w:val="TableHeading"/>
-              <w:suppressLineNumbers/>
-              <w:shd w:fill="1F3A5F" w:val="clear"/>
-              <w:bidi w:val="0"/>
-              <w:spacing w:before="0" w:after="283"/>
-              <w:jc w:val="center"/>
-              <w:rPr/>
-            </w:pPr>
-            <w:r>
-              <w:rPr/>
+              <w:bidi w:val="0"/>
+              <w:spacing w:before="0" w:after="283"/>
+              <w:jc w:val="left"/>
+              <w:rPr>
+                <w:color w:val="FFFFFF"/>
+              </w:rPr>
+            </w:pPr>
+            <w:r>
+              <w:rPr>
+                <w:color w:val="FFFFFF"/>
+              </w:rPr>
               <w:t>Where</w:t>
             </w:r>
           </w:p>
         </w:tc>
         <w:tc>
           <w:tcPr>
-            <w:tcW w:w="2728" w:type="dxa"/>
-            <w:tcBorders/>
+            <w:tcW w:w="2711" w:type="dxa"/>
+            <w:tcBorders>
+              <w:top w:val="single" w:sz="6" w:space="0" w:color="BFC7D5"/>
+              <w:left w:val="single" w:sz="2" w:space="0" w:color="BFC7D5"/>
+              <w:bottom w:val="single" w:sz="2" w:space="0" w:color="BFC7D5"/>
+              <w:right w:val="single" w:sz="6" w:space="0" w:color="BFC7D5"/>
+            </w:tcBorders>
+            <w:shd w:fill="1F3A5F" w:val="clear"/>
             <w:vAlign w:val="center"/>
           </w:tcPr>
           <w:p>
             <w:pPr>
               <w:pStyle w:val="TableHeading"/>
-              <w:suppressLineNumbers/>
-              <w:shd w:fill="1F3A5F" w:val="clear"/>
-              <w:bidi w:val="0"/>
-              <w:spacing w:before="0" w:after="283"/>
-              <w:jc w:val="center"/>
-              <w:rPr/>
-            </w:pPr>
-            <w:r>
-              <w:rPr/>
+              <w:bidi w:val="0"/>
+              <w:spacing w:before="0" w:after="283"/>
+              <w:jc w:val="left"/>
+              <w:rPr>
+                <w:color w:val="FFFFFF"/>
+              </w:rPr>
+            </w:pPr>
+            <w:r>
+              <w:rPr>
+                <w:color w:val="FFFFFF"/>
+              </w:rPr>
               <w:t>Present</w:t>
             </w:r>
           </w:p>
@@ -8614,8 +10238,12 @@
         <w:trPr/>
         <w:tc>
           <w:tcPr>
-            <w:tcW w:w="4136" w:type="dxa"/>
-            <w:tcBorders/>
+            <w:tcW w:w="4122" w:type="dxa"/>
+            <w:tcBorders>
+              <w:left w:val="single" w:sz="6" w:space="0" w:color="BFC7D5"/>
+              <w:bottom w:val="single" w:sz="2" w:space="0" w:color="BFC7D5"/>
+              <w:right w:val="single" w:sz="6" w:space="0" w:color="BFC7D5"/>
+            </w:tcBorders>
             <w:vAlign w:val="center"/>
           </w:tcPr>
           <w:p>
@@ -8634,8 +10262,12 @@
         </w:tc>
         <w:tc>
           <w:tcPr>
-            <w:tcW w:w="881" w:type="dxa"/>
-            <w:tcBorders/>
+            <w:tcW w:w="913" w:type="dxa"/>
+            <w:tcBorders>
+              <w:left w:val="single" w:sz="2" w:space="0" w:color="BFC7D5"/>
+              <w:bottom w:val="single" w:sz="2" w:space="0" w:color="BFC7D5"/>
+              <w:right w:val="single" w:sz="6" w:space="0" w:color="BFC7D5"/>
+            </w:tcBorders>
             <w:vAlign w:val="center"/>
           </w:tcPr>
           <w:p>
@@ -8654,8 +10286,12 @@
         </w:tc>
         <w:tc>
           <w:tcPr>
-            <w:tcW w:w="3594" w:type="dxa"/>
-            <w:tcBorders/>
+            <w:tcW w:w="3593" w:type="dxa"/>
+            <w:tcBorders>
+              <w:left w:val="single" w:sz="2" w:space="0" w:color="BFC7D5"/>
+              <w:bottom w:val="single" w:sz="2" w:space="0" w:color="BFC7D5"/>
+              <w:right w:val="single" w:sz="6" w:space="0" w:color="BFC7D5"/>
+            </w:tcBorders>
             <w:vAlign w:val="center"/>
           </w:tcPr>
           <w:p>
@@ -8690,8 +10326,12 @@
         </w:tc>
         <w:tc>
           <w:tcPr>
-            <w:tcW w:w="2728" w:type="dxa"/>
-            <w:tcBorders/>
+            <w:tcW w:w="2711" w:type="dxa"/>
+            <w:tcBorders>
+              <w:left w:val="single" w:sz="2" w:space="0" w:color="BFC7D5"/>
+              <w:bottom w:val="single" w:sz="2" w:space="0" w:color="BFC7D5"/>
+              <w:right w:val="single" w:sz="6" w:space="0" w:color="BFC7D5"/>
+            </w:tcBorders>
             <w:vAlign w:val="center"/>
           </w:tcPr>
           <w:p>
@@ -8717,8 +10357,12 @@
         <w:trPr/>
         <w:tc>
           <w:tcPr>
-            <w:tcW w:w="4136" w:type="dxa"/>
-            <w:tcBorders/>
+            <w:tcW w:w="4122" w:type="dxa"/>
+            <w:tcBorders>
+              <w:left w:val="single" w:sz="6" w:space="0" w:color="BFC7D5"/>
+              <w:bottom w:val="single" w:sz="2" w:space="0" w:color="BFC7D5"/>
+              <w:right w:val="single" w:sz="6" w:space="0" w:color="BFC7D5"/>
+            </w:tcBorders>
             <w:vAlign w:val="center"/>
           </w:tcPr>
           <w:p>
@@ -8737,8 +10381,12 @@
         </w:tc>
         <w:tc>
           <w:tcPr>
-            <w:tcW w:w="881" w:type="dxa"/>
-            <w:tcBorders/>
+            <w:tcW w:w="913" w:type="dxa"/>
+            <w:tcBorders>
+              <w:left w:val="single" w:sz="2" w:space="0" w:color="BFC7D5"/>
+              <w:bottom w:val="single" w:sz="2" w:space="0" w:color="BFC7D5"/>
+              <w:right w:val="single" w:sz="6" w:space="0" w:color="BFC7D5"/>
+            </w:tcBorders>
             <w:vAlign w:val="center"/>
           </w:tcPr>
           <w:p>
@@ -8757,8 +10405,12 @@
         </w:tc>
         <w:tc>
           <w:tcPr>
-            <w:tcW w:w="3594" w:type="dxa"/>
-            <w:tcBorders/>
+            <w:tcW w:w="3593" w:type="dxa"/>
+            <w:tcBorders>
+              <w:left w:val="single" w:sz="2" w:space="0" w:color="BFC7D5"/>
+              <w:bottom w:val="single" w:sz="2" w:space="0" w:color="BFC7D5"/>
+              <w:right w:val="single" w:sz="6" w:space="0" w:color="BFC7D5"/>
+            </w:tcBorders>
             <w:vAlign w:val="center"/>
           </w:tcPr>
           <w:p>
@@ -8779,8 +10431,12 @@
         </w:tc>
         <w:tc>
           <w:tcPr>
-            <w:tcW w:w="2728" w:type="dxa"/>
-            <w:tcBorders/>
+            <w:tcW w:w="2711" w:type="dxa"/>
+            <w:tcBorders>
+              <w:left w:val="single" w:sz="2" w:space="0" w:color="BFC7D5"/>
+              <w:bottom w:val="single" w:sz="2" w:space="0" w:color="BFC7D5"/>
+              <w:right w:val="single" w:sz="6" w:space="0" w:color="BFC7D5"/>
+            </w:tcBorders>
             <w:vAlign w:val="center"/>
           </w:tcPr>
           <w:p>
@@ -8806,8 +10462,12 @@
         <w:trPr/>
         <w:tc>
           <w:tcPr>
-            <w:tcW w:w="4136" w:type="dxa"/>
-            <w:tcBorders/>
+            <w:tcW w:w="4122" w:type="dxa"/>
+            <w:tcBorders>
+              <w:left w:val="single" w:sz="6" w:space="0" w:color="BFC7D5"/>
+              <w:bottom w:val="single" w:sz="2" w:space="0" w:color="BFC7D5"/>
+              <w:right w:val="single" w:sz="6" w:space="0" w:color="BFC7D5"/>
+            </w:tcBorders>
             <w:vAlign w:val="center"/>
           </w:tcPr>
           <w:p>
@@ -8826,8 +10486,12 @@
         </w:tc>
         <w:tc>
           <w:tcPr>
-            <w:tcW w:w="881" w:type="dxa"/>
-            <w:tcBorders/>
+            <w:tcW w:w="913" w:type="dxa"/>
+            <w:tcBorders>
+              <w:left w:val="single" w:sz="2" w:space="0" w:color="BFC7D5"/>
+              <w:bottom w:val="single" w:sz="2" w:space="0" w:color="BFC7D5"/>
+              <w:right w:val="single" w:sz="6" w:space="0" w:color="BFC7D5"/>
+            </w:tcBorders>
             <w:vAlign w:val="center"/>
           </w:tcPr>
           <w:p>
@@ -8846,8 +10510,12 @@
         </w:tc>
         <w:tc>
           <w:tcPr>
-            <w:tcW w:w="3594" w:type="dxa"/>
-            <w:tcBorders/>
+            <w:tcW w:w="3593" w:type="dxa"/>
+            <w:tcBorders>
+              <w:left w:val="single" w:sz="2" w:space="0" w:color="BFC7D5"/>
+              <w:bottom w:val="single" w:sz="2" w:space="0" w:color="BFC7D5"/>
+              <w:right w:val="single" w:sz="6" w:space="0" w:color="BFC7D5"/>
+            </w:tcBorders>
             <w:vAlign w:val="center"/>
           </w:tcPr>
           <w:p>
@@ -8866,8 +10534,12 @@
         </w:tc>
         <w:tc>
           <w:tcPr>
-            <w:tcW w:w="2728" w:type="dxa"/>
-            <w:tcBorders/>
+            <w:tcW w:w="2711" w:type="dxa"/>
+            <w:tcBorders>
+              <w:left w:val="single" w:sz="2" w:space="0" w:color="BFC7D5"/>
+              <w:bottom w:val="single" w:sz="2" w:space="0" w:color="BFC7D5"/>
+              <w:right w:val="single" w:sz="6" w:space="0" w:color="BFC7D5"/>
+            </w:tcBorders>
             <w:vAlign w:val="center"/>
           </w:tcPr>
           <w:p>
@@ -8895,8 +10567,12 @@
         <w:trPr/>
         <w:tc>
           <w:tcPr>
-            <w:tcW w:w="4136" w:type="dxa"/>
-            <w:tcBorders/>
+            <w:tcW w:w="4122" w:type="dxa"/>
+            <w:tcBorders>
+              <w:left w:val="single" w:sz="6" w:space="0" w:color="BFC7D5"/>
+              <w:bottom w:val="single" w:sz="2" w:space="0" w:color="BFC7D5"/>
+              <w:right w:val="single" w:sz="6" w:space="0" w:color="BFC7D5"/>
+            </w:tcBorders>
             <w:vAlign w:val="center"/>
           </w:tcPr>
           <w:p>
@@ -8915,8 +10591,12 @@
         </w:tc>
         <w:tc>
           <w:tcPr>
-            <w:tcW w:w="881" w:type="dxa"/>
-            <w:tcBorders/>
+            <w:tcW w:w="913" w:type="dxa"/>
+            <w:tcBorders>
+              <w:left w:val="single" w:sz="2" w:space="0" w:color="BFC7D5"/>
+              <w:bottom w:val="single" w:sz="2" w:space="0" w:color="BFC7D5"/>
+              <w:right w:val="single" w:sz="6" w:space="0" w:color="BFC7D5"/>
+            </w:tcBorders>
             <w:vAlign w:val="center"/>
           </w:tcPr>
           <w:p>
@@ -8935,8 +10615,12 @@
         </w:tc>
         <w:tc>
           <w:tcPr>
-            <w:tcW w:w="3594" w:type="dxa"/>
-            <w:tcBorders/>
+            <w:tcW w:w="3593" w:type="dxa"/>
+            <w:tcBorders>
+              <w:left w:val="single" w:sz="2" w:space="0" w:color="BFC7D5"/>
+              <w:bottom w:val="single" w:sz="2" w:space="0" w:color="BFC7D5"/>
+              <w:right w:val="single" w:sz="6" w:space="0" w:color="BFC7D5"/>
+            </w:tcBorders>
             <w:vAlign w:val="center"/>
           </w:tcPr>
           <w:p>
@@ -8955,8 +10639,12 @@
         </w:tc>
         <w:tc>
           <w:tcPr>
-            <w:tcW w:w="2728" w:type="dxa"/>
-            <w:tcBorders/>
+            <w:tcW w:w="2711" w:type="dxa"/>
+            <w:tcBorders>
+              <w:left w:val="single" w:sz="2" w:space="0" w:color="BFC7D5"/>
+              <w:bottom w:val="single" w:sz="2" w:space="0" w:color="BFC7D5"/>
+              <w:right w:val="single" w:sz="6" w:space="0" w:color="BFC7D5"/>
+            </w:tcBorders>
             <w:vAlign w:val="center"/>
           </w:tcPr>
           <w:p>
@@ -8982,8 +10670,12 @@
         <w:trPr/>
         <w:tc>
           <w:tcPr>
-            <w:tcW w:w="4136" w:type="dxa"/>
-            <w:tcBorders/>
+            <w:tcW w:w="4122" w:type="dxa"/>
+            <w:tcBorders>
+              <w:left w:val="single" w:sz="6" w:space="0" w:color="BFC7D5"/>
+              <w:bottom w:val="single" w:sz="2" w:space="0" w:color="BFC7D5"/>
+              <w:right w:val="single" w:sz="6" w:space="0" w:color="BFC7D5"/>
+            </w:tcBorders>
             <w:vAlign w:val="center"/>
           </w:tcPr>
           <w:p>
@@ -9002,8 +10694,12 @@
         </w:tc>
         <w:tc>
           <w:tcPr>
-            <w:tcW w:w="881" w:type="dxa"/>
-            <w:tcBorders/>
+            <w:tcW w:w="913" w:type="dxa"/>
+            <w:tcBorders>
+              <w:left w:val="single" w:sz="2" w:space="0" w:color="BFC7D5"/>
+              <w:bottom w:val="single" w:sz="2" w:space="0" w:color="BFC7D5"/>
+              <w:right w:val="single" w:sz="6" w:space="0" w:color="BFC7D5"/>
+            </w:tcBorders>
             <w:vAlign w:val="center"/>
           </w:tcPr>
           <w:p>
@@ -9022,8 +10718,12 @@
         </w:tc>
         <w:tc>
           <w:tcPr>
-            <w:tcW w:w="3594" w:type="dxa"/>
-            <w:tcBorders/>
+            <w:tcW w:w="3593" w:type="dxa"/>
+            <w:tcBorders>
+              <w:left w:val="single" w:sz="2" w:space="0" w:color="BFC7D5"/>
+              <w:bottom w:val="single" w:sz="2" w:space="0" w:color="BFC7D5"/>
+              <w:right w:val="single" w:sz="6" w:space="0" w:color="BFC7D5"/>
+            </w:tcBorders>
             <w:vAlign w:val="center"/>
           </w:tcPr>
           <w:p>
@@ -9052,8 +10752,12 @@
         </w:tc>
         <w:tc>
           <w:tcPr>
-            <w:tcW w:w="2728" w:type="dxa"/>
-            <w:tcBorders/>
+            <w:tcW w:w="2711" w:type="dxa"/>
+            <w:tcBorders>
+              <w:left w:val="single" w:sz="2" w:space="0" w:color="BFC7D5"/>
+              <w:bottom w:val="single" w:sz="2" w:space="0" w:color="BFC7D5"/>
+              <w:right w:val="single" w:sz="6" w:space="0" w:color="BFC7D5"/>
+            </w:tcBorders>
             <w:vAlign w:val="center"/>
           </w:tcPr>
           <w:p>
@@ -9079,8 +10783,12 @@
         <w:trPr/>
         <w:tc>
           <w:tcPr>
-            <w:tcW w:w="4136" w:type="dxa"/>
-            <w:tcBorders/>
+            <w:tcW w:w="4122" w:type="dxa"/>
+            <w:tcBorders>
+              <w:left w:val="single" w:sz="6" w:space="0" w:color="BFC7D5"/>
+              <w:bottom w:val="single" w:sz="2" w:space="0" w:color="BFC7D5"/>
+              <w:right w:val="single" w:sz="6" w:space="0" w:color="BFC7D5"/>
+            </w:tcBorders>
             <w:vAlign w:val="center"/>
           </w:tcPr>
           <w:p>
@@ -9099,8 +10807,12 @@
         </w:tc>
         <w:tc>
           <w:tcPr>
-            <w:tcW w:w="881" w:type="dxa"/>
-            <w:tcBorders/>
+            <w:tcW w:w="913" w:type="dxa"/>
+            <w:tcBorders>
+              <w:left w:val="single" w:sz="2" w:space="0" w:color="BFC7D5"/>
+              <w:bottom w:val="single" w:sz="2" w:space="0" w:color="BFC7D5"/>
+              <w:right w:val="single" w:sz="6" w:space="0" w:color="BFC7D5"/>
+            </w:tcBorders>
             <w:vAlign w:val="center"/>
           </w:tcPr>
           <w:p>
@@ -9119,8 +10831,12 @@
         </w:tc>
         <w:tc>
           <w:tcPr>
-            <w:tcW w:w="3594" w:type="dxa"/>
-            <w:tcBorders/>
+            <w:tcW w:w="3593" w:type="dxa"/>
+            <w:tcBorders>
+              <w:left w:val="single" w:sz="2" w:space="0" w:color="BFC7D5"/>
+              <w:bottom w:val="single" w:sz="2" w:space="0" w:color="BFC7D5"/>
+              <w:right w:val="single" w:sz="6" w:space="0" w:color="BFC7D5"/>
+            </w:tcBorders>
             <w:vAlign w:val="center"/>
           </w:tcPr>
           <w:p>
@@ -9141,8 +10857,12 @@
         </w:tc>
         <w:tc>
           <w:tcPr>
-            <w:tcW w:w="2728" w:type="dxa"/>
-            <w:tcBorders/>
+            <w:tcW w:w="2711" w:type="dxa"/>
+            <w:tcBorders>
+              <w:left w:val="single" w:sz="2" w:space="0" w:color="BFC7D5"/>
+              <w:bottom w:val="single" w:sz="2" w:space="0" w:color="BFC7D5"/>
+              <w:right w:val="single" w:sz="6" w:space="0" w:color="BFC7D5"/>
+            </w:tcBorders>
             <w:vAlign w:val="center"/>
           </w:tcPr>
           <w:p>
@@ -9168,8 +10888,12 @@
         <w:trPr/>
         <w:tc>
           <w:tcPr>
-            <w:tcW w:w="4136" w:type="dxa"/>
-            <w:tcBorders/>
+            <w:tcW w:w="4122" w:type="dxa"/>
+            <w:tcBorders>
+              <w:left w:val="single" w:sz="6" w:space="0" w:color="BFC7D5"/>
+              <w:bottom w:val="single" w:sz="2" w:space="0" w:color="BFC7D5"/>
+              <w:right w:val="single" w:sz="6" w:space="0" w:color="BFC7D5"/>
+            </w:tcBorders>
             <w:vAlign w:val="center"/>
           </w:tcPr>
           <w:p>
@@ -9188,8 +10912,12 @@
         </w:tc>
         <w:tc>
           <w:tcPr>
-            <w:tcW w:w="881" w:type="dxa"/>
-            <w:tcBorders/>
+            <w:tcW w:w="913" w:type="dxa"/>
+            <w:tcBorders>
+              <w:left w:val="single" w:sz="2" w:space="0" w:color="BFC7D5"/>
+              <w:bottom w:val="single" w:sz="2" w:space="0" w:color="BFC7D5"/>
+              <w:right w:val="single" w:sz="6" w:space="0" w:color="BFC7D5"/>
+            </w:tcBorders>
             <w:vAlign w:val="center"/>
           </w:tcPr>
           <w:p>
@@ -9208,8 +10936,12 @@
         </w:tc>
         <w:tc>
           <w:tcPr>
-            <w:tcW w:w="3594" w:type="dxa"/>
-            <w:tcBorders/>
+            <w:tcW w:w="3593" w:type="dxa"/>
+            <w:tcBorders>
+              <w:left w:val="single" w:sz="2" w:space="0" w:color="BFC7D5"/>
+              <w:bottom w:val="single" w:sz="2" w:space="0" w:color="BFC7D5"/>
+              <w:right w:val="single" w:sz="6" w:space="0" w:color="BFC7D5"/>
+            </w:tcBorders>
             <w:vAlign w:val="center"/>
           </w:tcPr>
           <w:p>
@@ -9228,8 +10960,12 @@
         </w:tc>
         <w:tc>
           <w:tcPr>
-            <w:tcW w:w="2728" w:type="dxa"/>
-            <w:tcBorders/>
+            <w:tcW w:w="2711" w:type="dxa"/>
+            <w:tcBorders>
+              <w:left w:val="single" w:sz="2" w:space="0" w:color="BFC7D5"/>
+              <w:bottom w:val="single" w:sz="2" w:space="0" w:color="BFC7D5"/>
+              <w:right w:val="single" w:sz="6" w:space="0" w:color="BFC7D5"/>
+            </w:tcBorders>
             <w:vAlign w:val="center"/>
           </w:tcPr>
           <w:p>
@@ -9257,8 +10993,12 @@
         <w:trPr/>
         <w:tc>
           <w:tcPr>
-            <w:tcW w:w="4136" w:type="dxa"/>
-            <w:tcBorders/>
+            <w:tcW w:w="4122" w:type="dxa"/>
+            <w:tcBorders>
+              <w:left w:val="single" w:sz="6" w:space="0" w:color="BFC7D5"/>
+              <w:bottom w:val="single" w:sz="2" w:space="0" w:color="BFC7D5"/>
+              <w:right w:val="single" w:sz="6" w:space="0" w:color="BFC7D5"/>
+            </w:tcBorders>
             <w:vAlign w:val="center"/>
           </w:tcPr>
           <w:p>
@@ -9277,8 +11017,12 @@
         </w:tc>
         <w:tc>
           <w:tcPr>
-            <w:tcW w:w="881" w:type="dxa"/>
-            <w:tcBorders/>
+            <w:tcW w:w="913" w:type="dxa"/>
+            <w:tcBorders>
+              <w:left w:val="single" w:sz="2" w:space="0" w:color="BFC7D5"/>
+              <w:bottom w:val="single" w:sz="2" w:space="0" w:color="BFC7D5"/>
+              <w:right w:val="single" w:sz="6" w:space="0" w:color="BFC7D5"/>
+            </w:tcBorders>
             <w:vAlign w:val="center"/>
           </w:tcPr>
           <w:p>
@@ -9297,8 +11041,12 @@
         </w:tc>
         <w:tc>
           <w:tcPr>
-            <w:tcW w:w="3594" w:type="dxa"/>
-            <w:tcBorders/>
+            <w:tcW w:w="3593" w:type="dxa"/>
+            <w:tcBorders>
+              <w:left w:val="single" w:sz="2" w:space="0" w:color="BFC7D5"/>
+              <w:bottom w:val="single" w:sz="2" w:space="0" w:color="BFC7D5"/>
+              <w:right w:val="single" w:sz="6" w:space="0" w:color="BFC7D5"/>
+            </w:tcBorders>
             <w:vAlign w:val="center"/>
           </w:tcPr>
           <w:p>
@@ -9323,8 +11071,12 @@
         </w:tc>
         <w:tc>
           <w:tcPr>
-            <w:tcW w:w="2728" w:type="dxa"/>
-            <w:tcBorders/>
+            <w:tcW w:w="2711" w:type="dxa"/>
+            <w:tcBorders>
+              <w:left w:val="single" w:sz="2" w:space="0" w:color="BFC7D5"/>
+              <w:bottom w:val="single" w:sz="2" w:space="0" w:color="BFC7D5"/>
+              <w:right w:val="single" w:sz="6" w:space="0" w:color="BFC7D5"/>
+            </w:tcBorders>
             <w:vAlign w:val="center"/>
           </w:tcPr>
           <w:p>
@@ -9350,8 +11102,12 @@
         <w:trPr/>
         <w:tc>
           <w:tcPr>
-            <w:tcW w:w="4136" w:type="dxa"/>
-            <w:tcBorders/>
+            <w:tcW w:w="4122" w:type="dxa"/>
+            <w:tcBorders>
+              <w:left w:val="single" w:sz="6" w:space="0" w:color="BFC7D5"/>
+              <w:bottom w:val="single" w:sz="2" w:space="0" w:color="BFC7D5"/>
+              <w:right w:val="single" w:sz="6" w:space="0" w:color="BFC7D5"/>
+            </w:tcBorders>
             <w:vAlign w:val="center"/>
           </w:tcPr>
           <w:p>
@@ -9370,8 +11126,12 @@
         </w:tc>
         <w:tc>
           <w:tcPr>
-            <w:tcW w:w="881" w:type="dxa"/>
-            <w:tcBorders/>
+            <w:tcW w:w="913" w:type="dxa"/>
+            <w:tcBorders>
+              <w:left w:val="single" w:sz="2" w:space="0" w:color="BFC7D5"/>
+              <w:bottom w:val="single" w:sz="2" w:space="0" w:color="BFC7D5"/>
+              <w:right w:val="single" w:sz="6" w:space="0" w:color="BFC7D5"/>
+            </w:tcBorders>
             <w:vAlign w:val="center"/>
           </w:tcPr>
           <w:p>
@@ -9390,8 +11150,12 @@
         </w:tc>
         <w:tc>
           <w:tcPr>
-            <w:tcW w:w="3594" w:type="dxa"/>
-            <w:tcBorders/>
+            <w:tcW w:w="3593" w:type="dxa"/>
+            <w:tcBorders>
+              <w:left w:val="single" w:sz="2" w:space="0" w:color="BFC7D5"/>
+              <w:bottom w:val="single" w:sz="2" w:space="0" w:color="BFC7D5"/>
+              <w:right w:val="single" w:sz="6" w:space="0" w:color="BFC7D5"/>
+            </w:tcBorders>
             <w:vAlign w:val="center"/>
           </w:tcPr>
           <w:p>
@@ -9410,8 +11174,12 @@
         </w:tc>
         <w:tc>
           <w:tcPr>
-            <w:tcW w:w="2728" w:type="dxa"/>
-            <w:tcBorders/>
+            <w:tcW w:w="2711" w:type="dxa"/>
+            <w:tcBorders>
+              <w:left w:val="single" w:sz="2" w:space="0" w:color="BFC7D5"/>
+              <w:bottom w:val="single" w:sz="2" w:space="0" w:color="BFC7D5"/>
+              <w:right w:val="single" w:sz="6" w:space="0" w:color="BFC7D5"/>
+            </w:tcBorders>
             <w:vAlign w:val="center"/>
           </w:tcPr>
           <w:p>
@@ -9437,8 +11205,12 @@
         <w:trPr/>
         <w:tc>
           <w:tcPr>
-            <w:tcW w:w="4136" w:type="dxa"/>
-            <w:tcBorders/>
+            <w:tcW w:w="4122" w:type="dxa"/>
+            <w:tcBorders>
+              <w:left w:val="single" w:sz="6" w:space="0" w:color="BFC7D5"/>
+              <w:bottom w:val="single" w:sz="2" w:space="0" w:color="BFC7D5"/>
+              <w:right w:val="single" w:sz="6" w:space="0" w:color="BFC7D5"/>
+            </w:tcBorders>
             <w:vAlign w:val="center"/>
           </w:tcPr>
           <w:p>
@@ -9457,8 +11229,12 @@
         </w:tc>
         <w:tc>
           <w:tcPr>
-            <w:tcW w:w="881" w:type="dxa"/>
-            <w:tcBorders/>
+            <w:tcW w:w="913" w:type="dxa"/>
+            <w:tcBorders>
+              <w:left w:val="single" w:sz="2" w:space="0" w:color="BFC7D5"/>
+              <w:bottom w:val="single" w:sz="2" w:space="0" w:color="BFC7D5"/>
+              <w:right w:val="single" w:sz="6" w:space="0" w:color="BFC7D5"/>
+            </w:tcBorders>
             <w:vAlign w:val="center"/>
           </w:tcPr>
           <w:p>
@@ -9477,8 +11253,12 @@
         </w:tc>
         <w:tc>
           <w:tcPr>
-            <w:tcW w:w="3594" w:type="dxa"/>
-            <w:tcBorders/>
+            <w:tcW w:w="3593" w:type="dxa"/>
+            <w:tcBorders>
+              <w:left w:val="single" w:sz="2" w:space="0" w:color="BFC7D5"/>
+              <w:bottom w:val="single" w:sz="2" w:space="0" w:color="BFC7D5"/>
+              <w:right w:val="single" w:sz="6" w:space="0" w:color="BFC7D5"/>
+            </w:tcBorders>
             <w:vAlign w:val="center"/>
           </w:tcPr>
           <w:p>
@@ -9499,8 +11279,12 @@
         </w:tc>
         <w:tc>
           <w:tcPr>
-            <w:tcW w:w="2728" w:type="dxa"/>
-            <w:tcBorders/>
+            <w:tcW w:w="2711" w:type="dxa"/>
+            <w:tcBorders>
+              <w:left w:val="single" w:sz="2" w:space="0" w:color="BFC7D5"/>
+              <w:bottom w:val="single" w:sz="2" w:space="0" w:color="BFC7D5"/>
+              <w:right w:val="single" w:sz="6" w:space="0" w:color="BFC7D5"/>
+            </w:tcBorders>
             <w:vAlign w:val="center"/>
           </w:tcPr>
           <w:p>
@@ -9526,8 +11310,12 @@
         <w:trPr/>
         <w:tc>
           <w:tcPr>
-            <w:tcW w:w="4136" w:type="dxa"/>
-            <w:tcBorders/>
+            <w:tcW w:w="4122" w:type="dxa"/>
+            <w:tcBorders>
+              <w:left w:val="single" w:sz="6" w:space="0" w:color="BFC7D5"/>
+              <w:bottom w:val="single" w:sz="2" w:space="0" w:color="BFC7D5"/>
+              <w:right w:val="single" w:sz="6" w:space="0" w:color="BFC7D5"/>
+            </w:tcBorders>
             <w:vAlign w:val="center"/>
           </w:tcPr>
           <w:p>
@@ -9546,8 +11334,12 @@
         </w:tc>
         <w:tc>
           <w:tcPr>
-            <w:tcW w:w="881" w:type="dxa"/>
-            <w:tcBorders/>
+            <w:tcW w:w="913" w:type="dxa"/>
+            <w:tcBorders>
+              <w:left w:val="single" w:sz="2" w:space="0" w:color="BFC7D5"/>
+              <w:bottom w:val="single" w:sz="2" w:space="0" w:color="BFC7D5"/>
+              <w:right w:val="single" w:sz="6" w:space="0" w:color="BFC7D5"/>
+            </w:tcBorders>
             <w:vAlign w:val="center"/>
           </w:tcPr>
           <w:p>
@@ -9566,8 +11358,12 @@
         </w:tc>
         <w:tc>
           <w:tcPr>
-            <w:tcW w:w="3594" w:type="dxa"/>
-            <w:tcBorders/>
+            <w:tcW w:w="3593" w:type="dxa"/>
+            <w:tcBorders>
+              <w:left w:val="single" w:sz="2" w:space="0" w:color="BFC7D5"/>
+              <w:bottom w:val="single" w:sz="2" w:space="0" w:color="BFC7D5"/>
+              <w:right w:val="single" w:sz="6" w:space="0" w:color="BFC7D5"/>
+            </w:tcBorders>
             <w:vAlign w:val="center"/>
           </w:tcPr>
           <w:p>
@@ -9598,8 +11394,12 @@
         </w:tc>
         <w:tc>
           <w:tcPr>
-            <w:tcW w:w="2728" w:type="dxa"/>
-            <w:tcBorders/>
+            <w:tcW w:w="2711" w:type="dxa"/>
+            <w:tcBorders>
+              <w:left w:val="single" w:sz="2" w:space="0" w:color="BFC7D5"/>
+              <w:bottom w:val="single" w:sz="2" w:space="0" w:color="BFC7D5"/>
+              <w:right w:val="single" w:sz="6" w:space="0" w:color="BFC7D5"/>
+            </w:tcBorders>
             <w:vAlign w:val="center"/>
           </w:tcPr>
           <w:p>
@@ -9625,8 +11425,12 @@
         <w:trPr/>
         <w:tc>
           <w:tcPr>
-            <w:tcW w:w="4136" w:type="dxa"/>
-            <w:tcBorders/>
+            <w:tcW w:w="4122" w:type="dxa"/>
+            <w:tcBorders>
+              <w:left w:val="single" w:sz="6" w:space="0" w:color="BFC7D5"/>
+              <w:bottom w:val="single" w:sz="2" w:space="0" w:color="BFC7D5"/>
+              <w:right w:val="single" w:sz="6" w:space="0" w:color="BFC7D5"/>
+            </w:tcBorders>
             <w:vAlign w:val="center"/>
           </w:tcPr>
           <w:p>
@@ -9645,8 +11449,12 @@
         </w:tc>
         <w:tc>
           <w:tcPr>
-            <w:tcW w:w="881" w:type="dxa"/>
-            <w:tcBorders/>
+            <w:tcW w:w="913" w:type="dxa"/>
+            <w:tcBorders>
+              <w:left w:val="single" w:sz="2" w:space="0" w:color="BFC7D5"/>
+              <w:bottom w:val="single" w:sz="2" w:space="0" w:color="BFC7D5"/>
+              <w:right w:val="single" w:sz="6" w:space="0" w:color="BFC7D5"/>
+            </w:tcBorders>
             <w:vAlign w:val="center"/>
           </w:tcPr>
           <w:p>
@@ -9665,8 +11473,12 @@
         </w:tc>
         <w:tc>
           <w:tcPr>
-            <w:tcW w:w="3594" w:type="dxa"/>
-            <w:tcBorders/>
+            <w:tcW w:w="3593" w:type="dxa"/>
+            <w:tcBorders>
+              <w:left w:val="single" w:sz="2" w:space="0" w:color="BFC7D5"/>
+              <w:bottom w:val="single" w:sz="2" w:space="0" w:color="BFC7D5"/>
+              <w:right w:val="single" w:sz="6" w:space="0" w:color="BFC7D5"/>
+            </w:tcBorders>
             <w:vAlign w:val="center"/>
           </w:tcPr>
           <w:p>
@@ -9691,8 +11503,12 @@
         </w:tc>
         <w:tc>
           <w:tcPr>
-            <w:tcW w:w="2728" w:type="dxa"/>
-            <w:tcBorders/>
+            <w:tcW w:w="2711" w:type="dxa"/>
+            <w:tcBorders>
+              <w:left w:val="single" w:sz="2" w:space="0" w:color="BFC7D5"/>
+              <w:bottom w:val="single" w:sz="2" w:space="0" w:color="BFC7D5"/>
+              <w:right w:val="single" w:sz="6" w:space="0" w:color="BFC7D5"/>
+            </w:tcBorders>
             <w:vAlign w:val="center"/>
           </w:tcPr>
           <w:p>
@@ -9720,8 +11536,12 @@
         <w:trPr/>
         <w:tc>
           <w:tcPr>
-            <w:tcW w:w="4136" w:type="dxa"/>
-            <w:tcBorders/>
+            <w:tcW w:w="4122" w:type="dxa"/>
+            <w:tcBorders>
+              <w:left w:val="single" w:sz="6" w:space="0" w:color="BFC7D5"/>
+              <w:bottom w:val="single" w:sz="2" w:space="0" w:color="BFC7D5"/>
+              <w:right w:val="single" w:sz="6" w:space="0" w:color="BFC7D5"/>
+            </w:tcBorders>
             <w:vAlign w:val="center"/>
           </w:tcPr>
           <w:p>
@@ -9740,8 +11560,12 @@
         </w:tc>
         <w:tc>
           <w:tcPr>
-            <w:tcW w:w="881" w:type="dxa"/>
-            <w:tcBorders/>
+            <w:tcW w:w="913" w:type="dxa"/>
+            <w:tcBorders>
+              <w:left w:val="single" w:sz="2" w:space="0" w:color="BFC7D5"/>
+              <w:bottom w:val="single" w:sz="2" w:space="0" w:color="BFC7D5"/>
+              <w:right w:val="single" w:sz="6" w:space="0" w:color="BFC7D5"/>
+            </w:tcBorders>
             <w:vAlign w:val="center"/>
           </w:tcPr>
           <w:p>
@@ -9760,8 +11584,12 @@
         </w:tc>
         <w:tc>
           <w:tcPr>
-            <w:tcW w:w="3594" w:type="dxa"/>
-            <w:tcBorders/>
+            <w:tcW w:w="3593" w:type="dxa"/>
+            <w:tcBorders>
+              <w:left w:val="single" w:sz="2" w:space="0" w:color="BFC7D5"/>
+              <w:bottom w:val="single" w:sz="2" w:space="0" w:color="BFC7D5"/>
+              <w:right w:val="single" w:sz="6" w:space="0" w:color="BFC7D5"/>
+            </w:tcBorders>
             <w:vAlign w:val="center"/>
           </w:tcPr>
           <w:p>
@@ -9780,8 +11608,12 @@
         </w:tc>
         <w:tc>
           <w:tcPr>
-            <w:tcW w:w="2728" w:type="dxa"/>
-            <w:tcBorders/>
+            <w:tcW w:w="2711" w:type="dxa"/>
+            <w:tcBorders>
+              <w:left w:val="single" w:sz="2" w:space="0" w:color="BFC7D5"/>
+              <w:bottom w:val="single" w:sz="2" w:space="0" w:color="BFC7D5"/>
+              <w:right w:val="single" w:sz="6" w:space="0" w:color="BFC7D5"/>
+            </w:tcBorders>
             <w:vAlign w:val="center"/>
           </w:tcPr>
           <w:p>
@@ -9809,8 +11641,12 @@
         <w:trPr/>
         <w:tc>
           <w:tcPr>
-            <w:tcW w:w="4136" w:type="dxa"/>
-            <w:tcBorders/>
+            <w:tcW w:w="4122" w:type="dxa"/>
+            <w:tcBorders>
+              <w:left w:val="single" w:sz="6" w:space="0" w:color="BFC7D5"/>
+              <w:bottom w:val="single" w:sz="6" w:space="0" w:color="BFC7D5"/>
+              <w:right w:val="single" w:sz="6" w:space="0" w:color="BFC7D5"/>
+            </w:tcBorders>
             <w:vAlign w:val="center"/>
           </w:tcPr>
           <w:p>
@@ -9829,8 +11665,12 @@
         </w:tc>
         <w:tc>
           <w:tcPr>
-            <w:tcW w:w="881" w:type="dxa"/>
-            <w:tcBorders/>
+            <w:tcW w:w="913" w:type="dxa"/>
+            <w:tcBorders>
+              <w:left w:val="single" w:sz="2" w:space="0" w:color="BFC7D5"/>
+              <w:bottom w:val="single" w:sz="6" w:space="0" w:color="BFC7D5"/>
+              <w:right w:val="single" w:sz="6" w:space="0" w:color="BFC7D5"/>
+            </w:tcBorders>
             <w:vAlign w:val="center"/>
           </w:tcPr>
           <w:p>
@@ -9849,8 +11689,12 @@
         </w:tc>
         <w:tc>
           <w:tcPr>
-            <w:tcW w:w="3594" w:type="dxa"/>
-            <w:tcBorders/>
+            <w:tcW w:w="3593" w:type="dxa"/>
+            <w:tcBorders>
+              <w:left w:val="single" w:sz="2" w:space="0" w:color="BFC7D5"/>
+              <w:bottom w:val="single" w:sz="6" w:space="0" w:color="BFC7D5"/>
+              <w:right w:val="single" w:sz="6" w:space="0" w:color="BFC7D5"/>
+            </w:tcBorders>
             <w:vAlign w:val="center"/>
           </w:tcPr>
           <w:p>
@@ -9871,8 +11715,12 @@
         </w:tc>
         <w:tc>
           <w:tcPr>
-            <w:tcW w:w="2728" w:type="dxa"/>
-            <w:tcBorders/>
+            <w:tcW w:w="2711" w:type="dxa"/>
+            <w:tcBorders>
+              <w:left w:val="single" w:sz="2" w:space="0" w:color="BFC7D5"/>
+              <w:bottom w:val="single" w:sz="6" w:space="0" w:color="BFC7D5"/>
+              <w:right w:val="single" w:sz="6" w:space="0" w:color="BFC7D5"/>
+            </w:tcBorders>
             <w:vAlign w:val="center"/>
           </w:tcPr>
           <w:p>
